--- a/Individuals/p2510864-ChinGuanChung-CA2_Individual.docx
+++ b/Individuals/p2510864-ChinGuanChung-CA2_Individual.docx
@@ -1,6 +1,6 @@
 
 <file path=word/document.xml><?xml version="1.0" encoding="utf-8"?>
-<w:document xmlns:wpc="http://schemas.microsoft.com/office/word/2010/wordprocessingCanvas" xmlns:cx="http://schemas.microsoft.com/office/drawing/2014/chartex" xmlns:cx1="http://schemas.microsoft.com/office/drawing/2015/9/8/chartex" xmlns:cx2="http://schemas.microsoft.com/office/drawing/2015/10/21/chartex" xmlns:cx3="http://schemas.microsoft.com/office/drawing/2016/5/9/chartex" xmlns:cx4="http://schemas.microsoft.com/office/drawing/2016/5/10/chartex" xmlns:cx5="http://schemas.microsoft.com/office/drawing/2016/5/11/chartex" xmlns:cx6="http://schemas.microsoft.com/office/drawing/2016/5/12/chartex" xmlns:cx7="http://schemas.microsoft.com/office/drawing/2016/5/13/chartex" xmlns:cx8="http://schemas.microsoft.com/office/drawing/2016/5/14/chartex" xmlns:mc="http://schemas.openxmlformats.org/markup-compatibility/2006" xmlns:aink="http://schemas.microsoft.com/office/drawing/2016/ink" xmlns:am3d="http://schemas.microsoft.com/office/drawing/2017/model3d" xmlns:o="urn:schemas-microsoft-com:office:office" xmlns:oel="http://schemas.microsoft.com/office/2019/extlst" xmlns:r="http://schemas.openxmlformats.org/officeDocument/2006/relationships" xmlns:m="http://schemas.openxmlformats.org/officeDocument/2006/math" xmlns:v="urn:schemas-microsoft-com:vml" xmlns:wp14="http://schemas.microsoft.com/office/word/2010/wordprocessingDrawing" xmlns:wp="http://schemas.openxmlformats.org/drawingml/2006/wordprocessingDrawing" xmlns:w10="urn:schemas-microsoft-com:office:word" xmlns:w="http://schemas.openxmlformats.org/wordprocessingml/2006/main" xmlns:w14="http://schemas.microsoft.com/office/word/2010/wordml" xmlns:w15="http://schemas.microsoft.com/office/word/2012/wordml" xmlns:w16cex="http://schemas.microsoft.com/office/word/2018/wordml/cex" xmlns:w16cid="http://schemas.microsoft.com/office/word/2016/wordml/cid" xmlns:w16="http://schemas.microsoft.com/office/word/2018/wordml" xmlns:w16sdtdh="http://schemas.microsoft.com/office/word/2020/wordml/sdtdatahash" xmlns:w16se="http://schemas.microsoft.com/office/word/2015/wordml/symex" xmlns:wpg="http://schemas.microsoft.com/office/word/2010/wordprocessingGroup" xmlns:wpi="http://schemas.microsoft.com/office/word/2010/wordprocessingInk" xmlns:wne="http://schemas.microsoft.com/office/word/2006/wordml" xmlns:wps="http://schemas.microsoft.com/office/word/2010/wordprocessingShape" mc:Ignorable="w14 w15 w16se w16cid w16 w16cex w16sdtdh wp14">
+<w:document xmlns:wpc="http://schemas.microsoft.com/office/word/2010/wordprocessingCanvas" xmlns:cx="http://schemas.microsoft.com/office/drawing/2014/chartex" xmlns:cx1="http://schemas.microsoft.com/office/drawing/2015/9/8/chartex" xmlns:cx2="http://schemas.microsoft.com/office/drawing/2015/10/21/chartex" xmlns:cx3="http://schemas.microsoft.com/office/drawing/2016/5/9/chartex" xmlns:cx4="http://schemas.microsoft.com/office/drawing/2016/5/10/chartex" xmlns:cx5="http://schemas.microsoft.com/office/drawing/2016/5/11/chartex" xmlns:cx6="http://schemas.microsoft.com/office/drawing/2016/5/12/chartex" xmlns:cx7="http://schemas.microsoft.com/office/drawing/2016/5/13/chartex" xmlns:cx8="http://schemas.microsoft.com/office/drawing/2016/5/14/chartex" xmlns:mc="http://schemas.openxmlformats.org/markup-compatibility/2006" xmlns:aink="http://schemas.microsoft.com/office/drawing/2016/ink" xmlns:am3d="http://schemas.microsoft.com/office/drawing/2017/model3d" xmlns:o="urn:schemas-microsoft-com:office:office" xmlns:oel="http://schemas.microsoft.com/office/2019/extlst" xmlns:r="http://schemas.openxmlformats.org/officeDocument/2006/relationships" xmlns:m="http://schemas.openxmlformats.org/officeDocument/2006/math" xmlns:v="urn:schemas-microsoft-com:vml" xmlns:wp14="http://schemas.microsoft.com/office/word/2010/wordprocessingDrawing" xmlns:wp="http://schemas.openxmlformats.org/drawingml/2006/wordprocessingDrawing" xmlns:w10="urn:schemas-microsoft-com:office:word" xmlns:w="http://schemas.openxmlformats.org/wordprocessingml/2006/main" xmlns:w14="http://schemas.microsoft.com/office/word/2010/wordml" xmlns:w15="http://schemas.microsoft.com/office/word/2012/wordml" xmlns:w16cei="http://schemas.microsoft.com/office/word/2026/wordml/cei" xmlns:w16cex="http://schemas.microsoft.com/office/word/2018/wordml/cex" xmlns:w16cid="http://schemas.microsoft.com/office/word/2016/wordml/cid" xmlns:w16="http://schemas.microsoft.com/office/word/2018/wordml" xmlns:w16du="http://schemas.microsoft.com/office/word/2023/wordml/word16du" xmlns:w16sdtdh="http://schemas.microsoft.com/office/word/2020/wordml/sdtdatahash" xmlns:w16sdtfl="http://schemas.microsoft.com/office/word/2024/wordml/sdtformatlock" xmlns:w16se="http://schemas.microsoft.com/office/word/2015/wordml/symex" xmlns:wpg="http://schemas.microsoft.com/office/word/2010/wordprocessingGroup" xmlns:wpi="http://schemas.microsoft.com/office/word/2010/wordprocessingInk" xmlns:wne="http://schemas.microsoft.com/office/word/2006/wordml" xmlns:wps="http://schemas.microsoft.com/office/word/2010/wordprocessingShape" mc:Ignorable="w14 w15 w16se w16cid w16 w16cex w16sdtdh w16sdtfl w16du wp14">
   <w:body>
     <w:p>
       <w:pPr>
@@ -88,7 +88,7 @@
               </wp:anchor>
             </w:drawing>
           </mc:Choice>
-          <mc:Fallback xmlns:w16du="http://schemas.microsoft.com/office/word/2023/wordml/word16du" xmlns:w16sdtfl="http://schemas.microsoft.com/office/word/2024/wordml/sdtformatlock">
+          <mc:Fallback>
             <w:pict>
               <v:rect w14:anchorId="442B718D" id="Rectangle 4" o:spid="_x0000_s1026" style="position:absolute;margin-left:-27.75pt;margin-top:-18.75pt;width:49.8pt;height:774.75pt;z-index:-251658240;visibility:visible;mso-wrap-style:square;mso-width-percent:0;mso-height-percent:0;mso-wrap-distance-left:9pt;mso-wrap-distance-top:0;mso-wrap-distance-right:9pt;mso-wrap-distance-bottom:0;mso-position-horizontal:absolute;mso-position-horizontal-relative:text;mso-position-vertical:absolute;mso-position-vertical-relative:text;mso-width-percent:0;mso-height-percent:0;mso-width-relative:margin;mso-height-relative:margin;v-text-anchor:middle" o:gfxdata="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" fillcolor="#92d050" stroked="f" strokeweight="2pt"/>
             </w:pict>
@@ -267,7 +267,7 @@
               </wp:anchor>
             </w:drawing>
           </mc:Choice>
-          <mc:Fallback xmlns:w16du="http://schemas.microsoft.com/office/word/2023/wordml/word16du" xmlns:w16sdtfl="http://schemas.microsoft.com/office/word/2024/wordml/sdtformatlock">
+          <mc:Fallback>
             <w:pict>
               <v:shapetype w14:anchorId="314475A8" id="_x0000_t202" coordsize="21600,21600" o:spt="202" path="m,l,21600r21600,l21600,xe">
                 <v:stroke joinstyle="miter"/>
@@ -771,11 +771,7 @@
               </mc:Choice>
               <mc:Fallback>
                 <w:pict>
-                  <v:shapetype w14:anchorId="3D62382C" id="_x0000_t202" coordsize="21600,21600" o:spt="202" path="m,l,21600r21600,l21600,xe">
-                    <v:stroke joinstyle="miter"/>
-                    <v:path gradientshapeok="t" o:connecttype="rect"/>
-                  </v:shapetype>
-                  <v:shape id="Text Box 39" o:spid="_x0000_s1027" type="#_x0000_t202" style="position:absolute;margin-left:172.5pt;margin-top:156.75pt;width:367.35pt;height:230.25pt;z-index:251658243;visibility:visible;mso-wrap-style:square;mso-width-percent:0;mso-height-percent:0;mso-wrap-distance-left:9pt;mso-wrap-distance-top:0;mso-wrap-distance-right:9pt;mso-wrap-distance-bottom:0;mso-position-horizontal:absolute;mso-position-horizontal-relative:page;mso-position-vertical:absolute;mso-position-vertical-relative:page;mso-width-percent:0;mso-height-percent:0;mso-width-relative:page;mso-height-relative:margin;v-text-anchor:top" o:gfxdata="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" filled="f" stroked="f" strokeweight=".5pt">
+                  <v:shape w14:anchorId="3D62382C" id="Text Box 39" o:spid="_x0000_s1027" type="#_x0000_t202" style="position:absolute;margin-left:172.5pt;margin-top:156.75pt;width:367.35pt;height:230.25pt;z-index:251658243;visibility:visible;mso-wrap-style:square;mso-width-percent:0;mso-height-percent:0;mso-wrap-distance-left:9pt;mso-wrap-distance-top:0;mso-wrap-distance-right:9pt;mso-wrap-distance-bottom:0;mso-position-horizontal:absolute;mso-position-horizontal-relative:page;mso-position-vertical:absolute;mso-position-vertical-relative:page;mso-width-percent:0;mso-height-percent:0;mso-width-relative:page;mso-height-relative:margin;v-text-anchor:top" o:gfxdata="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" filled="f" stroked="f" strokeweight=".5pt">
                     <v:textbox inset="0,0,0,0">
                       <w:txbxContent>
                         <w:p>
@@ -1172,7 +1168,7 @@
                   </wp:anchor>
                 </w:drawing>
               </mc:Choice>
-              <mc:Fallback xmlns:w16du="http://schemas.microsoft.com/office/word/2023/wordml/word16du" xmlns:w16sdtfl="http://schemas.microsoft.com/office/word/2024/wordml/sdtformatlock">
+              <mc:Fallback>
                 <w:pict>
                   <v:shapetype w14:anchorId="48561284" id="_x0000_t15" coordsize="21600,21600" o:spt="15" adj="16200" path="m@0,l,,,21600@0,21600,21600,10800xe">
                     <v:stroke joinstyle="miter"/>
@@ -1373,7 +1369,7 @@
                                     <w:sz w:val="32"/>
                                     <w:lang w:val="en-SG"/>
                                   </w:rPr>
-                                  <w:t xml:space="preserve">Name:                 Chin Guan Chung</w:t>
+                                  <w:t>Name:                 Chin Guan Chung</w:t>
                                 </w:r>
                                 <w:r>
                                   <w:rPr>
@@ -1431,7 +1427,7 @@
                                     <w:sz w:val="32"/>
                                     <w:lang w:val="en-SG"/>
                                   </w:rPr>
-                                  <w:t xml:space="preserve">Student ID:         p2510864</w:t>
+                                  <w:t>Student ID:         p2510864</w:t>
                                 </w:r>
                                 <w:r>
                                   <w:rPr>
@@ -1616,7 +1612,7 @@
                               <w:sz w:val="32"/>
                               <w:lang w:val="en-SG"/>
                             </w:rPr>
-                            <w:t xml:space="preserve">Name:                 Chin Guan Chung</w:t>
+                            <w:t>Name:                 Chin Guan Chung</w:t>
                           </w:r>
                           <w:r>
                             <w:rPr>
@@ -1674,7 +1670,7 @@
                               <w:sz w:val="32"/>
                               <w:lang w:val="en-SG"/>
                             </w:rPr>
-                            <w:t xml:space="preserve">Student ID:         p2510864</w:t>
+                            <w:t>Student ID:         p2510864</w:t>
                           </w:r>
                           <w:r>
                             <w:rPr>
@@ -1738,20 +1734,19 @@
     <w:p>
       <w:pPr>
         <w:pStyle w:val="ListParagraph"/>
-        <w:widowControl/>
         <w:numPr>
           <w:ilvl w:val="0"/>
           <w:numId w:val="45"/>
         </w:numPr>
-        <w:spacing w:before="0" w:after="80" w:line="240" w:lineRule="auto"/>
+        <w:spacing w:after="80" w:line="240" w:lineRule="auto"/>
       </w:pPr>
       <w:r>
         <w:rPr>
-          <w:rFonts w:ascii="Carlito" w:hAnsi="Carlito" w:eastAsia="Carlito"/>
-          <w:b w:val="0"/>
+          <w:rFonts w:ascii="Carlito" w:eastAsia="Carlito" w:hAnsi="Carlito"/>
           <w:color w:val="252525"/>
           <w:sz w:val="21"/>
         </w:rPr>
+        <w:lastRenderedPageBreak/>
         <w:t>i) Paste the SQL statement used to extract the Book collection data from the OLTP tables.</w:t>
       </w:r>
     </w:p>
@@ -1760,9 +1755,6 @@
         <w:tblStyle w:val="TableGrid"/>
         <w:tblW w:w="0" w:type="auto"/>
         <w:jc w:val="center"/>
-        <w:tblInd w:w="720" w:type="dxa"/>
-        <w:tblLayout w:type="fixed"/>
-        <w:tblLook w:val="04A0" w:firstRow="1" w:lastRow="0" w:firstColumn="1" w:lastColumn="0" w:noHBand="0" w:noVBand="1"/>
         <w:tblBorders>
           <w:top w:val="single" w:sz="6" w:space="0" w:color="7F7F7F"/>
           <w:left w:val="single" w:sz="6" w:space="0" w:color="7F7F7F"/>
@@ -1771,45 +1763,46 @@
           <w:insideH w:val="single" w:sz="6" w:space="0" w:color="7F7F7F"/>
           <w:insideV w:val="single" w:sz="6" w:space="0" w:color="7F7F7F"/>
         </w:tblBorders>
+        <w:tblLayout w:type="fixed"/>
+        <w:tblLook w:val="04A0" w:firstRow="1" w:lastRow="0" w:firstColumn="1" w:lastColumn="0" w:noHBand="0" w:noVBand="1"/>
       </w:tblPr>
       <w:tblGrid>
-        <w:gridCol w:w="2335"/>
-        <w:gridCol w:w="6684"/>
+        <w:gridCol w:w="1224"/>
+        <w:gridCol w:w="8712"/>
       </w:tblGrid>
       <w:tr>
         <w:trPr>
-          <w:tblHeader w:val="true"/>
           <w:cantSplit/>
+          <w:tblHeader/>
+          <w:jc w:val="center"/>
         </w:trPr>
         <w:tc>
           <w:tcPr>
             <w:tcW w:w="1224" w:type="dxa"/>
-            <w:shd w:fill="4B2A63" w:val="clear"/>
+            <w:tcBorders>
+              <w:top w:val="single" w:sz="5" w:space="0" w:color="8D7B9B"/>
+              <w:left w:val="single" w:sz="5" w:space="0" w:color="8D7B9B"/>
+              <w:bottom w:val="single" w:sz="5" w:space="0" w:color="8D7B9B"/>
+              <w:right w:val="single" w:sz="5" w:space="0" w:color="8D7B9B"/>
+            </w:tcBorders>
+            <w:shd w:val="clear" w:color="auto" w:fill="4B2A63"/>
             <w:tcMar>
               <w:top w:w="70" w:type="dxa"/>
-              <w:start w:w="90" w:type="dxa"/>
+              <w:left w:w="90" w:type="dxa"/>
               <w:bottom w:w="70" w:type="dxa"/>
-              <w:end w:w="90" w:type="dxa"/>
+              <w:right w:w="90" w:type="dxa"/>
             </w:tcMar>
             <w:vAlign w:val="center"/>
-            <w:tcBorders>
-              <w:top w:val="single" w:sz="5" w:color="8D7B9B"/>
-              <w:bottom w:val="single" w:sz="5" w:color="8D7B9B"/>
-              <w:start w:val="single" w:sz="5" w:color="8D7B9B"/>
-              <w:end w:val="single" w:sz="5" w:color="8D7B9B"/>
-            </w:tcBorders>
           </w:tcPr>
           <w:p>
             <w:pPr>
-              <w:spacing w:before="0" w:after="0" w:line="240" w:lineRule="auto"/>
+              <w:spacing w:after="0" w:line="240" w:lineRule="auto"/>
               <w:jc w:val="center"/>
             </w:pPr>
-            <w:r/>
-            <w:r>
-              <w:rPr>
-                <w:rFonts w:ascii="Carlito" w:hAnsi="Carlito" w:eastAsia="Carlito"/>
+            <w:r>
+              <w:rPr>
+                <w:rFonts w:ascii="Carlito" w:eastAsia="Carlito" w:hAnsi="Carlito"/>
                 <w:b/>
-                <w:i w:val="0"/>
                 <w:color w:val="FFFFFF"/>
                 <w:sz w:val="18"/>
               </w:rPr>
@@ -1820,32 +1813,30 @@
         <w:tc>
           <w:tcPr>
             <w:tcW w:w="8712" w:type="dxa"/>
-            <w:shd w:fill="4B2A63" w:val="clear"/>
+            <w:tcBorders>
+              <w:top w:val="single" w:sz="5" w:space="0" w:color="8D7B9B"/>
+              <w:left w:val="single" w:sz="5" w:space="0" w:color="8D7B9B"/>
+              <w:bottom w:val="single" w:sz="5" w:space="0" w:color="8D7B9B"/>
+              <w:right w:val="single" w:sz="5" w:space="0" w:color="8D7B9B"/>
+            </w:tcBorders>
+            <w:shd w:val="clear" w:color="auto" w:fill="4B2A63"/>
             <w:tcMar>
               <w:top w:w="70" w:type="dxa"/>
-              <w:start w:w="90" w:type="dxa"/>
+              <w:left w:w="90" w:type="dxa"/>
               <w:bottom w:w="70" w:type="dxa"/>
-              <w:end w:w="90" w:type="dxa"/>
+              <w:right w:w="90" w:type="dxa"/>
             </w:tcMar>
             <w:vAlign w:val="center"/>
-            <w:tcBorders>
-              <w:top w:val="single" w:sz="5" w:color="8D7B9B"/>
-              <w:bottom w:val="single" w:sz="5" w:color="8D7B9B"/>
-              <w:start w:val="single" w:sz="5" w:color="8D7B9B"/>
-              <w:end w:val="single" w:sz="5" w:color="8D7B9B"/>
-            </w:tcBorders>
           </w:tcPr>
           <w:p>
             <w:pPr>
-              <w:spacing w:before="0" w:after="0" w:line="240" w:lineRule="auto"/>
+              <w:spacing w:after="0" w:line="240" w:lineRule="auto"/>
               <w:jc w:val="center"/>
             </w:pPr>
-            <w:r/>
-            <w:r>
-              <w:rPr>
-                <w:rFonts w:ascii="Carlito" w:hAnsi="Carlito" w:eastAsia="Carlito"/>
+            <w:r>
+              <w:rPr>
+                <w:rFonts w:ascii="Carlito" w:eastAsia="Carlito" w:hAnsi="Carlito"/>
                 <w:b/>
-                <w:i w:val="0"/>
                 <w:color w:val="FFFFFF"/>
                 <w:sz w:val="18"/>
               </w:rPr>
@@ -1857,37 +1848,34 @@
       <w:tr>
         <w:trPr>
           <w:cantSplit/>
-          <w:cantSplit/>
+          <w:jc w:val="center"/>
         </w:trPr>
         <w:tc>
           <w:tcPr>
             <w:tcW w:w="1224" w:type="dxa"/>
-            <w:shd w:fill="EFEAF5"/>
+            <w:tcBorders>
+              <w:top w:val="single" w:sz="5" w:space="0" w:color="8D7B9B"/>
+              <w:left w:val="single" w:sz="5" w:space="0" w:color="8D7B9B"/>
+              <w:bottom w:val="single" w:sz="5" w:space="0" w:color="8D7B9B"/>
+              <w:right w:val="single" w:sz="5" w:space="0" w:color="8D7B9B"/>
+            </w:tcBorders>
+            <w:shd w:val="clear" w:color="auto" w:fill="EFEAF5"/>
             <w:tcMar>
               <w:top w:w="70" w:type="dxa"/>
-              <w:start w:w="90" w:type="dxa"/>
+              <w:left w:w="90" w:type="dxa"/>
               <w:bottom w:w="70" w:type="dxa"/>
-              <w:end w:w="90" w:type="dxa"/>
+              <w:right w:w="90" w:type="dxa"/>
             </w:tcMar>
             <w:vAlign w:val="center"/>
-            <w:tcBorders>
-              <w:top w:val="single" w:sz="5" w:color="8D7B9B"/>
-              <w:bottom w:val="single" w:sz="5" w:color="8D7B9B"/>
-              <w:start w:val="single" w:sz="5" w:color="8D7B9B"/>
-              <w:end w:val="single" w:sz="5" w:color="8D7B9B"/>
-            </w:tcBorders>
           </w:tcPr>
           <w:p>
             <w:pPr>
-              <w:spacing w:before="0" w:after="0" w:line="240" w:lineRule="auto"/>
+              <w:spacing w:after="0" w:line="240" w:lineRule="auto"/>
               <w:jc w:val="center"/>
             </w:pPr>
-            <w:r/>
-            <w:r>
-              <w:rPr>
-                <w:rFonts w:ascii="Carlito" w:hAnsi="Carlito" w:eastAsia="Carlito"/>
-                <w:b w:val="0"/>
-                <w:i w:val="0"/>
+            <w:r>
+              <w:rPr>
+                <w:rFonts w:ascii="Carlito" w:eastAsia="Carlito" w:hAnsi="Carlito"/>
                 <w:color w:val="252525"/>
                 <w:sz w:val="18"/>
               </w:rPr>
@@ -1898,32 +1886,28 @@
         <w:tc>
           <w:tcPr>
             <w:tcW w:w="8712" w:type="dxa"/>
+            <w:tcBorders>
+              <w:top w:val="single" w:sz="5" w:space="0" w:color="8D7B9B"/>
+              <w:left w:val="single" w:sz="5" w:space="0" w:color="8D7B9B"/>
+              <w:bottom w:val="single" w:sz="5" w:space="0" w:color="8D7B9B"/>
+              <w:right w:val="single" w:sz="5" w:space="0" w:color="8D7B9B"/>
+            </w:tcBorders>
+            <w:shd w:val="clear" w:color="auto" w:fill="F2ECF7"/>
             <w:tcMar>
               <w:top w:w="70" w:type="dxa"/>
-              <w:start w:w="90" w:type="dxa"/>
+              <w:left w:w="90" w:type="dxa"/>
               <w:bottom w:w="70" w:type="dxa"/>
-              <w:end w:w="90" w:type="dxa"/>
+              <w:right w:w="90" w:type="dxa"/>
             </w:tcMar>
             <w:vAlign w:val="center"/>
-            <w:shd w:fill="F2ECF7" w:val="clear"/>
-            <w:tcBorders>
-              <w:top w:val="single" w:sz="5" w:color="8D7B9B"/>
-              <w:bottom w:val="single" w:sz="5" w:color="8D7B9B"/>
-              <w:start w:val="single" w:sz="5" w:color="8D7B9B"/>
-              <w:end w:val="single" w:sz="5" w:color="8D7B9B"/>
-            </w:tcBorders>
           </w:tcPr>
           <w:p>
             <w:pPr>
-              <w:spacing w:before="0" w:after="0" w:line="221" w:lineRule="auto"/>
-              <w:jc w:val="left"/>
+              <w:spacing w:after="0" w:line="221" w:lineRule="auto"/>
             </w:pPr>
-            <w:r/>
-            <w:r>
-              <w:rPr>
-                <w:rFonts w:ascii="Liberation Mono" w:hAnsi="Liberation Mono" w:eastAsia="Liberation Mono"/>
-                <w:b w:val="0"/>
-                <w:i w:val="0"/>
+            <w:r>
+              <w:rPr>
+                <w:rFonts w:ascii="Liberation Mono" w:eastAsia="Liberation Mono" w:hAnsi="Liberation Mono"/>
                 <w:color w:val="252525"/>
                 <w:sz w:val="14"/>
               </w:rPr>
@@ -1933,399 +1917,330 @@
               <w:br/>
             </w:r>
             <w:r>
-              <w:rPr>
-                <w:rFonts w:ascii="Liberation Mono" w:hAnsi="Liberation Mono" w:eastAsia="Liberation Mono"/>
-                <w:b w:val="0"/>
-                <w:i w:val="0"/>
+              <w:br/>
+            </w:r>
+            <w:r>
+              <w:rPr>
+                <w:rFonts w:ascii="Liberation Mono" w:eastAsia="Liberation Mono" w:hAnsi="Liberation Mono"/>
                 <w:color w:val="252525"/>
                 <w:sz w:val="14"/>
               </w:rPr>
+              <w:t>SELECT</w:t>
             </w:r>
             <w:r>
               <w:br/>
             </w:r>
             <w:r>
               <w:rPr>
-                <w:rFonts w:ascii="Liberation Mono" w:hAnsi="Liberation Mono" w:eastAsia="Liberation Mono"/>
-                <w:b w:val="0"/>
-                <w:i w:val="0"/>
+                <w:rFonts w:ascii="Liberation Mono" w:eastAsia="Liberation Mono" w:hAnsi="Liberation Mono"/>
                 <w:color w:val="252525"/>
                 <w:sz w:val="14"/>
               </w:rPr>
-              <w:t>SELECT</w:t>
+              <w:t xml:space="preserve">    b.BookID AS bookId,</w:t>
             </w:r>
             <w:r>
               <w:br/>
             </w:r>
             <w:r>
               <w:rPr>
-                <w:rFonts w:ascii="Liberation Mono" w:hAnsi="Liberation Mono" w:eastAsia="Liberation Mono"/>
-                <w:b w:val="0"/>
-                <w:i w:val="0"/>
+                <w:rFonts w:ascii="Liberation Mono" w:eastAsia="Liberation Mono" w:hAnsi="Liberation Mono"/>
                 <w:color w:val="252525"/>
                 <w:sz w:val="14"/>
               </w:rPr>
-              <w:t xml:space="preserve">    b.BookID AS bookId,</w:t>
+              <w:t xml:space="preserve">    b.Title AS title,</w:t>
             </w:r>
             <w:r>
               <w:br/>
             </w:r>
             <w:r>
               <w:rPr>
-                <w:rFonts w:ascii="Liberation Mono" w:hAnsi="Liberation Mono" w:eastAsia="Liberation Mono"/>
-                <w:b w:val="0"/>
-                <w:i w:val="0"/>
+                <w:rFonts w:ascii="Liberation Mono" w:eastAsia="Liberation Mono" w:hAnsi="Liberation Mono"/>
                 <w:color w:val="252525"/>
                 <w:sz w:val="14"/>
               </w:rPr>
-              <w:t xml:space="preserve">    b.Title AS title,</w:t>
+              <w:t xml:space="preserve">    b.Author AS author,</w:t>
             </w:r>
             <w:r>
               <w:br/>
             </w:r>
             <w:r>
               <w:rPr>
-                <w:rFonts w:ascii="Liberation Mono" w:hAnsi="Liberation Mono" w:eastAsia="Liberation Mono"/>
-                <w:b w:val="0"/>
-                <w:i w:val="0"/>
+                <w:rFonts w:ascii="Liberation Mono" w:eastAsia="Liberation Mono" w:hAnsi="Liberation Mono"/>
                 <w:color w:val="252525"/>
                 <w:sz w:val="14"/>
               </w:rPr>
-              <w:t xml:space="preserve">    b.Author AS author,</w:t>
+              <w:t xml:space="preserve">    b.Genre AS genre,</w:t>
             </w:r>
             <w:r>
               <w:br/>
             </w:r>
             <w:r>
               <w:rPr>
-                <w:rFonts w:ascii="Liberation Mono" w:hAnsi="Liberation Mono" w:eastAsia="Liberation Mono"/>
-                <w:b w:val="0"/>
-                <w:i w:val="0"/>
+                <w:rFonts w:ascii="Liberation Mono" w:eastAsia="Liberation Mono" w:hAnsi="Liberation Mono"/>
                 <w:color w:val="252525"/>
                 <w:sz w:val="14"/>
               </w:rPr>
-              <w:t xml:space="preserve">    b.Genre AS genre,</w:t>
+              <w:t xml:space="preserve">    mt.TierName AS minimumMembershipTier,</w:t>
             </w:r>
             <w:r>
               <w:br/>
             </w:r>
             <w:r>
               <w:rPr>
-                <w:rFonts w:ascii="Liberation Mono" w:hAnsi="Liberation Mono" w:eastAsia="Liberation Mono"/>
-                <w:b w:val="0"/>
-                <w:i w:val="0"/>
+                <w:rFonts w:ascii="Liberation Mono" w:eastAsia="Liberation Mono" w:hAnsi="Liberation Mono"/>
                 <w:color w:val="252525"/>
                 <w:sz w:val="14"/>
               </w:rPr>
-              <w:t xml:space="preserve">    mt.TierName AS minimumMembershipTier,</w:t>
+              <w:t xml:space="preserve">    COALESCE(c.totalCopies, 0) AS totalCopies,</w:t>
             </w:r>
             <w:r>
               <w:br/>
             </w:r>
             <w:r>
               <w:rPr>
-                <w:rFonts w:ascii="Liberation Mono" w:hAnsi="Liberation Mono" w:eastAsia="Liberation Mono"/>
-                <w:b w:val="0"/>
-                <w:i w:val="0"/>
+                <w:rFonts w:ascii="Liberation Mono" w:eastAsia="Liberation Mono" w:hAnsi="Liberation Mono"/>
                 <w:color w:val="252525"/>
                 <w:sz w:val="14"/>
               </w:rPr>
-              <w:t xml:space="preserve">    COALESCE(c.totalCopies, 0) AS totalCopies,</w:t>
+              <w:t xml:space="preserve">    COALESCE(c.lostCopies, 0) AS lostCopies,</w:t>
             </w:r>
             <w:r>
               <w:br/>
             </w:r>
             <w:r>
               <w:rPr>
-                <w:rFonts w:ascii="Liberation Mono" w:hAnsi="Liberation Mono" w:eastAsia="Liberation Mono"/>
-                <w:b w:val="0"/>
-                <w:i w:val="0"/>
+                <w:rFonts w:ascii="Liberation Mono" w:eastAsia="Liberation Mono" w:hAnsi="Liberation Mono"/>
                 <w:color w:val="252525"/>
                 <w:sz w:val="14"/>
               </w:rPr>
-              <w:t xml:space="preserve">    COALESCE(c.lostCopies, 0) AS lostCopies,</w:t>
+              <w:t xml:space="preserve">    COALESCE(l.totalLoanTransactions, 0) AS totalLoanTransactions</w:t>
             </w:r>
             <w:r>
               <w:br/>
             </w:r>
             <w:r>
               <w:rPr>
-                <w:rFonts w:ascii="Liberation Mono" w:hAnsi="Liberation Mono" w:eastAsia="Liberation Mono"/>
-                <w:b w:val="0"/>
-                <w:i w:val="0"/>
+                <w:rFonts w:ascii="Liberation Mono" w:eastAsia="Liberation Mono" w:hAnsi="Liberation Mono"/>
                 <w:color w:val="252525"/>
                 <w:sz w:val="14"/>
               </w:rPr>
-              <w:t xml:space="preserve">    COALESCE(l.totalLoanTransactions, 0) AS totalLoanTransactions</w:t>
+              <w:t>FROM Book AS b</w:t>
             </w:r>
             <w:r>
               <w:br/>
             </w:r>
             <w:r>
               <w:rPr>
-                <w:rFonts w:ascii="Liberation Mono" w:hAnsi="Liberation Mono" w:eastAsia="Liberation Mono"/>
-                <w:b w:val="0"/>
-                <w:i w:val="0"/>
+                <w:rFonts w:ascii="Liberation Mono" w:eastAsia="Liberation Mono" w:hAnsi="Liberation Mono"/>
                 <w:color w:val="252525"/>
                 <w:sz w:val="14"/>
               </w:rPr>
-              <w:t>FROM Book AS b</w:t>
+              <w:t>JOIN MembershipTier AS mt</w:t>
             </w:r>
             <w:r>
               <w:br/>
             </w:r>
             <w:r>
               <w:rPr>
-                <w:rFonts w:ascii="Liberation Mono" w:hAnsi="Liberation Mono" w:eastAsia="Liberation Mono"/>
-                <w:b w:val="0"/>
-                <w:i w:val="0"/>
+                <w:rFonts w:ascii="Liberation Mono" w:eastAsia="Liberation Mono" w:hAnsi="Liberation Mono"/>
                 <w:color w:val="252525"/>
                 <w:sz w:val="14"/>
               </w:rPr>
-              <w:t>JOIN MembershipTier AS mt</w:t>
+              <w:t xml:space="preserve">  ON mt.TierID = b.MinTierID</w:t>
             </w:r>
             <w:r>
               <w:br/>
             </w:r>
             <w:r>
               <w:rPr>
-                <w:rFonts w:ascii="Liberation Mono" w:hAnsi="Liberation Mono" w:eastAsia="Liberation Mono"/>
-                <w:b w:val="0"/>
-                <w:i w:val="0"/>
+                <w:rFonts w:ascii="Liberation Mono" w:eastAsia="Liberation Mono" w:hAnsi="Liberation Mono"/>
                 <w:color w:val="252525"/>
                 <w:sz w:val="14"/>
               </w:rPr>
-              <w:t xml:space="preserve">  ON mt.TierID = b.MinTierID</w:t>
+              <w:t>LEFT JOIN (</w:t>
             </w:r>
             <w:r>
               <w:br/>
             </w:r>
             <w:r>
               <w:rPr>
-                <w:rFonts w:ascii="Liberation Mono" w:hAnsi="Liberation Mono" w:eastAsia="Liberation Mono"/>
-                <w:b w:val="0"/>
-                <w:i w:val="0"/>
+                <w:rFonts w:ascii="Liberation Mono" w:eastAsia="Liberation Mono" w:hAnsi="Liberation Mono"/>
                 <w:color w:val="252525"/>
                 <w:sz w:val="14"/>
               </w:rPr>
-              <w:t>LEFT JOIN (</w:t>
+              <w:t xml:space="preserve">    SELECT</w:t>
             </w:r>
             <w:r>
               <w:br/>
             </w:r>
             <w:r>
               <w:rPr>
-                <w:rFonts w:ascii="Liberation Mono" w:hAnsi="Liberation Mono" w:eastAsia="Liberation Mono"/>
-                <w:b w:val="0"/>
-                <w:i w:val="0"/>
+                <w:rFonts w:ascii="Liberation Mono" w:eastAsia="Liberation Mono" w:hAnsi="Liberation Mono"/>
                 <w:color w:val="252525"/>
                 <w:sz w:val="14"/>
               </w:rPr>
-              <w:t xml:space="preserve">    SELECT</w:t>
+              <w:t xml:space="preserve">        BookID,</w:t>
             </w:r>
             <w:r>
               <w:br/>
             </w:r>
             <w:r>
               <w:rPr>
-                <w:rFonts w:ascii="Liberation Mono" w:hAnsi="Liberation Mono" w:eastAsia="Liberation Mono"/>
-                <w:b w:val="0"/>
-                <w:i w:val="0"/>
+                <w:rFonts w:ascii="Liberation Mono" w:eastAsia="Liberation Mono" w:hAnsi="Liberation Mono"/>
                 <w:color w:val="252525"/>
                 <w:sz w:val="14"/>
               </w:rPr>
-              <w:t xml:space="preserve">        BookID,</w:t>
+              <w:t xml:space="preserve">        COUNT(*) AS totalCopies,</w:t>
             </w:r>
             <w:r>
               <w:br/>
             </w:r>
             <w:r>
               <w:rPr>
-                <w:rFonts w:ascii="Liberation Mono" w:hAnsi="Liberation Mono" w:eastAsia="Liberation Mono"/>
-                <w:b w:val="0"/>
-                <w:i w:val="0"/>
+                <w:rFonts w:ascii="Liberation Mono" w:eastAsia="Liberation Mono" w:hAnsi="Liberation Mono"/>
                 <w:color w:val="252525"/>
                 <w:sz w:val="14"/>
               </w:rPr>
-              <w:t xml:space="preserve">        COUNT(*) AS totalCopies,</w:t>
+              <w:t xml:space="preserve">        SUM(CASE WHEN Status = 'Lost' THEN 1 ELSE 0 END) AS lostCopies</w:t>
             </w:r>
             <w:r>
               <w:br/>
             </w:r>
             <w:r>
               <w:rPr>
-                <w:rFonts w:ascii="Liberation Mono" w:hAnsi="Liberation Mono" w:eastAsia="Liberation Mono"/>
-                <w:b w:val="0"/>
-                <w:i w:val="0"/>
+                <w:rFonts w:ascii="Liberation Mono" w:eastAsia="Liberation Mono" w:hAnsi="Liberation Mono"/>
                 <w:color w:val="252525"/>
                 <w:sz w:val="14"/>
               </w:rPr>
-              <w:t xml:space="preserve">        SUM(CASE WHEN Status = 'Lost' THEN 1 ELSE 0 END) AS lostCopies</w:t>
+              <w:t xml:space="preserve">    FROM BookCopy</w:t>
             </w:r>
             <w:r>
               <w:br/>
             </w:r>
             <w:r>
               <w:rPr>
-                <w:rFonts w:ascii="Liberation Mono" w:hAnsi="Liberation Mono" w:eastAsia="Liberation Mono"/>
-                <w:b w:val="0"/>
-                <w:i w:val="0"/>
+                <w:rFonts w:ascii="Liberation Mono" w:eastAsia="Liberation Mono" w:hAnsi="Liberation Mono"/>
                 <w:color w:val="252525"/>
                 <w:sz w:val="14"/>
               </w:rPr>
-              <w:t xml:space="preserve">    FROM BookCopy</w:t>
+              <w:t xml:space="preserve">    GROUP BY BookID</w:t>
             </w:r>
             <w:r>
               <w:br/>
             </w:r>
             <w:r>
               <w:rPr>
-                <w:rFonts w:ascii="Liberation Mono" w:hAnsi="Liberation Mono" w:eastAsia="Liberation Mono"/>
-                <w:b w:val="0"/>
-                <w:i w:val="0"/>
+                <w:rFonts w:ascii="Liberation Mono" w:eastAsia="Liberation Mono" w:hAnsi="Liberation Mono"/>
                 <w:color w:val="252525"/>
                 <w:sz w:val="14"/>
               </w:rPr>
-              <w:t xml:space="preserve">    GROUP BY BookID</w:t>
+              <w:t>) AS c</w:t>
             </w:r>
             <w:r>
               <w:br/>
             </w:r>
             <w:r>
               <w:rPr>
-                <w:rFonts w:ascii="Liberation Mono" w:hAnsi="Liberation Mono" w:eastAsia="Liberation Mono"/>
-                <w:b w:val="0"/>
-                <w:i w:val="0"/>
+                <w:rFonts w:ascii="Liberation Mono" w:eastAsia="Liberation Mono" w:hAnsi="Liberation Mono"/>
                 <w:color w:val="252525"/>
                 <w:sz w:val="14"/>
               </w:rPr>
-              <w:t>) AS c</w:t>
+              <w:t xml:space="preserve">  ON c.BookID = b.BookID</w:t>
             </w:r>
             <w:r>
               <w:br/>
             </w:r>
             <w:r>
               <w:rPr>
-                <w:rFonts w:ascii="Liberation Mono" w:hAnsi="Liberation Mono" w:eastAsia="Liberation Mono"/>
-                <w:b w:val="0"/>
-                <w:i w:val="0"/>
+                <w:rFonts w:ascii="Liberation Mono" w:eastAsia="Liberation Mono" w:hAnsi="Liberation Mono"/>
                 <w:color w:val="252525"/>
                 <w:sz w:val="14"/>
               </w:rPr>
-              <w:t xml:space="preserve">  ON c.BookID = b.BookID</w:t>
+              <w:t>LEFT JOIN (</w:t>
             </w:r>
             <w:r>
               <w:br/>
             </w:r>
             <w:r>
               <w:rPr>
-                <w:rFonts w:ascii="Liberation Mono" w:hAnsi="Liberation Mono" w:eastAsia="Liberation Mono"/>
-                <w:b w:val="0"/>
-                <w:i w:val="0"/>
+                <w:rFonts w:ascii="Liberation Mono" w:eastAsia="Liberation Mono" w:hAnsi="Liberation Mono"/>
                 <w:color w:val="252525"/>
                 <w:sz w:val="14"/>
               </w:rPr>
-              <w:t>LEFT JOIN (</w:t>
+              <w:t xml:space="preserve">    SELECT</w:t>
             </w:r>
             <w:r>
               <w:br/>
             </w:r>
             <w:r>
               <w:rPr>
-                <w:rFonts w:ascii="Liberation Mono" w:hAnsi="Liberation Mono" w:eastAsia="Liberation Mono"/>
-                <w:b w:val="0"/>
-                <w:i w:val="0"/>
+                <w:rFonts w:ascii="Liberation Mono" w:eastAsia="Liberation Mono" w:hAnsi="Liberation Mono"/>
                 <w:color w:val="252525"/>
                 <w:sz w:val="14"/>
               </w:rPr>
-              <w:t xml:space="preserve">    SELECT</w:t>
+              <w:t xml:space="preserve">        BookID,</w:t>
             </w:r>
             <w:r>
               <w:br/>
             </w:r>
             <w:r>
               <w:rPr>
-                <w:rFonts w:ascii="Liberation Mono" w:hAnsi="Liberation Mono" w:eastAsia="Liberation Mono"/>
-                <w:b w:val="0"/>
-                <w:i w:val="0"/>
+                <w:rFonts w:ascii="Liberation Mono" w:eastAsia="Liberation Mono" w:hAnsi="Liberation Mono"/>
                 <w:color w:val="252525"/>
                 <w:sz w:val="14"/>
               </w:rPr>
-              <w:t xml:space="preserve">        BookID,</w:t>
+              <w:t xml:space="preserve">        COUNT(*) AS totalLoanTransactions</w:t>
             </w:r>
             <w:r>
               <w:br/>
             </w:r>
             <w:r>
               <w:rPr>
-                <w:rFonts w:ascii="Liberation Mono" w:hAnsi="Liberation Mono" w:eastAsia="Liberation Mono"/>
-                <w:b w:val="0"/>
-                <w:i w:val="0"/>
+                <w:rFonts w:ascii="Liberation Mono" w:eastAsia="Liberation Mono" w:hAnsi="Liberation Mono"/>
                 <w:color w:val="252525"/>
                 <w:sz w:val="14"/>
               </w:rPr>
-              <w:t xml:space="preserve">        COUNT(*) AS totalLoanTransactions</w:t>
+              <w:t xml:space="preserve">    FROM Loan</w:t>
             </w:r>
             <w:r>
               <w:br/>
             </w:r>
             <w:r>
               <w:rPr>
-                <w:rFonts w:ascii="Liberation Mono" w:hAnsi="Liberation Mono" w:eastAsia="Liberation Mono"/>
-                <w:b w:val="0"/>
-                <w:i w:val="0"/>
+                <w:rFonts w:ascii="Liberation Mono" w:eastAsia="Liberation Mono" w:hAnsi="Liberation Mono"/>
                 <w:color w:val="252525"/>
                 <w:sz w:val="14"/>
               </w:rPr>
-              <w:t xml:space="preserve">    FROM Loan</w:t>
+              <w:t xml:space="preserve">    GROUP BY BookID</w:t>
             </w:r>
             <w:r>
               <w:br/>
             </w:r>
             <w:r>
               <w:rPr>
-                <w:rFonts w:ascii="Liberation Mono" w:hAnsi="Liberation Mono" w:eastAsia="Liberation Mono"/>
-                <w:b w:val="0"/>
-                <w:i w:val="0"/>
+                <w:rFonts w:ascii="Liberation Mono" w:eastAsia="Liberation Mono" w:hAnsi="Liberation Mono"/>
                 <w:color w:val="252525"/>
                 <w:sz w:val="14"/>
               </w:rPr>
-              <w:t xml:space="preserve">    GROUP BY BookID</w:t>
+              <w:t>) AS l</w:t>
             </w:r>
             <w:r>
               <w:br/>
             </w:r>
             <w:r>
               <w:rPr>
-                <w:rFonts w:ascii="Liberation Mono" w:hAnsi="Liberation Mono" w:eastAsia="Liberation Mono"/>
-                <w:b w:val="0"/>
-                <w:i w:val="0"/>
+                <w:rFonts w:ascii="Liberation Mono" w:eastAsia="Liberation Mono" w:hAnsi="Liberation Mono"/>
                 <w:color w:val="252525"/>
                 <w:sz w:val="14"/>
               </w:rPr>
-              <w:t>) AS l</w:t>
+              <w:t xml:space="preserve">  ON l.BookID = b.BookID</w:t>
             </w:r>
             <w:r>
               <w:br/>
             </w:r>
             <w:r>
               <w:rPr>
-                <w:rFonts w:ascii="Liberation Mono" w:hAnsi="Liberation Mono" w:eastAsia="Liberation Mono"/>
-                <w:b w:val="0"/>
-                <w:i w:val="0"/>
-                <w:color w:val="252525"/>
-                <w:sz w:val="14"/>
-              </w:rPr>
-              <w:t xml:space="preserve">  ON l.BookID = b.BookID</w:t>
-            </w:r>
-            <w:r>
-              <w:br/>
-            </w:r>
-            <w:r>
-              <w:rPr>
-                <w:rFonts w:ascii="Liberation Mono" w:hAnsi="Liberation Mono" w:eastAsia="Liberation Mono"/>
-                <w:b w:val="0"/>
-                <w:i w:val="0"/>
+                <w:rFonts w:ascii="Liberation Mono" w:eastAsia="Liberation Mono" w:hAnsi="Liberation Mono"/>
                 <w:color w:val="252525"/>
                 <w:sz w:val="14"/>
               </w:rPr>
@@ -2343,13 +2258,11 @@
     <w:p>
       <w:pPr>
         <w:pStyle w:val="ListParagraph"/>
-        <w:widowControl/>
-        <w:spacing w:before="0" w:after="80" w:line="240" w:lineRule="auto"/>
+        <w:spacing w:after="80" w:line="240" w:lineRule="auto"/>
       </w:pPr>
       <w:r>
         <w:rPr>
-          <w:rFonts w:ascii="Carlito" w:hAnsi="Carlito" w:eastAsia="Carlito"/>
-          <w:b w:val="0"/>
+          <w:rFonts w:ascii="Carlito" w:eastAsia="Carlito" w:hAnsi="Carlito"/>
           <w:color w:val="252525"/>
           <w:sz w:val="21"/>
         </w:rPr>
@@ -2366,9 +2279,6 @@
         <w:tblStyle w:val="TableGrid"/>
         <w:tblW w:w="0" w:type="auto"/>
         <w:jc w:val="center"/>
-        <w:tblInd w:w="720" w:type="dxa"/>
-        <w:tblLayout w:type="fixed"/>
-        <w:tblLook w:val="04A0" w:firstRow="1" w:lastRow="0" w:firstColumn="1" w:lastColumn="0" w:noHBand="0" w:noVBand="1"/>
         <w:tblBorders>
           <w:top w:val="single" w:sz="6" w:space="0" w:color="7F7F7F"/>
           <w:left w:val="single" w:sz="6" w:space="0" w:color="7F7F7F"/>
@@ -2377,45 +2287,46 @@
           <w:insideH w:val="single" w:sz="6" w:space="0" w:color="7F7F7F"/>
           <w:insideV w:val="single" w:sz="6" w:space="0" w:color="7F7F7F"/>
         </w:tblBorders>
+        <w:tblLayout w:type="fixed"/>
+        <w:tblLook w:val="04A0" w:firstRow="1" w:lastRow="0" w:firstColumn="1" w:lastColumn="0" w:noHBand="0" w:noVBand="1"/>
       </w:tblPr>
       <w:tblGrid>
-        <w:gridCol w:w="2335"/>
-        <w:gridCol w:w="6684"/>
+        <w:gridCol w:w="2880"/>
+        <w:gridCol w:w="7056"/>
       </w:tblGrid>
       <w:tr>
         <w:trPr>
-          <w:tblHeader w:val="true"/>
           <w:cantSplit/>
+          <w:tblHeader/>
+          <w:jc w:val="center"/>
         </w:trPr>
         <w:tc>
           <w:tcPr>
             <w:tcW w:w="2880" w:type="dxa"/>
-            <w:shd w:fill="4B2A63" w:val="clear"/>
+            <w:tcBorders>
+              <w:top w:val="single" w:sz="5" w:space="0" w:color="8D7B9B"/>
+              <w:left w:val="single" w:sz="5" w:space="0" w:color="8D7B9B"/>
+              <w:bottom w:val="single" w:sz="5" w:space="0" w:color="8D7B9B"/>
+              <w:right w:val="single" w:sz="5" w:space="0" w:color="8D7B9B"/>
+            </w:tcBorders>
+            <w:shd w:val="clear" w:color="auto" w:fill="4B2A63"/>
             <w:tcMar>
               <w:top w:w="70" w:type="dxa"/>
-              <w:start w:w="90" w:type="dxa"/>
+              <w:left w:w="90" w:type="dxa"/>
               <w:bottom w:w="70" w:type="dxa"/>
-              <w:end w:w="90" w:type="dxa"/>
+              <w:right w:w="90" w:type="dxa"/>
             </w:tcMar>
             <w:vAlign w:val="center"/>
-            <w:tcBorders>
-              <w:top w:val="single" w:sz="5" w:color="8D7B9B"/>
-              <w:bottom w:val="single" w:sz="5" w:color="8D7B9B"/>
-              <w:start w:val="single" w:sz="5" w:color="8D7B9B"/>
-              <w:end w:val="single" w:sz="5" w:color="8D7B9B"/>
-            </w:tcBorders>
           </w:tcPr>
           <w:p>
             <w:pPr>
-              <w:spacing w:before="0" w:after="0" w:line="240" w:lineRule="auto"/>
+              <w:spacing w:after="0" w:line="240" w:lineRule="auto"/>
               <w:jc w:val="center"/>
             </w:pPr>
-            <w:r/>
-            <w:r>
-              <w:rPr>
-                <w:rFonts w:ascii="Carlito" w:hAnsi="Carlito" w:eastAsia="Carlito"/>
+            <w:r>
+              <w:rPr>
+                <w:rFonts w:ascii="Carlito" w:eastAsia="Carlito" w:hAnsi="Carlito"/>
                 <w:b/>
-                <w:i w:val="0"/>
                 <w:color w:val="FFFFFF"/>
                 <w:sz w:val="18"/>
               </w:rPr>
@@ -2426,32 +2337,30 @@
         <w:tc>
           <w:tcPr>
             <w:tcW w:w="7056" w:type="dxa"/>
-            <w:shd w:fill="4B2A63" w:val="clear"/>
+            <w:tcBorders>
+              <w:top w:val="single" w:sz="5" w:space="0" w:color="8D7B9B"/>
+              <w:left w:val="single" w:sz="5" w:space="0" w:color="8D7B9B"/>
+              <w:bottom w:val="single" w:sz="5" w:space="0" w:color="8D7B9B"/>
+              <w:right w:val="single" w:sz="5" w:space="0" w:color="8D7B9B"/>
+            </w:tcBorders>
+            <w:shd w:val="clear" w:color="auto" w:fill="4B2A63"/>
             <w:tcMar>
               <w:top w:w="70" w:type="dxa"/>
-              <w:start w:w="90" w:type="dxa"/>
+              <w:left w:w="90" w:type="dxa"/>
               <w:bottom w:w="70" w:type="dxa"/>
-              <w:end w:w="90" w:type="dxa"/>
+              <w:right w:w="90" w:type="dxa"/>
             </w:tcMar>
             <w:vAlign w:val="center"/>
-            <w:tcBorders>
-              <w:top w:val="single" w:sz="5" w:color="8D7B9B"/>
-              <w:bottom w:val="single" w:sz="5" w:color="8D7B9B"/>
-              <w:start w:val="single" w:sz="5" w:color="8D7B9B"/>
-              <w:end w:val="single" w:sz="5" w:color="8D7B9B"/>
-            </w:tcBorders>
           </w:tcPr>
           <w:p>
             <w:pPr>
-              <w:spacing w:before="0" w:after="0" w:line="240" w:lineRule="auto"/>
+              <w:spacing w:after="0" w:line="240" w:lineRule="auto"/>
               <w:jc w:val="center"/>
             </w:pPr>
-            <w:r/>
-            <w:r>
-              <w:rPr>
-                <w:rFonts w:ascii="Carlito" w:hAnsi="Carlito" w:eastAsia="Carlito"/>
+            <w:r>
+              <w:rPr>
+                <w:rFonts w:ascii="Carlito" w:eastAsia="Carlito" w:hAnsi="Carlito"/>
                 <w:b/>
-                <w:i w:val="0"/>
                 <w:color w:val="FFFFFF"/>
                 <w:sz w:val="18"/>
               </w:rPr>
@@ -2463,37 +2372,33 @@
       <w:tr>
         <w:trPr>
           <w:cantSplit/>
-          <w:cantSplit/>
+          <w:jc w:val="center"/>
         </w:trPr>
         <w:tc>
           <w:tcPr>
             <w:tcW w:w="2880" w:type="dxa"/>
-            <w:shd w:fill="EFEAF5"/>
-            <w:vAlign w:val="center"/>
+            <w:tcBorders>
+              <w:top w:val="single" w:sz="5" w:space="0" w:color="8D7B9B"/>
+              <w:left w:val="single" w:sz="5" w:space="0" w:color="8D7B9B"/>
+              <w:bottom w:val="single" w:sz="5" w:space="0" w:color="8D7B9B"/>
+              <w:right w:val="single" w:sz="5" w:space="0" w:color="8D7B9B"/>
+            </w:tcBorders>
+            <w:shd w:val="clear" w:color="auto" w:fill="EFEAF5"/>
             <w:tcMar>
               <w:top w:w="70" w:type="dxa"/>
-              <w:start w:w="90" w:type="dxa"/>
+              <w:left w:w="90" w:type="dxa"/>
               <w:bottom w:w="70" w:type="dxa"/>
-              <w:end w:w="90" w:type="dxa"/>
+              <w:right w:w="90" w:type="dxa"/>
             </w:tcMar>
-            <w:tcBorders>
-              <w:top w:val="single" w:sz="5" w:color="8D7B9B"/>
-              <w:bottom w:val="single" w:sz="5" w:color="8D7B9B"/>
-              <w:start w:val="single" w:sz="5" w:color="8D7B9B"/>
-              <w:end w:val="single" w:sz="5" w:color="8D7B9B"/>
-            </w:tcBorders>
+            <w:vAlign w:val="center"/>
           </w:tcPr>
           <w:p>
             <w:pPr>
-              <w:spacing w:before="0" w:after="0" w:line="240" w:lineRule="auto"/>
-              <w:jc w:val="left"/>
+              <w:spacing w:after="0" w:line="240" w:lineRule="auto"/>
             </w:pPr>
-            <w:r/>
-            <w:r>
-              <w:rPr>
-                <w:rFonts w:ascii="Carlito" w:hAnsi="Carlito" w:eastAsia="Carlito"/>
-                <w:b w:val="0"/>
-                <w:i w:val="0"/>
+            <w:r>
+              <w:rPr>
+                <w:rFonts w:ascii="Carlito" w:eastAsia="Carlito" w:hAnsi="Carlito"/>
                 <w:color w:val="252525"/>
                 <w:sz w:val="18"/>
               </w:rPr>
@@ -2504,32 +2409,30 @@
         <w:tc>
           <w:tcPr>
             <w:tcW w:w="7056" w:type="dxa"/>
-            <w:vAlign w:val="center"/>
+            <w:tcBorders>
+              <w:top w:val="single" w:sz="5" w:space="0" w:color="8D7B9B"/>
+              <w:left w:val="single" w:sz="5" w:space="0" w:color="8D7B9B"/>
+              <w:bottom w:val="single" w:sz="5" w:space="0" w:color="8D7B9B"/>
+              <w:right w:val="single" w:sz="5" w:space="0" w:color="8D7B9B"/>
+            </w:tcBorders>
+            <w:shd w:val="clear" w:color="auto" w:fill="EEF8E5"/>
             <w:tcMar>
               <w:top w:w="70" w:type="dxa"/>
-              <w:start w:w="90" w:type="dxa"/>
+              <w:left w:w="90" w:type="dxa"/>
               <w:bottom w:w="70" w:type="dxa"/>
-              <w:end w:w="90" w:type="dxa"/>
+              <w:right w:w="90" w:type="dxa"/>
             </w:tcMar>
-            <w:shd w:fill="EEF8E5" w:val="clear"/>
-            <w:tcBorders>
-              <w:top w:val="single" w:sz="5" w:color="8D7B9B"/>
-              <w:bottom w:val="single" w:sz="5" w:color="8D7B9B"/>
-              <w:start w:val="single" w:sz="5" w:color="8D7B9B"/>
-              <w:end w:val="single" w:sz="5" w:color="8D7B9B"/>
-            </w:tcBorders>
+            <w:vAlign w:val="center"/>
           </w:tcPr>
           <w:p>
             <w:pPr>
-              <w:spacing w:before="0" w:after="0" w:line="240" w:lineRule="auto"/>
+              <w:spacing w:after="0" w:line="240" w:lineRule="auto"/>
               <w:jc w:val="center"/>
             </w:pPr>
-            <w:r/>
-            <w:r>
-              <w:rPr>
-                <w:rFonts w:ascii="Carlito" w:hAnsi="Carlito" w:eastAsia="Carlito"/>
+            <w:r>
+              <w:rPr>
+                <w:rFonts w:ascii="Carlito" w:eastAsia="Carlito" w:hAnsi="Carlito"/>
                 <w:b/>
-                <w:i w:val="0"/>
                 <w:color w:val="5D8F2B"/>
                 <w:sz w:val="19"/>
               </w:rPr>
@@ -2547,17 +2450,16 @@
     <w:p>
       <w:pPr>
         <w:pageBreakBefore/>
-        <w:widowControl/>
-        <w:spacing w:before="0" w:after="80" w:line="240" w:lineRule="auto"/>
+        <w:spacing w:after="80" w:line="240" w:lineRule="auto"/>
         <w:ind w:left="720"/>
       </w:pPr>
       <w:r>
         <w:rPr>
-          <w:rFonts w:ascii="Carlito" w:hAnsi="Carlito" w:eastAsia="Carlito"/>
-          <w:b w:val="0"/>
+          <w:rFonts w:ascii="Carlito" w:eastAsia="Carlito" w:hAnsi="Carlito"/>
           <w:color w:val="252525"/>
           <w:sz w:val="21"/>
         </w:rPr>
+        <w:lastRenderedPageBreak/>
         <w:t>ii) Paste the MongoDB commands and results for the two questions below.</w:t>
       </w:r>
     </w:p>
@@ -2566,9 +2468,6 @@
         <w:tblStyle w:val="TableGrid"/>
         <w:tblW w:w="0" w:type="auto"/>
         <w:jc w:val="center"/>
-        <w:tblInd w:w="720" w:type="dxa"/>
-        <w:tblLayout w:type="fixed"/>
-        <w:tblLook w:val="04A0" w:firstRow="1" w:lastRow="0" w:firstColumn="1" w:lastColumn="0" w:noHBand="0" w:noVBand="1"/>
         <w:tblBorders>
           <w:top w:val="single" w:sz="6" w:space="0" w:color="7F7F7F"/>
           <w:left w:val="single" w:sz="6" w:space="0" w:color="7F7F7F"/>
@@ -2577,46 +2476,47 @@
           <w:insideH w:val="single" w:sz="6" w:space="0" w:color="7F7F7F"/>
           <w:insideV w:val="single" w:sz="6" w:space="0" w:color="7F7F7F"/>
         </w:tblBorders>
+        <w:tblLayout w:type="fixed"/>
+        <w:tblLook w:val="04A0" w:firstRow="1" w:lastRow="0" w:firstColumn="1" w:lastColumn="0" w:noHBand="0" w:noVBand="1"/>
       </w:tblPr>
       <w:tblGrid>
-        <w:gridCol w:w="1126"/>
-        <w:gridCol w:w="3459"/>
-        <w:gridCol w:w="4434"/>
+        <w:gridCol w:w="691"/>
+        <w:gridCol w:w="4608"/>
+        <w:gridCol w:w="4636"/>
       </w:tblGrid>
       <w:tr>
         <w:trPr>
-          <w:tblHeader w:val="true"/>
           <w:cantSplit/>
+          <w:tblHeader/>
+          <w:jc w:val="center"/>
         </w:trPr>
         <w:tc>
           <w:tcPr>
             <w:tcW w:w="691" w:type="dxa"/>
-            <w:shd w:fill="4B2A63" w:val="clear"/>
+            <w:tcBorders>
+              <w:top w:val="single" w:sz="5" w:space="0" w:color="8D7B9B"/>
+              <w:left w:val="single" w:sz="5" w:space="0" w:color="8D7B9B"/>
+              <w:bottom w:val="single" w:sz="5" w:space="0" w:color="8D7B9B"/>
+              <w:right w:val="single" w:sz="5" w:space="0" w:color="8D7B9B"/>
+            </w:tcBorders>
+            <w:shd w:val="clear" w:color="auto" w:fill="4B2A63"/>
             <w:tcMar>
               <w:top w:w="70" w:type="dxa"/>
-              <w:start w:w="90" w:type="dxa"/>
+              <w:left w:w="90" w:type="dxa"/>
               <w:bottom w:w="70" w:type="dxa"/>
-              <w:end w:w="90" w:type="dxa"/>
+              <w:right w:w="90" w:type="dxa"/>
             </w:tcMar>
             <w:vAlign w:val="center"/>
-            <w:tcBorders>
-              <w:top w:val="single" w:sz="5" w:color="8D7B9B"/>
-              <w:bottom w:val="single" w:sz="5" w:color="8D7B9B"/>
-              <w:start w:val="single" w:sz="5" w:color="8D7B9B"/>
-              <w:end w:val="single" w:sz="5" w:color="8D7B9B"/>
-            </w:tcBorders>
           </w:tcPr>
           <w:p>
             <w:pPr>
-              <w:spacing w:before="0" w:after="0" w:line="240" w:lineRule="auto"/>
+              <w:spacing w:after="0" w:line="240" w:lineRule="auto"/>
               <w:jc w:val="center"/>
             </w:pPr>
-            <w:r/>
-            <w:r>
-              <w:rPr>
-                <w:rFonts w:ascii="Carlito" w:hAnsi="Carlito" w:eastAsia="Carlito"/>
+            <w:r>
+              <w:rPr>
+                <w:rFonts w:ascii="Carlito" w:eastAsia="Carlito" w:hAnsi="Carlito"/>
                 <w:b/>
-                <w:i w:val="0"/>
                 <w:color w:val="FFFFFF"/>
                 <w:sz w:val="17"/>
               </w:rPr>
@@ -2627,32 +2527,30 @@
         <w:tc>
           <w:tcPr>
             <w:tcW w:w="4608" w:type="dxa"/>
-            <w:shd w:fill="4B2A63" w:val="clear"/>
+            <w:tcBorders>
+              <w:top w:val="single" w:sz="5" w:space="0" w:color="8D7B9B"/>
+              <w:left w:val="single" w:sz="5" w:space="0" w:color="8D7B9B"/>
+              <w:bottom w:val="single" w:sz="5" w:space="0" w:color="8D7B9B"/>
+              <w:right w:val="single" w:sz="5" w:space="0" w:color="8D7B9B"/>
+            </w:tcBorders>
+            <w:shd w:val="clear" w:color="auto" w:fill="4B2A63"/>
             <w:tcMar>
               <w:top w:w="70" w:type="dxa"/>
-              <w:start w:w="90" w:type="dxa"/>
+              <w:left w:w="90" w:type="dxa"/>
               <w:bottom w:w="70" w:type="dxa"/>
-              <w:end w:w="90" w:type="dxa"/>
+              <w:right w:w="90" w:type="dxa"/>
             </w:tcMar>
             <w:vAlign w:val="center"/>
-            <w:tcBorders>
-              <w:top w:val="single" w:sz="5" w:color="8D7B9B"/>
-              <w:bottom w:val="single" w:sz="5" w:color="8D7B9B"/>
-              <w:start w:val="single" w:sz="5" w:color="8D7B9B"/>
-              <w:end w:val="single" w:sz="5" w:color="8D7B9B"/>
-            </w:tcBorders>
           </w:tcPr>
           <w:p>
             <w:pPr>
-              <w:spacing w:before="0" w:after="0" w:line="240" w:lineRule="auto"/>
+              <w:spacing w:after="0" w:line="240" w:lineRule="auto"/>
               <w:jc w:val="center"/>
             </w:pPr>
-            <w:r/>
-            <w:r>
-              <w:rPr>
-                <w:rFonts w:ascii="Carlito" w:hAnsi="Carlito" w:eastAsia="Carlito"/>
+            <w:r>
+              <w:rPr>
+                <w:rFonts w:ascii="Carlito" w:eastAsia="Carlito" w:hAnsi="Carlito"/>
                 <w:b/>
-                <w:i w:val="0"/>
                 <w:color w:val="FFFFFF"/>
                 <w:sz w:val="17"/>
               </w:rPr>
@@ -2663,32 +2561,30 @@
         <w:tc>
           <w:tcPr>
             <w:tcW w:w="4636" w:type="dxa"/>
-            <w:shd w:fill="4B2A63" w:val="clear"/>
+            <w:tcBorders>
+              <w:top w:val="single" w:sz="5" w:space="0" w:color="8D7B9B"/>
+              <w:left w:val="single" w:sz="5" w:space="0" w:color="8D7B9B"/>
+              <w:bottom w:val="single" w:sz="5" w:space="0" w:color="8D7B9B"/>
+              <w:right w:val="single" w:sz="5" w:space="0" w:color="8D7B9B"/>
+            </w:tcBorders>
+            <w:shd w:val="clear" w:color="auto" w:fill="4B2A63"/>
             <w:tcMar>
               <w:top w:w="70" w:type="dxa"/>
-              <w:start w:w="90" w:type="dxa"/>
+              <w:left w:w="90" w:type="dxa"/>
               <w:bottom w:w="70" w:type="dxa"/>
-              <w:end w:w="90" w:type="dxa"/>
+              <w:right w:w="90" w:type="dxa"/>
             </w:tcMar>
             <w:vAlign w:val="center"/>
-            <w:tcBorders>
-              <w:top w:val="single" w:sz="5" w:color="8D7B9B"/>
-              <w:bottom w:val="single" w:sz="5" w:color="8D7B9B"/>
-              <w:start w:val="single" w:sz="5" w:color="8D7B9B"/>
-              <w:end w:val="single" w:sz="5" w:color="8D7B9B"/>
-            </w:tcBorders>
           </w:tcPr>
           <w:p>
             <w:pPr>
-              <w:spacing w:before="0" w:after="0" w:line="240" w:lineRule="auto"/>
+              <w:spacing w:after="0" w:line="240" w:lineRule="auto"/>
               <w:jc w:val="center"/>
             </w:pPr>
-            <w:r/>
-            <w:r>
-              <w:rPr>
-                <w:rFonts w:ascii="Carlito" w:hAnsi="Carlito" w:eastAsia="Carlito"/>
+            <w:r>
+              <w:rPr>
+                <w:rFonts w:ascii="Carlito" w:eastAsia="Carlito" w:hAnsi="Carlito"/>
                 <w:b/>
-                <w:i w:val="0"/>
                 <w:color w:val="FFFFFF"/>
                 <w:sz w:val="17"/>
               </w:rPr>
@@ -2700,37 +2596,35 @@
       <w:tr>
         <w:trPr>
           <w:cantSplit/>
-          <w:cantSplit/>
+          <w:jc w:val="center"/>
         </w:trPr>
         <w:tc>
           <w:tcPr>
             <w:tcW w:w="691" w:type="dxa"/>
-            <w:shd w:fill="EFEAF5"/>
-            <w:vAlign w:val="center"/>
+            <w:tcBorders>
+              <w:top w:val="single" w:sz="5" w:space="0" w:color="8D7B9B"/>
+              <w:left w:val="single" w:sz="5" w:space="0" w:color="8D7B9B"/>
+              <w:bottom w:val="single" w:sz="5" w:space="0" w:color="8D7B9B"/>
+              <w:right w:val="single" w:sz="5" w:space="0" w:color="8D7B9B"/>
+            </w:tcBorders>
+            <w:shd w:val="clear" w:color="auto" w:fill="EFEAF5"/>
             <w:tcMar>
               <w:top w:w="70" w:type="dxa"/>
-              <w:start w:w="90" w:type="dxa"/>
+              <w:left w:w="90" w:type="dxa"/>
               <w:bottom w:w="70" w:type="dxa"/>
-              <w:end w:w="90" w:type="dxa"/>
+              <w:right w:w="90" w:type="dxa"/>
             </w:tcMar>
-            <w:tcBorders>
-              <w:top w:val="single" w:sz="5" w:color="8D7B9B"/>
-              <w:bottom w:val="single" w:sz="5" w:color="8D7B9B"/>
-              <w:start w:val="single" w:sz="5" w:color="8D7B9B"/>
-              <w:end w:val="single" w:sz="5" w:color="8D7B9B"/>
-            </w:tcBorders>
+            <w:vAlign w:val="center"/>
           </w:tcPr>
           <w:p>
             <w:pPr>
-              <w:spacing w:before="0" w:after="0" w:line="240" w:lineRule="auto"/>
+              <w:spacing w:after="0" w:line="240" w:lineRule="auto"/>
               <w:jc w:val="center"/>
             </w:pPr>
-            <w:r/>
-            <w:r>
-              <w:rPr>
-                <w:rFonts w:ascii="Carlito" w:hAnsi="Carlito" w:eastAsia="Carlito"/>
+            <w:r>
+              <w:rPr>
+                <w:rFonts w:ascii="Carlito" w:eastAsia="Carlito" w:hAnsi="Carlito"/>
                 <w:b/>
-                <w:i w:val="0"/>
                 <w:color w:val="252525"/>
                 <w:sz w:val="17"/>
               </w:rPr>
@@ -2741,32 +2635,28 @@
         <w:tc>
           <w:tcPr>
             <w:tcW w:w="4608" w:type="dxa"/>
-            <w:vAlign w:val="center"/>
+            <w:tcBorders>
+              <w:top w:val="single" w:sz="5" w:space="0" w:color="8D7B9B"/>
+              <w:left w:val="single" w:sz="5" w:space="0" w:color="8D7B9B"/>
+              <w:bottom w:val="single" w:sz="5" w:space="0" w:color="8D7B9B"/>
+              <w:right w:val="single" w:sz="5" w:space="0" w:color="8D7B9B"/>
+            </w:tcBorders>
+            <w:shd w:val="clear" w:color="auto" w:fill="F2ECF7"/>
             <w:tcMar>
               <w:top w:w="70" w:type="dxa"/>
-              <w:start w:w="90" w:type="dxa"/>
+              <w:left w:w="90" w:type="dxa"/>
               <w:bottom w:w="70" w:type="dxa"/>
-              <w:end w:w="90" w:type="dxa"/>
+              <w:right w:w="90" w:type="dxa"/>
             </w:tcMar>
-            <w:shd w:fill="F2ECF7" w:val="clear"/>
-            <w:tcBorders>
-              <w:top w:val="single" w:sz="5" w:color="8D7B9B"/>
-              <w:bottom w:val="single" w:sz="5" w:color="8D7B9B"/>
-              <w:start w:val="single" w:sz="5" w:color="8D7B9B"/>
-              <w:end w:val="single" w:sz="5" w:color="8D7B9B"/>
-            </w:tcBorders>
+            <w:vAlign w:val="center"/>
           </w:tcPr>
           <w:p>
             <w:pPr>
-              <w:spacing w:before="0" w:after="0" w:line="216" w:lineRule="auto"/>
-              <w:jc w:val="left"/>
+              <w:spacing w:after="0" w:line="216" w:lineRule="auto"/>
             </w:pPr>
-            <w:r/>
-            <w:r>
-              <w:rPr>
-                <w:rFonts w:ascii="Liberation Mono" w:hAnsi="Liberation Mono" w:eastAsia="Liberation Mono"/>
-                <w:b w:val="0"/>
-                <w:i w:val="0"/>
+            <w:r>
+              <w:rPr>
+                <w:rFonts w:ascii="Liberation Mono" w:eastAsia="Liberation Mono" w:hAnsi="Liberation Mono"/>
                 <w:color w:val="252525"/>
                 <w:sz w:val="14"/>
               </w:rPr>
@@ -2777,9 +2667,7 @@
             </w:r>
             <w:r>
               <w:rPr>
-                <w:rFonts w:ascii="Liberation Mono" w:hAnsi="Liberation Mono" w:eastAsia="Liberation Mono"/>
-                <w:b w:val="0"/>
-                <w:i w:val="0"/>
+                <w:rFonts w:ascii="Liberation Mono" w:eastAsia="Liberation Mono" w:hAnsi="Liberation Mono"/>
                 <w:color w:val="252525"/>
                 <w:sz w:val="14"/>
               </w:rPr>
@@ -2790,9 +2678,7 @@
             </w:r>
             <w:r>
               <w:rPr>
-                <w:rFonts w:ascii="Liberation Mono" w:hAnsi="Liberation Mono" w:eastAsia="Liberation Mono"/>
-                <w:b w:val="0"/>
-                <w:i w:val="0"/>
+                <w:rFonts w:ascii="Liberation Mono" w:eastAsia="Liberation Mono" w:hAnsi="Liberation Mono"/>
                 <w:color w:val="252525"/>
                 <w:sz w:val="14"/>
               </w:rPr>
@@ -2803,9 +2689,7 @@
             </w:r>
             <w:r>
               <w:rPr>
-                <w:rFonts w:ascii="Liberation Mono" w:hAnsi="Liberation Mono" w:eastAsia="Liberation Mono"/>
-                <w:b w:val="0"/>
-                <w:i w:val="0"/>
+                <w:rFonts w:ascii="Liberation Mono" w:eastAsia="Liberation Mono" w:hAnsi="Liberation Mono"/>
                 <w:color w:val="252525"/>
                 <w:sz w:val="14"/>
               </w:rPr>
@@ -2816,9 +2700,7 @@
             </w:r>
             <w:r>
               <w:rPr>
-                <w:rFonts w:ascii="Liberation Mono" w:hAnsi="Liberation Mono" w:eastAsia="Liberation Mono"/>
-                <w:b w:val="0"/>
-                <w:i w:val="0"/>
+                <w:rFonts w:ascii="Liberation Mono" w:eastAsia="Liberation Mono" w:hAnsi="Liberation Mono"/>
                 <w:color w:val="252525"/>
                 <w:sz w:val="14"/>
               </w:rPr>
@@ -2829,9 +2711,7 @@
             </w:r>
             <w:r>
               <w:rPr>
-                <w:rFonts w:ascii="Liberation Mono" w:hAnsi="Liberation Mono" w:eastAsia="Liberation Mono"/>
-                <w:b w:val="0"/>
-                <w:i w:val="0"/>
+                <w:rFonts w:ascii="Liberation Mono" w:eastAsia="Liberation Mono" w:hAnsi="Liberation Mono"/>
                 <w:color w:val="252525"/>
                 <w:sz w:val="14"/>
               </w:rPr>
@@ -2842,9 +2722,7 @@
             </w:r>
             <w:r>
               <w:rPr>
-                <w:rFonts w:ascii="Liberation Mono" w:hAnsi="Liberation Mono" w:eastAsia="Liberation Mono"/>
-                <w:b w:val="0"/>
-                <w:i w:val="0"/>
+                <w:rFonts w:ascii="Liberation Mono" w:eastAsia="Liberation Mono" w:hAnsi="Liberation Mono"/>
                 <w:color w:val="252525"/>
                 <w:sz w:val="14"/>
               </w:rPr>
@@ -2855,9 +2733,7 @@
             </w:r>
             <w:r>
               <w:rPr>
-                <w:rFonts w:ascii="Liberation Mono" w:hAnsi="Liberation Mono" w:eastAsia="Liberation Mono"/>
-                <w:b w:val="0"/>
-                <w:i w:val="0"/>
+                <w:rFonts w:ascii="Liberation Mono" w:eastAsia="Liberation Mono" w:hAnsi="Liberation Mono"/>
                 <w:color w:val="252525"/>
                 <w:sz w:val="14"/>
               </w:rPr>
@@ -2868,9 +2744,7 @@
             </w:r>
             <w:r>
               <w:rPr>
-                <w:rFonts w:ascii="Liberation Mono" w:hAnsi="Liberation Mono" w:eastAsia="Liberation Mono"/>
-                <w:b w:val="0"/>
-                <w:i w:val="0"/>
+                <w:rFonts w:ascii="Liberation Mono" w:eastAsia="Liberation Mono" w:hAnsi="Liberation Mono"/>
                 <w:color w:val="252525"/>
                 <w:sz w:val="14"/>
               </w:rPr>
@@ -2881,9 +2755,7 @@
             </w:r>
             <w:r>
               <w:rPr>
-                <w:rFonts w:ascii="Liberation Mono" w:hAnsi="Liberation Mono" w:eastAsia="Liberation Mono"/>
-                <w:b w:val="0"/>
-                <w:i w:val="0"/>
+                <w:rFonts w:ascii="Liberation Mono" w:eastAsia="Liberation Mono" w:hAnsi="Liberation Mono"/>
                 <w:color w:val="252525"/>
                 <w:sz w:val="14"/>
               </w:rPr>
@@ -2894,9 +2766,7 @@
             </w:r>
             <w:r>
               <w:rPr>
-                <w:rFonts w:ascii="Liberation Mono" w:hAnsi="Liberation Mono" w:eastAsia="Liberation Mono"/>
-                <w:b w:val="0"/>
-                <w:i w:val="0"/>
+                <w:rFonts w:ascii="Liberation Mono" w:eastAsia="Liberation Mono" w:hAnsi="Liberation Mono"/>
                 <w:color w:val="252525"/>
                 <w:sz w:val="14"/>
               </w:rPr>
@@ -2907,9 +2777,7 @@
             </w:r>
             <w:r>
               <w:rPr>
-                <w:rFonts w:ascii="Liberation Mono" w:hAnsi="Liberation Mono" w:eastAsia="Liberation Mono"/>
-                <w:b w:val="0"/>
-                <w:i w:val="0"/>
+                <w:rFonts w:ascii="Liberation Mono" w:eastAsia="Liberation Mono" w:hAnsi="Liberation Mono"/>
                 <w:color w:val="252525"/>
                 <w:sz w:val="14"/>
               </w:rPr>
@@ -2920,36 +2788,31 @@
         <w:tc>
           <w:tcPr>
             <w:tcW w:w="4636" w:type="dxa"/>
-            <w:shd w:fill="FFF2CC" w:val="clear"/>
-            <w:vAlign w:val="center"/>
+            <w:tcBorders>
+              <w:top w:val="single" w:sz="5" w:space="0" w:color="8D7B9B"/>
+              <w:left w:val="single" w:sz="5" w:space="0" w:color="8D7B9B"/>
+              <w:bottom w:val="single" w:sz="5" w:space="0" w:color="8D7B9B"/>
+              <w:right w:val="single" w:sz="5" w:space="0" w:color="8D7B9B"/>
+            </w:tcBorders>
+            <w:shd w:val="clear" w:color="auto" w:fill="FFF2CC"/>
             <w:tcMar>
               <w:top w:w="70" w:type="dxa"/>
-              <w:start w:w="90" w:type="dxa"/>
+              <w:left w:w="90" w:type="dxa"/>
               <w:bottom w:w="70" w:type="dxa"/>
-              <w:end w:w="90" w:type="dxa"/>
+              <w:right w:w="90" w:type="dxa"/>
             </w:tcMar>
-            <w:tcBorders>
-              <w:top w:val="single" w:sz="5" w:color="8D7B9B"/>
-              <w:bottom w:val="single" w:sz="5" w:color="8D7B9B"/>
-              <w:start w:val="single" w:sz="5" w:color="8D7B9B"/>
-              <w:end w:val="single" w:sz="5" w:color="8D7B9B"/>
-            </w:tcBorders>
+            <w:vAlign w:val="center"/>
           </w:tcPr>
           <w:p>
             <w:pPr>
-              <w:spacing w:before="0" w:after="0" w:line="230" w:lineRule="auto"/>
-              <w:jc w:val="left"/>
+              <w:spacing w:after="0" w:line="230" w:lineRule="auto"/>
             </w:pPr>
-            <w:r/>
-            <w:r>
-              <w:rPr>
-                <w:rFonts w:ascii="Carlito" w:hAnsi="Carlito" w:eastAsia="Carlito"/>
-                <w:b w:val="0"/>
-                <w:i w:val="0"/>
-                <w:color w:val="8A5A00"/>
-                <w:sz w:val="16"/>
-              </w:rPr>
-              <w:t>Final mongosh output required. Paste the array returned after loading the final Book collection. The raw data was not included with the files provided here, so the titles and loan counts have deliberately not been guessed.</w:t>
+            <w:r>
+              <w:rPr>
+                <w:rFonts w:ascii="Carlito" w:eastAsia="Carlito" w:hAnsi="Carlito"/>
+                <w:color w:val="000000" w:themeColor="text1"/>
+              </w:rPr>
+              <w:t>None</w:t>
             </w:r>
           </w:p>
         </w:tc>
@@ -2957,37 +2820,35 @@
       <w:tr>
         <w:trPr>
           <w:cantSplit/>
-          <w:cantSplit/>
+          <w:jc w:val="center"/>
         </w:trPr>
         <w:tc>
           <w:tcPr>
             <w:tcW w:w="691" w:type="dxa"/>
-            <w:shd w:fill="EFEAF5"/>
-            <w:vAlign w:val="center"/>
+            <w:tcBorders>
+              <w:top w:val="single" w:sz="5" w:space="0" w:color="8D7B9B"/>
+              <w:left w:val="single" w:sz="5" w:space="0" w:color="8D7B9B"/>
+              <w:bottom w:val="single" w:sz="5" w:space="0" w:color="8D7B9B"/>
+              <w:right w:val="single" w:sz="5" w:space="0" w:color="8D7B9B"/>
+            </w:tcBorders>
+            <w:shd w:val="clear" w:color="auto" w:fill="EFEAF5"/>
             <w:tcMar>
               <w:top w:w="70" w:type="dxa"/>
-              <w:start w:w="90" w:type="dxa"/>
+              <w:left w:w="90" w:type="dxa"/>
               <w:bottom w:w="70" w:type="dxa"/>
-              <w:end w:w="90" w:type="dxa"/>
+              <w:right w:w="90" w:type="dxa"/>
             </w:tcMar>
-            <w:tcBorders>
-              <w:top w:val="single" w:sz="5" w:color="8D7B9B"/>
-              <w:bottom w:val="single" w:sz="5" w:color="8D7B9B"/>
-              <w:start w:val="single" w:sz="5" w:color="8D7B9B"/>
-              <w:end w:val="single" w:sz="5" w:color="8D7B9B"/>
-            </w:tcBorders>
+            <w:vAlign w:val="center"/>
           </w:tcPr>
           <w:p>
             <w:pPr>
-              <w:spacing w:before="0" w:after="0" w:line="240" w:lineRule="auto"/>
+              <w:spacing w:after="0" w:line="240" w:lineRule="auto"/>
               <w:jc w:val="center"/>
             </w:pPr>
-            <w:r/>
-            <w:r>
-              <w:rPr>
-                <w:rFonts w:ascii="Carlito" w:hAnsi="Carlito" w:eastAsia="Carlito"/>
+            <w:r>
+              <w:rPr>
+                <w:rFonts w:ascii="Carlito" w:eastAsia="Carlito" w:hAnsi="Carlito"/>
                 <w:b/>
-                <w:i w:val="0"/>
                 <w:color w:val="252525"/>
                 <w:sz w:val="17"/>
               </w:rPr>
@@ -2998,32 +2859,28 @@
         <w:tc>
           <w:tcPr>
             <w:tcW w:w="4608" w:type="dxa"/>
-            <w:vAlign w:val="center"/>
+            <w:tcBorders>
+              <w:top w:val="single" w:sz="5" w:space="0" w:color="8D7B9B"/>
+              <w:left w:val="single" w:sz="5" w:space="0" w:color="8D7B9B"/>
+              <w:bottom w:val="single" w:sz="5" w:space="0" w:color="8D7B9B"/>
+              <w:right w:val="single" w:sz="5" w:space="0" w:color="8D7B9B"/>
+            </w:tcBorders>
+            <w:shd w:val="clear" w:color="auto" w:fill="F2ECF7"/>
             <w:tcMar>
               <w:top w:w="70" w:type="dxa"/>
-              <w:start w:w="90" w:type="dxa"/>
+              <w:left w:w="90" w:type="dxa"/>
               <w:bottom w:w="70" w:type="dxa"/>
-              <w:end w:w="90" w:type="dxa"/>
+              <w:right w:w="90" w:type="dxa"/>
             </w:tcMar>
-            <w:shd w:fill="F2ECF7" w:val="clear"/>
-            <w:tcBorders>
-              <w:top w:val="single" w:sz="5" w:color="8D7B9B"/>
-              <w:bottom w:val="single" w:sz="5" w:color="8D7B9B"/>
-              <w:start w:val="single" w:sz="5" w:color="8D7B9B"/>
-              <w:end w:val="single" w:sz="5" w:color="8D7B9B"/>
-            </w:tcBorders>
+            <w:vAlign w:val="center"/>
           </w:tcPr>
           <w:p>
             <w:pPr>
-              <w:spacing w:before="0" w:after="0" w:line="211" w:lineRule="auto"/>
-              <w:jc w:val="left"/>
+              <w:spacing w:after="0" w:line="211" w:lineRule="auto"/>
             </w:pPr>
-            <w:r/>
-            <w:r>
-              <w:rPr>
-                <w:rFonts w:ascii="Liberation Mono" w:hAnsi="Liberation Mono" w:eastAsia="Liberation Mono"/>
-                <w:b w:val="0"/>
-                <w:i w:val="0"/>
+            <w:r>
+              <w:rPr>
+                <w:rFonts w:ascii="Liberation Mono" w:eastAsia="Liberation Mono" w:hAnsi="Liberation Mono"/>
                 <w:color w:val="252525"/>
                 <w:sz w:val="13"/>
               </w:rPr>
@@ -3034,9 +2891,7 @@
             </w:r>
             <w:r>
               <w:rPr>
-                <w:rFonts w:ascii="Liberation Mono" w:hAnsi="Liberation Mono" w:eastAsia="Liberation Mono"/>
-                <w:b w:val="0"/>
-                <w:i w:val="0"/>
+                <w:rFonts w:ascii="Liberation Mono" w:eastAsia="Liberation Mono" w:hAnsi="Liberation Mono"/>
                 <w:color w:val="252525"/>
                 <w:sz w:val="13"/>
               </w:rPr>
@@ -3047,9 +2902,7 @@
             </w:r>
             <w:r>
               <w:rPr>
-                <w:rFonts w:ascii="Liberation Mono" w:hAnsi="Liberation Mono" w:eastAsia="Liberation Mono"/>
-                <w:b w:val="0"/>
-                <w:i w:val="0"/>
+                <w:rFonts w:ascii="Liberation Mono" w:eastAsia="Liberation Mono" w:hAnsi="Liberation Mono"/>
                 <w:color w:val="252525"/>
                 <w:sz w:val="13"/>
               </w:rPr>
@@ -3060,9 +2913,7 @@
             </w:r>
             <w:r>
               <w:rPr>
-                <w:rFonts w:ascii="Liberation Mono" w:hAnsi="Liberation Mono" w:eastAsia="Liberation Mono"/>
-                <w:b w:val="0"/>
-                <w:i w:val="0"/>
+                <w:rFonts w:ascii="Liberation Mono" w:eastAsia="Liberation Mono" w:hAnsi="Liberation Mono"/>
                 <w:color w:val="252525"/>
                 <w:sz w:val="13"/>
               </w:rPr>
@@ -3073,9 +2924,7 @@
             </w:r>
             <w:r>
               <w:rPr>
-                <w:rFonts w:ascii="Liberation Mono" w:hAnsi="Liberation Mono" w:eastAsia="Liberation Mono"/>
-                <w:b w:val="0"/>
-                <w:i w:val="0"/>
+                <w:rFonts w:ascii="Liberation Mono" w:eastAsia="Liberation Mono" w:hAnsi="Liberation Mono"/>
                 <w:color w:val="252525"/>
                 <w:sz w:val="13"/>
               </w:rPr>
@@ -3086,9 +2935,7 @@
             </w:r>
             <w:r>
               <w:rPr>
-                <w:rFonts w:ascii="Liberation Mono" w:hAnsi="Liberation Mono" w:eastAsia="Liberation Mono"/>
-                <w:b w:val="0"/>
-                <w:i w:val="0"/>
+                <w:rFonts w:ascii="Liberation Mono" w:eastAsia="Liberation Mono" w:hAnsi="Liberation Mono"/>
                 <w:color w:val="252525"/>
                 <w:sz w:val="13"/>
               </w:rPr>
@@ -3099,9 +2946,7 @@
             </w:r>
             <w:r>
               <w:rPr>
-                <w:rFonts w:ascii="Liberation Mono" w:hAnsi="Liberation Mono" w:eastAsia="Liberation Mono"/>
-                <w:b w:val="0"/>
-                <w:i w:val="0"/>
+                <w:rFonts w:ascii="Liberation Mono" w:eastAsia="Liberation Mono" w:hAnsi="Liberation Mono"/>
                 <w:color w:val="252525"/>
                 <w:sz w:val="13"/>
               </w:rPr>
@@ -3112,9 +2957,7 @@
             </w:r>
             <w:r>
               <w:rPr>
-                <w:rFonts w:ascii="Liberation Mono" w:hAnsi="Liberation Mono" w:eastAsia="Liberation Mono"/>
-                <w:b w:val="0"/>
-                <w:i w:val="0"/>
+                <w:rFonts w:ascii="Liberation Mono" w:eastAsia="Liberation Mono" w:hAnsi="Liberation Mono"/>
                 <w:color w:val="252525"/>
                 <w:sz w:val="13"/>
               </w:rPr>
@@ -3125,9 +2968,7 @@
             </w:r>
             <w:r>
               <w:rPr>
-                <w:rFonts w:ascii="Liberation Mono" w:hAnsi="Liberation Mono" w:eastAsia="Liberation Mono"/>
-                <w:b w:val="0"/>
-                <w:i w:val="0"/>
+                <w:rFonts w:ascii="Liberation Mono" w:eastAsia="Liberation Mono" w:hAnsi="Liberation Mono"/>
                 <w:color w:val="252525"/>
                 <w:sz w:val="13"/>
               </w:rPr>
@@ -3138,9 +2979,7 @@
             </w:r>
             <w:r>
               <w:rPr>
-                <w:rFonts w:ascii="Liberation Mono" w:hAnsi="Liberation Mono" w:eastAsia="Liberation Mono"/>
-                <w:b w:val="0"/>
-                <w:i w:val="0"/>
+                <w:rFonts w:ascii="Liberation Mono" w:eastAsia="Liberation Mono" w:hAnsi="Liberation Mono"/>
                 <w:color w:val="252525"/>
                 <w:sz w:val="13"/>
               </w:rPr>
@@ -3151,9 +2990,7 @@
             </w:r>
             <w:r>
               <w:rPr>
-                <w:rFonts w:ascii="Liberation Mono" w:hAnsi="Liberation Mono" w:eastAsia="Liberation Mono"/>
-                <w:b w:val="0"/>
-                <w:i w:val="0"/>
+                <w:rFonts w:ascii="Liberation Mono" w:eastAsia="Liberation Mono" w:hAnsi="Liberation Mono"/>
                 <w:color w:val="252525"/>
                 <w:sz w:val="13"/>
               </w:rPr>
@@ -3164,9 +3001,7 @@
             </w:r>
             <w:r>
               <w:rPr>
-                <w:rFonts w:ascii="Liberation Mono" w:hAnsi="Liberation Mono" w:eastAsia="Liberation Mono"/>
-                <w:b w:val="0"/>
-                <w:i w:val="0"/>
+                <w:rFonts w:ascii="Liberation Mono" w:eastAsia="Liberation Mono" w:hAnsi="Liberation Mono"/>
                 <w:color w:val="252525"/>
                 <w:sz w:val="13"/>
               </w:rPr>
@@ -3177,9 +3012,7 @@
             </w:r>
             <w:r>
               <w:rPr>
-                <w:rFonts w:ascii="Liberation Mono" w:hAnsi="Liberation Mono" w:eastAsia="Liberation Mono"/>
-                <w:b w:val="0"/>
-                <w:i w:val="0"/>
+                <w:rFonts w:ascii="Liberation Mono" w:eastAsia="Liberation Mono" w:hAnsi="Liberation Mono"/>
                 <w:color w:val="252525"/>
                 <w:sz w:val="13"/>
               </w:rPr>
@@ -3190,9 +3023,7 @@
             </w:r>
             <w:r>
               <w:rPr>
-                <w:rFonts w:ascii="Liberation Mono" w:hAnsi="Liberation Mono" w:eastAsia="Liberation Mono"/>
-                <w:b w:val="0"/>
-                <w:i w:val="0"/>
+                <w:rFonts w:ascii="Liberation Mono" w:eastAsia="Liberation Mono" w:hAnsi="Liberation Mono"/>
                 <w:color w:val="252525"/>
                 <w:sz w:val="13"/>
               </w:rPr>
@@ -3203,9 +3034,7 @@
             </w:r>
             <w:r>
               <w:rPr>
-                <w:rFonts w:ascii="Liberation Mono" w:hAnsi="Liberation Mono" w:eastAsia="Liberation Mono"/>
-                <w:b w:val="0"/>
-                <w:i w:val="0"/>
+                <w:rFonts w:ascii="Liberation Mono" w:eastAsia="Liberation Mono" w:hAnsi="Liberation Mono"/>
                 <w:color w:val="252525"/>
                 <w:sz w:val="13"/>
               </w:rPr>
@@ -3216,9 +3045,7 @@
             </w:r>
             <w:r>
               <w:rPr>
-                <w:rFonts w:ascii="Liberation Mono" w:hAnsi="Liberation Mono" w:eastAsia="Liberation Mono"/>
-                <w:b w:val="0"/>
-                <w:i w:val="0"/>
+                <w:rFonts w:ascii="Liberation Mono" w:eastAsia="Liberation Mono" w:hAnsi="Liberation Mono"/>
                 <w:color w:val="252525"/>
                 <w:sz w:val="13"/>
               </w:rPr>
@@ -3229,9 +3056,7 @@
             </w:r>
             <w:r>
               <w:rPr>
-                <w:rFonts w:ascii="Liberation Mono" w:hAnsi="Liberation Mono" w:eastAsia="Liberation Mono"/>
-                <w:b w:val="0"/>
-                <w:i w:val="0"/>
+                <w:rFonts w:ascii="Liberation Mono" w:eastAsia="Liberation Mono" w:hAnsi="Liberation Mono"/>
                 <w:color w:val="252525"/>
                 <w:sz w:val="13"/>
               </w:rPr>
@@ -3242,9 +3067,7 @@
             </w:r>
             <w:r>
               <w:rPr>
-                <w:rFonts w:ascii="Liberation Mono" w:hAnsi="Liberation Mono" w:eastAsia="Liberation Mono"/>
-                <w:b w:val="0"/>
-                <w:i w:val="0"/>
+                <w:rFonts w:ascii="Liberation Mono" w:eastAsia="Liberation Mono" w:hAnsi="Liberation Mono"/>
                 <w:color w:val="252525"/>
                 <w:sz w:val="13"/>
               </w:rPr>
@@ -3255,9 +3078,7 @@
             </w:r>
             <w:r>
               <w:rPr>
-                <w:rFonts w:ascii="Liberation Mono" w:hAnsi="Liberation Mono" w:eastAsia="Liberation Mono"/>
-                <w:b w:val="0"/>
-                <w:i w:val="0"/>
+                <w:rFonts w:ascii="Liberation Mono" w:eastAsia="Liberation Mono" w:hAnsi="Liberation Mono"/>
                 <w:color w:val="252525"/>
                 <w:sz w:val="13"/>
               </w:rPr>
@@ -3268,9 +3089,7 @@
             </w:r>
             <w:r>
               <w:rPr>
-                <w:rFonts w:ascii="Liberation Mono" w:hAnsi="Liberation Mono" w:eastAsia="Liberation Mono"/>
-                <w:b w:val="0"/>
-                <w:i w:val="0"/>
+                <w:rFonts w:ascii="Liberation Mono" w:eastAsia="Liberation Mono" w:hAnsi="Liberation Mono"/>
                 <w:color w:val="252525"/>
                 <w:sz w:val="13"/>
               </w:rPr>
@@ -3281,9 +3100,7 @@
             </w:r>
             <w:r>
               <w:rPr>
-                <w:rFonts w:ascii="Liberation Mono" w:hAnsi="Liberation Mono" w:eastAsia="Liberation Mono"/>
-                <w:b w:val="0"/>
-                <w:i w:val="0"/>
+                <w:rFonts w:ascii="Liberation Mono" w:eastAsia="Liberation Mono" w:hAnsi="Liberation Mono"/>
                 <w:color w:val="252525"/>
                 <w:sz w:val="13"/>
               </w:rPr>
@@ -3294,9 +3111,7 @@
             </w:r>
             <w:r>
               <w:rPr>
-                <w:rFonts w:ascii="Liberation Mono" w:hAnsi="Liberation Mono" w:eastAsia="Liberation Mono"/>
-                <w:b w:val="0"/>
-                <w:i w:val="0"/>
+                <w:rFonts w:ascii="Liberation Mono" w:eastAsia="Liberation Mono" w:hAnsi="Liberation Mono"/>
                 <w:color w:val="252525"/>
                 <w:sz w:val="13"/>
               </w:rPr>
@@ -3307,9 +3122,7 @@
             </w:r>
             <w:r>
               <w:rPr>
-                <w:rFonts w:ascii="Liberation Mono" w:hAnsi="Liberation Mono" w:eastAsia="Liberation Mono"/>
-                <w:b w:val="0"/>
-                <w:i w:val="0"/>
+                <w:rFonts w:ascii="Liberation Mono" w:eastAsia="Liberation Mono" w:hAnsi="Liberation Mono"/>
                 <w:color w:val="252525"/>
                 <w:sz w:val="13"/>
               </w:rPr>
@@ -3320,9 +3133,7 @@
             </w:r>
             <w:r>
               <w:rPr>
-                <w:rFonts w:ascii="Liberation Mono" w:hAnsi="Liberation Mono" w:eastAsia="Liberation Mono"/>
-                <w:b w:val="0"/>
-                <w:i w:val="0"/>
+                <w:rFonts w:ascii="Liberation Mono" w:eastAsia="Liberation Mono" w:hAnsi="Liberation Mono"/>
                 <w:color w:val="252525"/>
                 <w:sz w:val="13"/>
               </w:rPr>
@@ -3333,9 +3144,7 @@
             </w:r>
             <w:r>
               <w:rPr>
-                <w:rFonts w:ascii="Liberation Mono" w:hAnsi="Liberation Mono" w:eastAsia="Liberation Mono"/>
-                <w:b w:val="0"/>
-                <w:i w:val="0"/>
+                <w:rFonts w:ascii="Liberation Mono" w:eastAsia="Liberation Mono" w:hAnsi="Liberation Mono"/>
                 <w:color w:val="252525"/>
                 <w:sz w:val="13"/>
               </w:rPr>
@@ -3346,9 +3155,7 @@
             </w:r>
             <w:r>
               <w:rPr>
-                <w:rFonts w:ascii="Liberation Mono" w:hAnsi="Liberation Mono" w:eastAsia="Liberation Mono"/>
-                <w:b w:val="0"/>
-                <w:i w:val="0"/>
+                <w:rFonts w:ascii="Liberation Mono" w:eastAsia="Liberation Mono" w:hAnsi="Liberation Mono"/>
                 <w:color w:val="252525"/>
                 <w:sz w:val="13"/>
               </w:rPr>
@@ -3359,9 +3166,7 @@
             </w:r>
             <w:r>
               <w:rPr>
-                <w:rFonts w:ascii="Liberation Mono" w:hAnsi="Liberation Mono" w:eastAsia="Liberation Mono"/>
-                <w:b w:val="0"/>
-                <w:i w:val="0"/>
+                <w:rFonts w:ascii="Liberation Mono" w:eastAsia="Liberation Mono" w:hAnsi="Liberation Mono"/>
                 <w:color w:val="252525"/>
                 <w:sz w:val="13"/>
               </w:rPr>
@@ -3372,9 +3177,7 @@
             </w:r>
             <w:r>
               <w:rPr>
-                <w:rFonts w:ascii="Liberation Mono" w:hAnsi="Liberation Mono" w:eastAsia="Liberation Mono"/>
-                <w:b w:val="0"/>
-                <w:i w:val="0"/>
+                <w:rFonts w:ascii="Liberation Mono" w:eastAsia="Liberation Mono" w:hAnsi="Liberation Mono"/>
                 <w:color w:val="252525"/>
                 <w:sz w:val="13"/>
               </w:rPr>
@@ -3385,74 +3188,31 @@
         <w:tc>
           <w:tcPr>
             <w:tcW w:w="4636" w:type="dxa"/>
-            <w:shd w:fill="EEF8E5" w:val="clear"/>
-            <w:vAlign w:val="center"/>
+            <w:tcBorders>
+              <w:top w:val="single" w:sz="5" w:space="0" w:color="8D7B9B"/>
+              <w:left w:val="single" w:sz="5" w:space="0" w:color="8D7B9B"/>
+              <w:bottom w:val="single" w:sz="5" w:space="0" w:color="8D7B9B"/>
+              <w:right w:val="single" w:sz="5" w:space="0" w:color="8D7B9B"/>
+            </w:tcBorders>
+            <w:shd w:val="clear" w:color="auto" w:fill="EEF8E5"/>
             <w:tcMar>
               <w:top w:w="70" w:type="dxa"/>
-              <w:start w:w="90" w:type="dxa"/>
+              <w:left w:w="90" w:type="dxa"/>
               <w:bottom w:w="70" w:type="dxa"/>
-              <w:end w:w="90" w:type="dxa"/>
+              <w:right w:w="90" w:type="dxa"/>
             </w:tcMar>
-            <w:tcBorders>
-              <w:top w:val="single" w:sz="5" w:color="8D7B9B"/>
-              <w:bottom w:val="single" w:sz="5" w:color="8D7B9B"/>
-              <w:start w:val="single" w:sz="5" w:color="8D7B9B"/>
-              <w:end w:val="single" w:sz="5" w:color="8D7B9B"/>
-            </w:tcBorders>
+            <w:vAlign w:val="center"/>
           </w:tcPr>
           <w:p>
             <w:pPr>
-              <w:spacing w:before="0" w:after="0" w:line="226" w:lineRule="auto"/>
-              <w:jc w:val="left"/>
+              <w:spacing w:after="0" w:line="226" w:lineRule="auto"/>
             </w:pPr>
-            <w:r/>
-            <w:r>
-              <w:rPr>
-                <w:rFonts w:ascii="Carlito" w:hAnsi="Carlito" w:eastAsia="Carlito"/>
-                <w:b w:val="0"/>
-                <w:i w:val="0"/>
+            <w:r>
+              <w:rPr>
+                <w:rFonts w:ascii="Carlito" w:eastAsia="Carlito" w:hAnsi="Carlito"/>
                 <w:color w:val="252525"/>
-                <w:sz w:val="16"/>
-              </w:rPr>
-              <w:t>mongosh output:</w:t>
-            </w:r>
-            <w:r>
-              <w:br/>
-            </w:r>
-            <w:r>
-              <w:rPr>
-                <w:rFonts w:ascii="Carlito" w:hAnsi="Carlito" w:eastAsia="Carlito"/>
-                <w:b w:val="0"/>
-                <w:i w:val="0"/>
-                <w:color w:val="252525"/>
-                <w:sz w:val="16"/>
-              </w:rPr>
-              <w:t>[]</w:t>
-            </w:r>
-            <w:r>
-              <w:br/>
-            </w:r>
-            <w:r>
-              <w:rPr>
-                <w:rFonts w:ascii="Carlito" w:hAnsi="Carlito" w:eastAsia="Carlito"/>
-                <w:b w:val="0"/>
-                <w:i w:val="0"/>
-                <w:color w:val="252525"/>
-                <w:sz w:val="16"/>
-              </w:rPr>
-            </w:r>
-            <w:r>
-              <w:br/>
-            </w:r>
-            <w:r>
-              <w:rPr>
-                <w:rFonts w:ascii="Carlito" w:hAnsi="Carlito" w:eastAsia="Carlito"/>
-                <w:b w:val="0"/>
-                <w:i w:val="0"/>
-                <w:color w:val="252525"/>
-                <w:sz w:val="16"/>
-              </w:rPr>
-              <w:t>No genre satisfies both filters. The group analysis shows that Research Journal, the largest genre, has 96 books and 2,093 loans (21.8 loans per book), which is well below the required average of more than 70.</w:t>
+              </w:rPr>
+              <w:t>None</w:t>
             </w:r>
           </w:p>
         </w:tc>
@@ -3486,12 +3246,11 @@
       <w:pPr>
         <w:pStyle w:val="ListParagraph"/>
         <w:keepNext/>
-        <w:widowControl/>
         <w:numPr>
           <w:ilvl w:val="0"/>
           <w:numId w:val="45"/>
         </w:numPr>
-        <w:spacing w:before="0" w:after="40" w:line="240" w:lineRule="auto"/>
+        <w:spacing w:after="40" w:line="240" w:lineRule="auto"/>
         <w:rPr>
           <w:b/>
           <w:bCs/>
@@ -3499,11 +3258,12 @@
       </w:pPr>
       <w:r>
         <w:rPr>
-          <w:rFonts w:ascii="Carlito" w:hAnsi="Carlito" w:eastAsia="Carlito"/>
+          <w:rFonts w:ascii="Carlito" w:eastAsia="Carlito" w:hAnsi="Carlito"/>
           <w:b/>
           <w:color w:val="252525"/>
           <w:sz w:val="21"/>
         </w:rPr>
+        <w:lastRenderedPageBreak/>
         <w:t>Individual report</w:t>
       </w:r>
     </w:p>
@@ -3512,12 +3272,6 @@
         <w:pStyle w:val="ReportTitle"/>
       </w:pPr>
       <w:r>
-        <w:rPr>
-          <w:rFonts w:ascii="Carlito" w:hAnsi="Carlito" w:eastAsia="Carlito"/>
-          <w:b/>
-          <w:color w:val="4B2A63"/>
-          <w:sz w:val="36"/>
-        </w:rPr>
         <w:t>Preserving Membership-Tier History with SCD Type 2</w:t>
       </w:r>
     </w:p>
@@ -3526,59 +3280,51 @@
         <w:pStyle w:val="ReportSubtitle"/>
       </w:pPr>
       <w:r>
-        <w:rPr>
-          <w:rFonts w:ascii="Carlito" w:hAnsi="Carlito" w:eastAsia="Carlito"/>
-          <w:i/>
-          <w:color w:val="666666"/>
-          <w:sz w:val="21"/>
-        </w:rPr>
         <w:t>Surrogate keys, effective periods and accurate as-of fact joins</w:t>
       </w:r>
     </w:p>
     <w:tbl>
       <w:tblPr>
-        <w:tblW w:type="auto" w:w="0"/>
+        <w:tblW w:w="0" w:type="auto"/>
         <w:jc w:val="center"/>
-        <w:tblLook w:firstColumn="1" w:firstRow="1" w:lastColumn="0" w:lastRow="0" w:noHBand="0" w:noVBand="1" w:val="04A0"/>
         <w:tblLayout w:type="fixed"/>
+        <w:tblLook w:val="04A0" w:firstRow="1" w:lastRow="0" w:firstColumn="1" w:lastColumn="0" w:noHBand="0" w:noVBand="1"/>
       </w:tblPr>
       <w:tblGrid>
-        <w:gridCol w:w="4874"/>
-        <w:gridCol w:w="4874"/>
+        <w:gridCol w:w="1800"/>
+        <w:gridCol w:w="8136"/>
       </w:tblGrid>
       <w:tr>
         <w:trPr>
           <w:cantSplit/>
+          <w:jc w:val="center"/>
         </w:trPr>
         <w:tc>
           <w:tcPr>
-            <w:tcW w:type="dxa" w:w="1800"/>
-            <w:vAlign w:val="center"/>
+            <w:tcW w:w="1800" w:type="dxa"/>
+            <w:tcBorders>
+              <w:top w:val="single" w:sz="5" w:space="0" w:color="D7D9DE"/>
+              <w:left w:val="single" w:sz="5" w:space="0" w:color="D7D9DE"/>
+              <w:bottom w:val="single" w:sz="5" w:space="0" w:color="D7D9DE"/>
+              <w:right w:val="single" w:sz="5" w:space="0" w:color="D7D9DE"/>
+            </w:tcBorders>
+            <w:shd w:val="clear" w:color="auto" w:fill="F2ECF7"/>
             <w:tcMar>
               <w:top w:w="70" w:type="dxa"/>
-              <w:start w:w="90" w:type="dxa"/>
+              <w:left w:w="90" w:type="dxa"/>
               <w:bottom w:w="70" w:type="dxa"/>
-              <w:end w:w="90" w:type="dxa"/>
+              <w:right w:w="90" w:type="dxa"/>
             </w:tcMar>
-            <w:shd w:fill="F2ECF7" w:val="clear"/>
-            <w:tcBorders>
-              <w:top w:val="single" w:sz="5" w:color="D7D9DE"/>
-              <w:bottom w:val="single" w:sz="5" w:color="D7D9DE"/>
-              <w:start w:val="single" w:sz="5" w:color="D7D9DE"/>
-              <w:end w:val="single" w:sz="5" w:color="D7D9DE"/>
-            </w:tcBorders>
+            <w:vAlign w:val="center"/>
           </w:tcPr>
           <w:p>
             <w:pPr>
-              <w:spacing w:before="0" w:after="0" w:line="240" w:lineRule="auto"/>
-              <w:jc w:val="left"/>
+              <w:spacing w:after="0" w:line="240" w:lineRule="auto"/>
             </w:pPr>
-            <w:r/>
-            <w:r>
-              <w:rPr>
-                <w:rFonts w:ascii="Carlito" w:hAnsi="Carlito" w:eastAsia="Carlito"/>
+            <w:r>
+              <w:rPr>
+                <w:rFonts w:ascii="Carlito" w:eastAsia="Carlito" w:hAnsi="Carlito"/>
                 <w:b/>
-                <w:i w:val="0"/>
                 <w:color w:val="4B2A63"/>
                 <w:sz w:val="19"/>
               </w:rPr>
@@ -3588,32 +3334,28 @@
         </w:tc>
         <w:tc>
           <w:tcPr>
-            <w:tcW w:type="dxa" w:w="8136"/>
-            <w:vAlign w:val="center"/>
+            <w:tcW w:w="8136" w:type="dxa"/>
+            <w:tcBorders>
+              <w:top w:val="single" w:sz="5" w:space="0" w:color="D7D9DE"/>
+              <w:left w:val="single" w:sz="5" w:space="0" w:color="D7D9DE"/>
+              <w:bottom w:val="single" w:sz="5" w:space="0" w:color="D7D9DE"/>
+              <w:right w:val="single" w:sz="5" w:space="0" w:color="D7D9DE"/>
+            </w:tcBorders>
             <w:tcMar>
               <w:top w:w="70" w:type="dxa"/>
-              <w:start w:w="90" w:type="dxa"/>
+              <w:left w:w="90" w:type="dxa"/>
               <w:bottom w:w="70" w:type="dxa"/>
-              <w:end w:w="90" w:type="dxa"/>
+              <w:right w:w="90" w:type="dxa"/>
             </w:tcMar>
-            <w:tcBorders>
-              <w:top w:val="single" w:sz="5" w:color="D7D9DE"/>
-              <w:bottom w:val="single" w:sz="5" w:color="D7D9DE"/>
-              <w:start w:val="single" w:sz="5" w:color="D7D9DE"/>
-              <w:end w:val="single" w:sz="5" w:color="D7D9DE"/>
-            </w:tcBorders>
+            <w:vAlign w:val="center"/>
           </w:tcPr>
           <w:p>
             <w:pPr>
-              <w:spacing w:before="0" w:after="0" w:line="240" w:lineRule="auto"/>
-              <w:jc w:val="left"/>
+              <w:spacing w:after="0" w:line="240" w:lineRule="auto"/>
             </w:pPr>
-            <w:r/>
-            <w:r>
-              <w:rPr>
-                <w:rFonts w:ascii="Carlito" w:hAnsi="Carlito" w:eastAsia="Carlito"/>
-                <w:b w:val="0"/>
-                <w:i w:val="0"/>
+            <w:r>
+              <w:rPr>
+                <w:rFonts w:ascii="Carlito" w:eastAsia="Carlito" w:hAnsi="Carlito"/>
                 <w:color w:val="252525"/>
                 <w:sz w:val="19"/>
               </w:rPr>
@@ -3625,36 +3367,34 @@
       <w:tr>
         <w:trPr>
           <w:cantSplit/>
+          <w:jc w:val="center"/>
         </w:trPr>
         <w:tc>
           <w:tcPr>
-            <w:tcW w:type="dxa" w:w="1800"/>
-            <w:vAlign w:val="center"/>
+            <w:tcW w:w="1800" w:type="dxa"/>
+            <w:tcBorders>
+              <w:top w:val="single" w:sz="5" w:space="0" w:color="D7D9DE"/>
+              <w:left w:val="single" w:sz="5" w:space="0" w:color="D7D9DE"/>
+              <w:bottom w:val="single" w:sz="5" w:space="0" w:color="D7D9DE"/>
+              <w:right w:val="single" w:sz="5" w:space="0" w:color="D7D9DE"/>
+            </w:tcBorders>
+            <w:shd w:val="clear" w:color="auto" w:fill="F2ECF7"/>
             <w:tcMar>
               <w:top w:w="70" w:type="dxa"/>
-              <w:start w:w="90" w:type="dxa"/>
+              <w:left w:w="90" w:type="dxa"/>
               <w:bottom w:w="70" w:type="dxa"/>
-              <w:end w:w="90" w:type="dxa"/>
+              <w:right w:w="90" w:type="dxa"/>
             </w:tcMar>
-            <w:shd w:fill="F2ECF7" w:val="clear"/>
-            <w:tcBorders>
-              <w:top w:val="single" w:sz="5" w:color="D7D9DE"/>
-              <w:bottom w:val="single" w:sz="5" w:color="D7D9DE"/>
-              <w:start w:val="single" w:sz="5" w:color="D7D9DE"/>
-              <w:end w:val="single" w:sz="5" w:color="D7D9DE"/>
-            </w:tcBorders>
+            <w:vAlign w:val="center"/>
           </w:tcPr>
           <w:p>
             <w:pPr>
-              <w:spacing w:before="0" w:after="0" w:line="240" w:lineRule="auto"/>
-              <w:jc w:val="left"/>
+              <w:spacing w:after="0" w:line="240" w:lineRule="auto"/>
             </w:pPr>
-            <w:r/>
-            <w:r>
-              <w:rPr>
-                <w:rFonts w:ascii="Carlito" w:hAnsi="Carlito" w:eastAsia="Carlito"/>
+            <w:r>
+              <w:rPr>
+                <w:rFonts w:ascii="Carlito" w:eastAsia="Carlito" w:hAnsi="Carlito"/>
                 <w:b/>
-                <w:i w:val="0"/>
                 <w:color w:val="4B2A63"/>
                 <w:sz w:val="19"/>
               </w:rPr>
@@ -3664,32 +3404,28 @@
         </w:tc>
         <w:tc>
           <w:tcPr>
-            <w:tcW w:type="dxa" w:w="8136"/>
-            <w:vAlign w:val="center"/>
+            <w:tcW w:w="8136" w:type="dxa"/>
+            <w:tcBorders>
+              <w:top w:val="single" w:sz="5" w:space="0" w:color="D7D9DE"/>
+              <w:left w:val="single" w:sz="5" w:space="0" w:color="D7D9DE"/>
+              <w:bottom w:val="single" w:sz="5" w:space="0" w:color="D7D9DE"/>
+              <w:right w:val="single" w:sz="5" w:space="0" w:color="D7D9DE"/>
+            </w:tcBorders>
             <w:tcMar>
               <w:top w:w="70" w:type="dxa"/>
-              <w:start w:w="90" w:type="dxa"/>
+              <w:left w:w="90" w:type="dxa"/>
               <w:bottom w:w="70" w:type="dxa"/>
-              <w:end w:w="90" w:type="dxa"/>
+              <w:right w:w="90" w:type="dxa"/>
             </w:tcMar>
-            <w:tcBorders>
-              <w:top w:val="single" w:sz="5" w:color="D7D9DE"/>
-              <w:bottom w:val="single" w:sz="5" w:color="D7D9DE"/>
-              <w:start w:val="single" w:sz="5" w:color="D7D9DE"/>
-              <w:end w:val="single" w:sz="5" w:color="D7D9DE"/>
-            </w:tcBorders>
+            <w:vAlign w:val="center"/>
           </w:tcPr>
           <w:p>
             <w:pPr>
-              <w:spacing w:before="0" w:after="0" w:line="240" w:lineRule="auto"/>
-              <w:jc w:val="left"/>
+              <w:spacing w:after="0" w:line="240" w:lineRule="auto"/>
             </w:pPr>
-            <w:r/>
-            <w:r>
-              <w:rPr>
-                <w:rFonts w:ascii="Carlito" w:hAnsi="Carlito" w:eastAsia="Carlito"/>
-                <w:b w:val="0"/>
-                <w:i w:val="0"/>
+            <w:r>
+              <w:rPr>
+                <w:rFonts w:ascii="Carlito" w:eastAsia="Carlito" w:hAnsi="Carlito"/>
                 <w:color w:val="252525"/>
                 <w:sz w:val="19"/>
               </w:rPr>
@@ -3706,43 +3442,43 @@
     </w:p>
     <w:tbl>
       <w:tblPr>
-        <w:tblW w:type="auto" w:w="0"/>
+        <w:tblW w:w="0" w:type="auto"/>
         <w:jc w:val="center"/>
-        <w:tblLook w:firstColumn="1" w:firstRow="1" w:lastColumn="0" w:lastRow="0" w:noHBand="0" w:noVBand="1" w:val="04A0"/>
         <w:tblLayout w:type="fixed"/>
+        <w:tblLook w:val="04A0" w:firstRow="1" w:lastRow="0" w:firstColumn="1" w:lastColumn="0" w:noHBand="0" w:noVBand="1"/>
       </w:tblPr>
       <w:tblGrid>
-        <w:gridCol w:w="9749"/>
+        <w:gridCol w:w="9936"/>
       </w:tblGrid>
       <w:tr>
         <w:trPr>
           <w:cantSplit/>
+          <w:jc w:val="center"/>
         </w:trPr>
         <w:tc>
           <w:tcPr>
-            <w:tcW w:type="dxa" w:w="9936"/>
-            <w:shd w:fill="EEF8E5" w:val="clear"/>
+            <w:tcW w:w="9936" w:type="dxa"/>
             <w:tcBorders>
-              <w:top w:val="single" w:sz="10" w:color="5D8F2B"/>
-              <w:bottom w:val="single" w:sz="10" w:color="5D8F2B"/>
-              <w:start w:val="single" w:sz="10" w:color="5D8F2B"/>
-              <w:end w:val="single" w:sz="10" w:color="5D8F2B"/>
+              <w:top w:val="single" w:sz="10" w:space="0" w:color="5D8F2B"/>
+              <w:left w:val="single" w:sz="10" w:space="0" w:color="5D8F2B"/>
+              <w:bottom w:val="single" w:sz="10" w:space="0" w:color="5D8F2B"/>
+              <w:right w:val="single" w:sz="10" w:space="0" w:color="5D8F2B"/>
             </w:tcBorders>
+            <w:shd w:val="clear" w:color="auto" w:fill="EEF8E5"/>
             <w:tcMar>
               <w:top w:w="80" w:type="dxa"/>
-              <w:start w:w="100" w:type="dxa"/>
+              <w:left w:w="100" w:type="dxa"/>
               <w:bottom w:w="80" w:type="dxa"/>
-              <w:end w:w="100" w:type="dxa"/>
+              <w:right w:w="100" w:type="dxa"/>
             </w:tcMar>
           </w:tcPr>
           <w:p>
             <w:pPr>
               <w:spacing w:after="0" w:line="240" w:lineRule="auto"/>
             </w:pPr>
-            <w:r/>
-            <w:r>
-              <w:rPr>
-                <w:rFonts w:ascii="Carlito" w:hAnsi="Carlito" w:eastAsia="Carlito"/>
+            <w:r>
+              <w:rPr>
+                <w:rFonts w:ascii="Carlito" w:eastAsia="Carlito" w:hAnsi="Carlito"/>
                 <w:b/>
                 <w:color w:val="5D8F2B"/>
                 <w:sz w:val="21"/>
@@ -3751,7 +3487,7 @@
             </w:r>
             <w:r>
               <w:rPr>
-                <w:rFonts w:ascii="Carlito" w:hAnsi="Carlito" w:eastAsia="Carlito"/>
+                <w:rFonts w:ascii="Carlito" w:eastAsia="Carlito" w:hAnsi="Carlito"/>
                 <w:color w:val="252525"/>
                 <w:sz w:val="21"/>
               </w:rPr>
@@ -3774,12 +3510,6 @@
         </w:pBdr>
       </w:pPr>
       <w:r>
-        <w:rPr>
-          <w:rFonts w:ascii="Carlito" w:hAnsi="Carlito" w:eastAsia="Carlito"/>
-          <w:b/>
-          <w:color w:val="4B2A63"/>
-          <w:sz w:val="26"/>
-        </w:rPr>
         <w:t>1. The historical reporting problem</w:t>
       </w:r>
     </w:p>
@@ -3788,12 +3518,6 @@
         <w:pStyle w:val="ReportBody"/>
       </w:pPr>
       <w:r>
-        <w:rPr>
-          <w:rFonts w:ascii="Carlito" w:hAnsi="Carlito" w:eastAsia="Carlito"/>
-          <w:i w:val="0"/>
-          <w:color w:val="252525"/>
-          <w:sz w:val="24"/>
-        </w:rPr>
         <w:t>The current star schema stores TierName, TierLevel and BorrowLimit directly in DimMember. That is convenient for analysis, but an overwrite creates a historical problem. If member M0107 moves from Basic to Advanced and the existing row is updated, older loans can appear to have been made by an Advanced member even though the member was Basic at the time.</w:t>
       </w:r>
     </w:p>
@@ -3802,61 +3526,54 @@
         <w:pStyle w:val="ReportBody"/>
       </w:pPr>
       <w:r>
-        <w:rPr>
-          <w:rFonts w:ascii="Carlito" w:hAnsi="Carlito" w:eastAsia="Carlito"/>
-          <w:i w:val="0"/>
-          <w:color w:val="252525"/>
-          <w:sz w:val="24"/>
-        </w:rPr>
         <w:t>A Slowly Changing Dimension Type 2 (SCD2) solves this by inserting a new dimension row for a meaningful change instead of overwriting the previous row. The natural key MemberID links the versions, while each version receives a different surrogate MemberKey. Effective dates and a current-row flag define when each version applies [1].</w:t>
       </w:r>
     </w:p>
     <w:tbl>
       <w:tblPr>
-        <w:tblW w:type="auto" w:w="0"/>
+        <w:tblW w:w="0" w:type="auto"/>
         <w:jc w:val="center"/>
-        <w:tblLook w:firstColumn="1" w:firstRow="1" w:lastColumn="0" w:lastRow="0" w:noHBand="0" w:noVBand="1" w:val="04A0"/>
         <w:tblLayout w:type="fixed"/>
+        <w:tblLook w:val="04A0" w:firstRow="1" w:lastRow="0" w:firstColumn="1" w:lastColumn="0" w:noHBand="0" w:noVBand="1"/>
       </w:tblPr>
       <w:tblGrid>
-        <w:gridCol w:w="3250"/>
-        <w:gridCol w:w="3250"/>
-        <w:gridCol w:w="3250"/>
+        <w:gridCol w:w="1728"/>
+        <w:gridCol w:w="3744"/>
+        <w:gridCol w:w="4464"/>
       </w:tblGrid>
       <w:tr>
         <w:trPr>
-          <w:tblHeader w:val="true"/>
           <w:cantSplit/>
+          <w:tblHeader/>
+          <w:jc w:val="center"/>
         </w:trPr>
         <w:tc>
           <w:tcPr>
-            <w:tcW w:type="dxa" w:w="1728"/>
-            <w:vAlign w:val="center"/>
+            <w:tcW w:w="1728" w:type="dxa"/>
+            <w:tcBorders>
+              <w:top w:val="single" w:sz="5" w:space="0" w:color="D7D9DE"/>
+              <w:left w:val="single" w:sz="5" w:space="0" w:color="D7D9DE"/>
+              <w:bottom w:val="single" w:sz="5" w:space="0" w:color="D7D9DE"/>
+              <w:right w:val="single" w:sz="5" w:space="0" w:color="D7D9DE"/>
+            </w:tcBorders>
+            <w:shd w:val="clear" w:color="auto" w:fill="4B2A63"/>
             <w:tcMar>
               <w:top w:w="55" w:type="dxa"/>
-              <w:start w:w="70" w:type="dxa"/>
+              <w:left w:w="70" w:type="dxa"/>
               <w:bottom w:w="55" w:type="dxa"/>
-              <w:end w:w="70" w:type="dxa"/>
+              <w:right w:w="70" w:type="dxa"/>
             </w:tcMar>
-            <w:shd w:fill="4B2A63" w:val="clear"/>
-            <w:tcBorders>
-              <w:top w:val="single" w:sz="5" w:color="D7D9DE"/>
-              <w:bottom w:val="single" w:sz="5" w:color="D7D9DE"/>
-              <w:start w:val="single" w:sz="5" w:color="D7D9DE"/>
-              <w:end w:val="single" w:sz="5" w:color="D7D9DE"/>
-            </w:tcBorders>
+            <w:vAlign w:val="center"/>
           </w:tcPr>
           <w:p>
             <w:pPr>
-              <w:spacing w:before="0" w:after="0" w:line="240" w:lineRule="auto"/>
+              <w:spacing w:after="0" w:line="240" w:lineRule="auto"/>
               <w:jc w:val="center"/>
             </w:pPr>
-            <w:r/>
-            <w:r>
-              <w:rPr>
-                <w:rFonts w:ascii="Carlito" w:hAnsi="Carlito" w:eastAsia="Carlito"/>
+            <w:r>
+              <w:rPr>
+                <w:rFonts w:ascii="Carlito" w:eastAsia="Carlito" w:hAnsi="Carlito"/>
                 <w:b/>
-                <w:i w:val="0"/>
                 <w:color w:val="FFFFFF"/>
                 <w:sz w:val="19"/>
               </w:rPr>
@@ -3866,33 +3583,31 @@
         </w:tc>
         <w:tc>
           <w:tcPr>
-            <w:tcW w:type="dxa" w:w="3744"/>
-            <w:vAlign w:val="center"/>
+            <w:tcW w:w="3744" w:type="dxa"/>
+            <w:tcBorders>
+              <w:top w:val="single" w:sz="5" w:space="0" w:color="D7D9DE"/>
+              <w:left w:val="single" w:sz="5" w:space="0" w:color="D7D9DE"/>
+              <w:bottom w:val="single" w:sz="5" w:space="0" w:color="D7D9DE"/>
+              <w:right w:val="single" w:sz="5" w:space="0" w:color="D7D9DE"/>
+            </w:tcBorders>
+            <w:shd w:val="clear" w:color="auto" w:fill="4B2A63"/>
             <w:tcMar>
               <w:top w:w="55" w:type="dxa"/>
-              <w:start w:w="70" w:type="dxa"/>
+              <w:left w:w="70" w:type="dxa"/>
               <w:bottom w:w="55" w:type="dxa"/>
-              <w:end w:w="70" w:type="dxa"/>
+              <w:right w:w="70" w:type="dxa"/>
             </w:tcMar>
-            <w:shd w:fill="4B2A63" w:val="clear"/>
-            <w:tcBorders>
-              <w:top w:val="single" w:sz="5" w:color="D7D9DE"/>
-              <w:bottom w:val="single" w:sz="5" w:color="D7D9DE"/>
-              <w:start w:val="single" w:sz="5" w:color="D7D9DE"/>
-              <w:end w:val="single" w:sz="5" w:color="D7D9DE"/>
-            </w:tcBorders>
+            <w:vAlign w:val="center"/>
           </w:tcPr>
           <w:p>
             <w:pPr>
-              <w:spacing w:before="0" w:after="0" w:line="240" w:lineRule="auto"/>
+              <w:spacing w:after="0" w:line="240" w:lineRule="auto"/>
               <w:jc w:val="center"/>
             </w:pPr>
-            <w:r/>
-            <w:r>
-              <w:rPr>
-                <w:rFonts w:ascii="Carlito" w:hAnsi="Carlito" w:eastAsia="Carlito"/>
+            <w:r>
+              <w:rPr>
+                <w:rFonts w:ascii="Carlito" w:eastAsia="Carlito" w:hAnsi="Carlito"/>
                 <w:b/>
-                <w:i w:val="0"/>
                 <w:color w:val="FFFFFF"/>
                 <w:sz w:val="19"/>
               </w:rPr>
@@ -3902,33 +3617,31 @@
         </w:tc>
         <w:tc>
           <w:tcPr>
-            <w:tcW w:type="dxa" w:w="4464"/>
-            <w:vAlign w:val="center"/>
+            <w:tcW w:w="4464" w:type="dxa"/>
+            <w:tcBorders>
+              <w:top w:val="single" w:sz="5" w:space="0" w:color="D7D9DE"/>
+              <w:left w:val="single" w:sz="5" w:space="0" w:color="D7D9DE"/>
+              <w:bottom w:val="single" w:sz="5" w:space="0" w:color="D7D9DE"/>
+              <w:right w:val="single" w:sz="5" w:space="0" w:color="D7D9DE"/>
+            </w:tcBorders>
+            <w:shd w:val="clear" w:color="auto" w:fill="4B2A63"/>
             <w:tcMar>
               <w:top w:w="55" w:type="dxa"/>
-              <w:start w:w="70" w:type="dxa"/>
+              <w:left w:w="70" w:type="dxa"/>
               <w:bottom w:w="55" w:type="dxa"/>
-              <w:end w:w="70" w:type="dxa"/>
+              <w:right w:w="70" w:type="dxa"/>
             </w:tcMar>
-            <w:shd w:fill="4B2A63" w:val="clear"/>
-            <w:tcBorders>
-              <w:top w:val="single" w:sz="5" w:color="D7D9DE"/>
-              <w:bottom w:val="single" w:sz="5" w:color="D7D9DE"/>
-              <w:start w:val="single" w:sz="5" w:color="D7D9DE"/>
-              <w:end w:val="single" w:sz="5" w:color="D7D9DE"/>
-            </w:tcBorders>
+            <w:vAlign w:val="center"/>
           </w:tcPr>
           <w:p>
             <w:pPr>
-              <w:spacing w:before="0" w:after="0" w:line="240" w:lineRule="auto"/>
+              <w:spacing w:after="0" w:line="240" w:lineRule="auto"/>
               <w:jc w:val="center"/>
             </w:pPr>
-            <w:r/>
-            <w:r>
-              <w:rPr>
-                <w:rFonts w:ascii="Carlito" w:hAnsi="Carlito" w:eastAsia="Carlito"/>
+            <w:r>
+              <w:rPr>
+                <w:rFonts w:ascii="Carlito" w:eastAsia="Carlito" w:hAnsi="Carlito"/>
                 <w:b/>
-                <w:i w:val="0"/>
                 <w:color w:val="FFFFFF"/>
                 <w:sz w:val="19"/>
               </w:rPr>
@@ -3940,36 +3653,33 @@
       <w:tr>
         <w:trPr>
           <w:cantSplit/>
+          <w:jc w:val="center"/>
         </w:trPr>
         <w:tc>
           <w:tcPr>
-            <w:tcW w:type="dxa" w:w="1728"/>
-            <w:vAlign w:val="center"/>
+            <w:tcW w:w="1728" w:type="dxa"/>
+            <w:tcBorders>
+              <w:top w:val="single" w:sz="5" w:space="0" w:color="D7D9DE"/>
+              <w:left w:val="single" w:sz="5" w:space="0" w:color="D7D9DE"/>
+              <w:bottom w:val="single" w:sz="5" w:space="0" w:color="D7D9DE"/>
+              <w:right w:val="single" w:sz="5" w:space="0" w:color="D7D9DE"/>
+            </w:tcBorders>
+            <w:shd w:val="clear" w:color="auto" w:fill="FFF2CC"/>
             <w:tcMar>
               <w:top w:w="55" w:type="dxa"/>
-              <w:start w:w="70" w:type="dxa"/>
+              <w:left w:w="70" w:type="dxa"/>
               <w:bottom w:w="55" w:type="dxa"/>
-              <w:end w:w="70" w:type="dxa"/>
+              <w:right w:w="70" w:type="dxa"/>
             </w:tcMar>
-            <w:shd w:fill="FFF2CC" w:val="clear"/>
-            <w:tcBorders>
-              <w:top w:val="single" w:sz="5" w:color="D7D9DE"/>
-              <w:bottom w:val="single" w:sz="5" w:color="D7D9DE"/>
-              <w:start w:val="single" w:sz="5" w:color="D7D9DE"/>
-              <w:end w:val="single" w:sz="5" w:color="D7D9DE"/>
-            </w:tcBorders>
+            <w:vAlign w:val="center"/>
           </w:tcPr>
           <w:p>
             <w:pPr>
-              <w:spacing w:before="0" w:after="0" w:line="240" w:lineRule="auto"/>
-              <w:jc w:val="left"/>
+              <w:spacing w:after="0" w:line="240" w:lineRule="auto"/>
             </w:pPr>
-            <w:r/>
-            <w:r>
-              <w:rPr>
-                <w:rFonts w:ascii="Carlito" w:hAnsi="Carlito" w:eastAsia="Carlito"/>
-                <w:b w:val="0"/>
-                <w:i w:val="0"/>
+            <w:r>
+              <w:rPr>
+                <w:rFonts w:ascii="Carlito" w:eastAsia="Carlito" w:hAnsi="Carlito"/>
                 <w:color w:val="252525"/>
                 <w:sz w:val="18"/>
               </w:rPr>
@@ -3979,33 +3689,29 @@
         </w:tc>
         <w:tc>
           <w:tcPr>
-            <w:tcW w:type="dxa" w:w="3744"/>
-            <w:vAlign w:val="center"/>
+            <w:tcW w:w="3744" w:type="dxa"/>
+            <w:tcBorders>
+              <w:top w:val="single" w:sz="5" w:space="0" w:color="D7D9DE"/>
+              <w:left w:val="single" w:sz="5" w:space="0" w:color="D7D9DE"/>
+              <w:bottom w:val="single" w:sz="5" w:space="0" w:color="D7D9DE"/>
+              <w:right w:val="single" w:sz="5" w:space="0" w:color="D7D9DE"/>
+            </w:tcBorders>
+            <w:shd w:val="clear" w:color="auto" w:fill="FFF2CC"/>
             <w:tcMar>
               <w:top w:w="55" w:type="dxa"/>
-              <w:start w:w="70" w:type="dxa"/>
+              <w:left w:w="70" w:type="dxa"/>
               <w:bottom w:w="55" w:type="dxa"/>
-              <w:end w:w="70" w:type="dxa"/>
+              <w:right w:w="70" w:type="dxa"/>
             </w:tcMar>
-            <w:shd w:fill="FFF2CC" w:val="clear"/>
-            <w:tcBorders>
-              <w:top w:val="single" w:sz="5" w:color="D7D9DE"/>
-              <w:bottom w:val="single" w:sz="5" w:color="D7D9DE"/>
-              <w:start w:val="single" w:sz="5" w:color="D7D9DE"/>
-              <w:end w:val="single" w:sz="5" w:color="D7D9DE"/>
-            </w:tcBorders>
+            <w:vAlign w:val="center"/>
           </w:tcPr>
           <w:p>
             <w:pPr>
-              <w:spacing w:before="0" w:after="0" w:line="240" w:lineRule="auto"/>
-              <w:jc w:val="left"/>
+              <w:spacing w:after="0" w:line="240" w:lineRule="auto"/>
             </w:pPr>
-            <w:r/>
-            <w:r>
-              <w:rPr>
-                <w:rFonts w:ascii="Carlito" w:hAnsi="Carlito" w:eastAsia="Carlito"/>
-                <w:b w:val="0"/>
-                <w:i w:val="0"/>
+            <w:r>
+              <w:rPr>
+                <w:rFonts w:ascii="Carlito" w:eastAsia="Carlito" w:hAnsi="Carlito"/>
                 <w:color w:val="252525"/>
                 <w:sz w:val="18"/>
               </w:rPr>
@@ -4015,33 +3721,29 @@
         </w:tc>
         <w:tc>
           <w:tcPr>
-            <w:tcW w:type="dxa" w:w="4464"/>
-            <w:vAlign w:val="center"/>
+            <w:tcW w:w="4464" w:type="dxa"/>
+            <w:tcBorders>
+              <w:top w:val="single" w:sz="5" w:space="0" w:color="D7D9DE"/>
+              <w:left w:val="single" w:sz="5" w:space="0" w:color="D7D9DE"/>
+              <w:bottom w:val="single" w:sz="5" w:space="0" w:color="D7D9DE"/>
+              <w:right w:val="single" w:sz="5" w:space="0" w:color="D7D9DE"/>
+            </w:tcBorders>
+            <w:shd w:val="clear" w:color="auto" w:fill="FFF2CC"/>
             <w:tcMar>
               <w:top w:w="55" w:type="dxa"/>
-              <w:start w:w="70" w:type="dxa"/>
+              <w:left w:w="70" w:type="dxa"/>
               <w:bottom w:w="55" w:type="dxa"/>
-              <w:end w:w="70" w:type="dxa"/>
+              <w:right w:w="70" w:type="dxa"/>
             </w:tcMar>
-            <w:shd w:fill="FFF2CC" w:val="clear"/>
-            <w:tcBorders>
-              <w:top w:val="single" w:sz="5" w:color="D7D9DE"/>
-              <w:bottom w:val="single" w:sz="5" w:color="D7D9DE"/>
-              <w:start w:val="single" w:sz="5" w:color="D7D9DE"/>
-              <w:end w:val="single" w:sz="5" w:color="D7D9DE"/>
-            </w:tcBorders>
+            <w:vAlign w:val="center"/>
           </w:tcPr>
           <w:p>
             <w:pPr>
-              <w:spacing w:before="0" w:after="0" w:line="240" w:lineRule="auto"/>
-              <w:jc w:val="left"/>
+              <w:spacing w:after="0" w:line="240" w:lineRule="auto"/>
             </w:pPr>
-            <w:r/>
-            <w:r>
-              <w:rPr>
-                <w:rFonts w:ascii="Carlito" w:hAnsi="Carlito" w:eastAsia="Carlito"/>
-                <w:b w:val="0"/>
-                <w:i w:val="0"/>
+            <w:r>
+              <w:rPr>
+                <w:rFonts w:ascii="Carlito" w:eastAsia="Carlito" w:hAnsi="Carlito"/>
                 <w:color w:val="252525"/>
                 <w:sz w:val="18"/>
               </w:rPr>
@@ -4053,36 +3755,33 @@
       <w:tr>
         <w:trPr>
           <w:cantSplit/>
+          <w:jc w:val="center"/>
         </w:trPr>
         <w:tc>
           <w:tcPr>
-            <w:tcW w:type="dxa" w:w="1728"/>
-            <w:vAlign w:val="center"/>
+            <w:tcW w:w="1728" w:type="dxa"/>
+            <w:tcBorders>
+              <w:top w:val="single" w:sz="5" w:space="0" w:color="D7D9DE"/>
+              <w:left w:val="single" w:sz="5" w:space="0" w:color="D7D9DE"/>
+              <w:bottom w:val="single" w:sz="5" w:space="0" w:color="D7D9DE"/>
+              <w:right w:val="single" w:sz="5" w:space="0" w:color="D7D9DE"/>
+            </w:tcBorders>
+            <w:shd w:val="clear" w:color="auto" w:fill="EEF8E5"/>
             <w:tcMar>
               <w:top w:w="55" w:type="dxa"/>
-              <w:start w:w="70" w:type="dxa"/>
+              <w:left w:w="70" w:type="dxa"/>
               <w:bottom w:w="55" w:type="dxa"/>
-              <w:end w:w="70" w:type="dxa"/>
+              <w:right w:w="70" w:type="dxa"/>
             </w:tcMar>
-            <w:shd w:fill="EEF8E5" w:val="clear"/>
-            <w:tcBorders>
-              <w:top w:val="single" w:sz="5" w:color="D7D9DE"/>
-              <w:bottom w:val="single" w:sz="5" w:color="D7D9DE"/>
-              <w:start w:val="single" w:sz="5" w:color="D7D9DE"/>
-              <w:end w:val="single" w:sz="5" w:color="D7D9DE"/>
-            </w:tcBorders>
+            <w:vAlign w:val="center"/>
           </w:tcPr>
           <w:p>
             <w:pPr>
-              <w:spacing w:before="0" w:after="0" w:line="240" w:lineRule="auto"/>
-              <w:jc w:val="left"/>
+              <w:spacing w:after="0" w:line="240" w:lineRule="auto"/>
             </w:pPr>
-            <w:r/>
-            <w:r>
-              <w:rPr>
-                <w:rFonts w:ascii="Carlito" w:hAnsi="Carlito" w:eastAsia="Carlito"/>
-                <w:b w:val="0"/>
-                <w:i w:val="0"/>
+            <w:r>
+              <w:rPr>
+                <w:rFonts w:ascii="Carlito" w:eastAsia="Carlito" w:hAnsi="Carlito"/>
                 <w:color w:val="252525"/>
                 <w:sz w:val="18"/>
               </w:rPr>
@@ -4092,33 +3791,29 @@
         </w:tc>
         <w:tc>
           <w:tcPr>
-            <w:tcW w:type="dxa" w:w="3744"/>
-            <w:vAlign w:val="center"/>
+            <w:tcW w:w="3744" w:type="dxa"/>
+            <w:tcBorders>
+              <w:top w:val="single" w:sz="5" w:space="0" w:color="D7D9DE"/>
+              <w:left w:val="single" w:sz="5" w:space="0" w:color="D7D9DE"/>
+              <w:bottom w:val="single" w:sz="5" w:space="0" w:color="D7D9DE"/>
+              <w:right w:val="single" w:sz="5" w:space="0" w:color="D7D9DE"/>
+            </w:tcBorders>
+            <w:shd w:val="clear" w:color="auto" w:fill="EEF8E5"/>
             <w:tcMar>
               <w:top w:w="55" w:type="dxa"/>
-              <w:start w:w="70" w:type="dxa"/>
+              <w:left w:w="70" w:type="dxa"/>
               <w:bottom w:w="55" w:type="dxa"/>
-              <w:end w:w="70" w:type="dxa"/>
+              <w:right w:w="70" w:type="dxa"/>
             </w:tcMar>
-            <w:shd w:fill="EEF8E5" w:val="clear"/>
-            <w:tcBorders>
-              <w:top w:val="single" w:sz="5" w:color="D7D9DE"/>
-              <w:bottom w:val="single" w:sz="5" w:color="D7D9DE"/>
-              <w:start w:val="single" w:sz="5" w:color="D7D9DE"/>
-              <w:end w:val="single" w:sz="5" w:color="D7D9DE"/>
-            </w:tcBorders>
+            <w:vAlign w:val="center"/>
           </w:tcPr>
           <w:p>
             <w:pPr>
-              <w:spacing w:before="0" w:after="0" w:line="240" w:lineRule="auto"/>
-              <w:jc w:val="left"/>
+              <w:spacing w:after="0" w:line="240" w:lineRule="auto"/>
             </w:pPr>
-            <w:r/>
-            <w:r>
-              <w:rPr>
-                <w:rFonts w:ascii="Carlito" w:hAnsi="Carlito" w:eastAsia="Carlito"/>
-                <w:b w:val="0"/>
-                <w:i w:val="0"/>
+            <w:r>
+              <w:rPr>
+                <w:rFonts w:ascii="Carlito" w:eastAsia="Carlito" w:hAnsi="Carlito"/>
                 <w:color w:val="252525"/>
                 <w:sz w:val="18"/>
               </w:rPr>
@@ -4128,33 +3823,29 @@
         </w:tc>
         <w:tc>
           <w:tcPr>
-            <w:tcW w:type="dxa" w:w="4464"/>
-            <w:vAlign w:val="center"/>
+            <w:tcW w:w="4464" w:type="dxa"/>
+            <w:tcBorders>
+              <w:top w:val="single" w:sz="5" w:space="0" w:color="D7D9DE"/>
+              <w:left w:val="single" w:sz="5" w:space="0" w:color="D7D9DE"/>
+              <w:bottom w:val="single" w:sz="5" w:space="0" w:color="D7D9DE"/>
+              <w:right w:val="single" w:sz="5" w:space="0" w:color="D7D9DE"/>
+            </w:tcBorders>
+            <w:shd w:val="clear" w:color="auto" w:fill="EEF8E5"/>
             <w:tcMar>
               <w:top w:w="55" w:type="dxa"/>
-              <w:start w:w="70" w:type="dxa"/>
+              <w:left w:w="70" w:type="dxa"/>
               <w:bottom w:w="55" w:type="dxa"/>
-              <w:end w:w="70" w:type="dxa"/>
+              <w:right w:w="70" w:type="dxa"/>
             </w:tcMar>
-            <w:shd w:fill="EEF8E5" w:val="clear"/>
-            <w:tcBorders>
-              <w:top w:val="single" w:sz="5" w:color="D7D9DE"/>
-              <w:bottom w:val="single" w:sz="5" w:color="D7D9DE"/>
-              <w:start w:val="single" w:sz="5" w:color="D7D9DE"/>
-              <w:end w:val="single" w:sz="5" w:color="D7D9DE"/>
-            </w:tcBorders>
+            <w:vAlign w:val="center"/>
           </w:tcPr>
           <w:p>
             <w:pPr>
-              <w:spacing w:before="0" w:after="0" w:line="240" w:lineRule="auto"/>
-              <w:jc w:val="left"/>
+              <w:spacing w:after="0" w:line="240" w:lineRule="auto"/>
             </w:pPr>
-            <w:r/>
-            <w:r>
-              <w:rPr>
-                <w:rFonts w:ascii="Carlito" w:hAnsi="Carlito" w:eastAsia="Carlito"/>
-                <w:b w:val="0"/>
-                <w:i w:val="0"/>
+            <w:r>
+              <w:rPr>
+                <w:rFonts w:ascii="Carlito" w:eastAsia="Carlito" w:hAnsi="Carlito"/>
                 <w:color w:val="252525"/>
                 <w:sz w:val="18"/>
               </w:rPr>
@@ -4172,12 +3863,6 @@
         </w:pBdr>
       </w:pPr>
       <w:r>
-        <w:rPr>
-          <w:rFonts w:ascii="Carlito" w:hAnsi="Carlito" w:eastAsia="Carlito"/>
-          <w:b/>
-          <w:color w:val="4B2A63"/>
-          <w:sz w:val="26"/>
-        </w:rPr>
         <w:t>2. Scope of the design</w:t>
       </w:r>
     </w:p>
@@ -4186,12 +3871,6 @@
         <w:pStyle w:val="ReportBody"/>
       </w:pPr>
       <w:r>
-        <w:rPr>
-          <w:rFonts w:ascii="Carlito" w:hAnsi="Carlito" w:eastAsia="Carlito"/>
-          <w:i w:val="0"/>
-          <w:color w:val="252525"/>
-          <w:sz w:val="24"/>
-        </w:rPr>
         <w:t>I focused on tier attributes because they affect borrowing policy and are analytically meaningful. Name corrections and contact changes could follow a different policy. The design uses half-open periods: EffectiveFrom is inclusive and EffectiveTo is exclusive. This avoids a fact matching two rows at the exact change timestamp.</w:t>
       </w:r>
     </w:p>
@@ -4211,54 +3890,49 @@
         </w:pBdr>
       </w:pPr>
       <w:r>
-        <w:rPr>
-          <w:rFonts w:ascii="Carlito" w:hAnsi="Carlito" w:eastAsia="Carlito"/>
-          <w:b/>
-          <w:color w:val="4B2A63"/>
-          <w:sz w:val="26"/>
-        </w:rPr>
+        <w:lastRenderedPageBreak/>
         <w:t>3. Dimension structure</w:t>
       </w:r>
     </w:p>
     <w:tbl>
       <w:tblPr>
-        <w:tblW w:type="auto" w:w="0"/>
+        <w:tblW w:w="0" w:type="auto"/>
         <w:jc w:val="center"/>
-        <w:tblLook w:firstColumn="1" w:firstRow="1" w:lastColumn="0" w:lastRow="0" w:noHBand="0" w:noVBand="1" w:val="04A0"/>
         <w:tblLayout w:type="fixed"/>
+        <w:tblLook w:val="04A0" w:firstRow="1" w:lastRow="0" w:firstColumn="1" w:lastColumn="0" w:noHBand="0" w:noVBand="1"/>
       </w:tblPr>
       <w:tblGrid>
-        <w:gridCol w:w="9749"/>
+        <w:gridCol w:w="9936"/>
       </w:tblGrid>
       <w:tr>
         <w:trPr>
           <w:cantSplit/>
+          <w:jc w:val="center"/>
         </w:trPr>
         <w:tc>
           <w:tcPr>
-            <w:tcW w:type="dxa" w:w="9936"/>
-            <w:shd w:fill="F2ECF7" w:val="clear"/>
+            <w:tcW w:w="9936" w:type="dxa"/>
             <w:tcBorders>
-              <w:top w:val="single" w:sz="6" w:color="D7D9DE"/>
-              <w:bottom w:val="single" w:sz="6" w:color="D7D9DE"/>
-              <w:start w:val="single" w:sz="6" w:color="D7D9DE"/>
-              <w:end w:val="single" w:sz="6" w:color="D7D9DE"/>
+              <w:top w:val="single" w:sz="6" w:space="0" w:color="D7D9DE"/>
+              <w:left w:val="single" w:sz="6" w:space="0" w:color="D7D9DE"/>
+              <w:bottom w:val="single" w:sz="6" w:space="0" w:color="D7D9DE"/>
+              <w:right w:val="single" w:sz="6" w:space="0" w:color="D7D9DE"/>
             </w:tcBorders>
+            <w:shd w:val="clear" w:color="auto" w:fill="F2ECF7"/>
             <w:tcMar>
               <w:top w:w="75" w:type="dxa"/>
-              <w:start w:w="95" w:type="dxa"/>
+              <w:left w:w="95" w:type="dxa"/>
               <w:bottom w:w="75" w:type="dxa"/>
-              <w:end w:w="95" w:type="dxa"/>
+              <w:right w:w="95" w:type="dxa"/>
             </w:tcMar>
           </w:tcPr>
           <w:p>
             <w:pPr>
-              <w:spacing w:before="0" w:after="0" w:line="228" w:lineRule="auto"/>
+              <w:spacing w:after="0" w:line="228" w:lineRule="auto"/>
             </w:pPr>
-            <w:r/>
-            <w:r>
-              <w:rPr>
-                <w:rFonts w:ascii="Liberation Mono" w:hAnsi="Liberation Mono" w:eastAsia="Liberation Mono"/>
+            <w:r>
+              <w:rPr>
+                <w:rFonts w:ascii="Liberation Mono" w:eastAsia="Liberation Mono" w:hAnsi="Liberation Mono"/>
                 <w:color w:val="1C1C1C"/>
                 <w:sz w:val="17"/>
               </w:rPr>
@@ -4269,7 +3943,7 @@
             </w:r>
             <w:r>
               <w:rPr>
-                <w:rFonts w:ascii="Liberation Mono" w:hAnsi="Liberation Mono" w:eastAsia="Liberation Mono"/>
+                <w:rFonts w:ascii="Liberation Mono" w:eastAsia="Liberation Mono" w:hAnsi="Liberation Mono"/>
                 <w:color w:val="1C1C1C"/>
                 <w:sz w:val="17"/>
               </w:rPr>
@@ -4280,7 +3954,7 @@
             </w:r>
             <w:r>
               <w:rPr>
-                <w:rFonts w:ascii="Liberation Mono" w:hAnsi="Liberation Mono" w:eastAsia="Liberation Mono"/>
+                <w:rFonts w:ascii="Liberation Mono" w:eastAsia="Liberation Mono" w:hAnsi="Liberation Mono"/>
                 <w:color w:val="1C1C1C"/>
                 <w:sz w:val="17"/>
               </w:rPr>
@@ -4291,7 +3965,7 @@
             </w:r>
             <w:r>
               <w:rPr>
-                <w:rFonts w:ascii="Liberation Mono" w:hAnsi="Liberation Mono" w:eastAsia="Liberation Mono"/>
+                <w:rFonts w:ascii="Liberation Mono" w:eastAsia="Liberation Mono" w:hAnsi="Liberation Mono"/>
                 <w:color w:val="1C1C1C"/>
                 <w:sz w:val="17"/>
               </w:rPr>
@@ -4302,7 +3976,7 @@
             </w:r>
             <w:r>
               <w:rPr>
-                <w:rFonts w:ascii="Liberation Mono" w:hAnsi="Liberation Mono" w:eastAsia="Liberation Mono"/>
+                <w:rFonts w:ascii="Liberation Mono" w:eastAsia="Liberation Mono" w:hAnsi="Liberation Mono"/>
                 <w:color w:val="1C1C1C"/>
                 <w:sz w:val="17"/>
               </w:rPr>
@@ -4313,7 +3987,7 @@
             </w:r>
             <w:r>
               <w:rPr>
-                <w:rFonts w:ascii="Liberation Mono" w:hAnsi="Liberation Mono" w:eastAsia="Liberation Mono"/>
+                <w:rFonts w:ascii="Liberation Mono" w:eastAsia="Liberation Mono" w:hAnsi="Liberation Mono"/>
                 <w:color w:val="1C1C1C"/>
                 <w:sz w:val="17"/>
               </w:rPr>
@@ -4324,7 +3998,7 @@
             </w:r>
             <w:r>
               <w:rPr>
-                <w:rFonts w:ascii="Liberation Mono" w:hAnsi="Liberation Mono" w:eastAsia="Liberation Mono"/>
+                <w:rFonts w:ascii="Liberation Mono" w:eastAsia="Liberation Mono" w:hAnsi="Liberation Mono"/>
                 <w:color w:val="1C1C1C"/>
                 <w:sz w:val="17"/>
               </w:rPr>
@@ -4335,7 +4009,7 @@
             </w:r>
             <w:r>
               <w:rPr>
-                <w:rFonts w:ascii="Liberation Mono" w:hAnsi="Liberation Mono" w:eastAsia="Liberation Mono"/>
+                <w:rFonts w:ascii="Liberation Mono" w:eastAsia="Liberation Mono" w:hAnsi="Liberation Mono"/>
                 <w:color w:val="1C1C1C"/>
                 <w:sz w:val="17"/>
               </w:rPr>
@@ -4346,7 +4020,7 @@
             </w:r>
             <w:r>
               <w:rPr>
-                <w:rFonts w:ascii="Liberation Mono" w:hAnsi="Liberation Mono" w:eastAsia="Liberation Mono"/>
+                <w:rFonts w:ascii="Liberation Mono" w:eastAsia="Liberation Mono" w:hAnsi="Liberation Mono"/>
                 <w:color w:val="1C1C1C"/>
                 <w:sz w:val="17"/>
               </w:rPr>
@@ -4357,7 +4031,7 @@
             </w:r>
             <w:r>
               <w:rPr>
-                <w:rFonts w:ascii="Liberation Mono" w:hAnsi="Liberation Mono" w:eastAsia="Liberation Mono"/>
+                <w:rFonts w:ascii="Liberation Mono" w:eastAsia="Liberation Mono" w:hAnsi="Liberation Mono"/>
                 <w:color w:val="1C1C1C"/>
                 <w:sz w:val="17"/>
               </w:rPr>
@@ -4367,105 +4041,91 @@
               <w:br/>
             </w:r>
             <w:r>
-              <w:rPr>
-                <w:rFonts w:ascii="Liberation Mono" w:hAnsi="Liberation Mono" w:eastAsia="Liberation Mono"/>
+              <w:br/>
+            </w:r>
+            <w:r>
+              <w:rPr>
+                <w:rFonts w:ascii="Liberation Mono" w:eastAsia="Liberation Mono" w:hAnsi="Liberation Mono"/>
                 <w:color w:val="1C1C1C"/>
                 <w:sz w:val="17"/>
               </w:rPr>
+              <w:t xml:space="preserve">    CurrentMemberID CHAR(10)</w:t>
             </w:r>
             <w:r>
               <w:br/>
             </w:r>
             <w:r>
               <w:rPr>
-                <w:rFonts w:ascii="Liberation Mono" w:hAnsi="Liberation Mono" w:eastAsia="Liberation Mono"/>
+                <w:rFonts w:ascii="Liberation Mono" w:eastAsia="Liberation Mono" w:hAnsi="Liberation Mono"/>
                 <w:color w:val="1C1C1C"/>
                 <w:sz w:val="17"/>
               </w:rPr>
-              <w:t xml:space="preserve">    CurrentMemberID CHAR(10)</w:t>
+              <w:t xml:space="preserve">      GENERATED ALWAYS AS (</w:t>
             </w:r>
             <w:r>
               <w:br/>
             </w:r>
             <w:r>
               <w:rPr>
-                <w:rFonts w:ascii="Liberation Mono" w:hAnsi="Liberation Mono" w:eastAsia="Liberation Mono"/>
+                <w:rFonts w:ascii="Liberation Mono" w:eastAsia="Liberation Mono" w:hAnsi="Liberation Mono"/>
                 <w:color w:val="1C1C1C"/>
                 <w:sz w:val="17"/>
               </w:rPr>
-              <w:t xml:space="preserve">      GENERATED ALWAYS AS (</w:t>
+              <w:t xml:space="preserve">        CASE WHEN IsCurrent = 1 THEN MemberID ELSE NULL END</w:t>
             </w:r>
             <w:r>
               <w:br/>
             </w:r>
             <w:r>
               <w:rPr>
-                <w:rFonts w:ascii="Liberation Mono" w:hAnsi="Liberation Mono" w:eastAsia="Liberation Mono"/>
+                <w:rFonts w:ascii="Liberation Mono" w:eastAsia="Liberation Mono" w:hAnsi="Liberation Mono"/>
                 <w:color w:val="1C1C1C"/>
                 <w:sz w:val="17"/>
               </w:rPr>
-              <w:t xml:space="preserve">        CASE WHEN IsCurrent = 1 THEN MemberID ELSE NULL END</w:t>
+              <w:t xml:space="preserve">      ) STORED,</w:t>
             </w:r>
             <w:r>
               <w:br/>
             </w:r>
             <w:r>
-              <w:rPr>
-                <w:rFonts w:ascii="Liberation Mono" w:hAnsi="Liberation Mono" w:eastAsia="Liberation Mono"/>
+              <w:br/>
+            </w:r>
+            <w:r>
+              <w:rPr>
+                <w:rFonts w:ascii="Liberation Mono" w:eastAsia="Liberation Mono" w:hAnsi="Liberation Mono"/>
                 <w:color w:val="1C1C1C"/>
                 <w:sz w:val="17"/>
               </w:rPr>
-              <w:t xml:space="preserve">      ) STORED,</w:t>
+              <w:t xml:space="preserve">    UNIQUE KEY uq_member_version (MemberID, EffectiveFrom),</w:t>
             </w:r>
             <w:r>
               <w:br/>
             </w:r>
             <w:r>
               <w:rPr>
-                <w:rFonts w:ascii="Liberation Mono" w:hAnsi="Liberation Mono" w:eastAsia="Liberation Mono"/>
+                <w:rFonts w:ascii="Liberation Mono" w:eastAsia="Liberation Mono" w:hAnsi="Liberation Mono"/>
                 <w:color w:val="1C1C1C"/>
                 <w:sz w:val="17"/>
               </w:rPr>
+              <w:t xml:space="preserve">    UNIQUE KEY uq_one_current (CurrentMemberID),</w:t>
             </w:r>
             <w:r>
               <w:br/>
             </w:r>
             <w:r>
               <w:rPr>
-                <w:rFonts w:ascii="Liberation Mono" w:hAnsi="Liberation Mono" w:eastAsia="Liberation Mono"/>
+                <w:rFonts w:ascii="Liberation Mono" w:eastAsia="Liberation Mono" w:hAnsi="Liberation Mono"/>
                 <w:color w:val="1C1C1C"/>
                 <w:sz w:val="17"/>
               </w:rPr>
-              <w:t xml:space="preserve">    UNIQUE KEY uq_member_version (MemberID, EffectiveFrom),</w:t>
+              <w:t xml:space="preserve">    INDEX ix_member_asof (MemberID, EffectiveFrom, EffectiveTo)</w:t>
             </w:r>
             <w:r>
               <w:br/>
             </w:r>
             <w:r>
               <w:rPr>
-                <w:rFonts w:ascii="Liberation Mono" w:hAnsi="Liberation Mono" w:eastAsia="Liberation Mono"/>
-                <w:color w:val="1C1C1C"/>
-                <w:sz w:val="17"/>
-              </w:rPr>
-              <w:t xml:space="preserve">    UNIQUE KEY uq_one_current (CurrentMemberID),</w:t>
-            </w:r>
-            <w:r>
-              <w:br/>
-            </w:r>
-            <w:r>
-              <w:rPr>
-                <w:rFonts w:ascii="Liberation Mono" w:hAnsi="Liberation Mono" w:eastAsia="Liberation Mono"/>
-                <w:color w:val="1C1C1C"/>
-                <w:sz w:val="17"/>
-              </w:rPr>
-              <w:t xml:space="preserve">    INDEX ix_member_asof (MemberID, EffectiveFrom, EffectiveTo)</w:t>
-            </w:r>
-            <w:r>
-              <w:br/>
-            </w:r>
-            <w:r>
-              <w:rPr>
-                <w:rFonts w:ascii="Liberation Mono" w:hAnsi="Liberation Mono" w:eastAsia="Liberation Mono"/>
+                <w:rFonts w:ascii="Liberation Mono" w:eastAsia="Liberation Mono" w:hAnsi="Liberation Mono"/>
                 <w:color w:val="1C1C1C"/>
                 <w:sz w:val="17"/>
               </w:rPr>
@@ -4480,24 +4140,16 @@
         <w:pStyle w:val="ReportSubheading"/>
       </w:pPr>
       <w:r>
-        <w:rPr>
-          <w:rFonts w:ascii="Carlito" w:hAnsi="Carlito" w:eastAsia="Carlito"/>
-          <w:b/>
-          <w:color w:val="5B3B73"/>
-          <w:sz w:val="24"/>
-        </w:rPr>
         <w:t>Why these columns are needed</w:t>
       </w:r>
     </w:p>
     <w:p>
       <w:pPr>
         <w:pStyle w:val="ReportBullet"/>
-        <w:spacing w:after="40"/>
         <w:ind w:left="360" w:hanging="216"/>
       </w:pPr>
       <w:r>
         <w:rPr>
-          <w:rFonts w:ascii="Carlito" w:hAnsi="Carlito" w:eastAsia="Carlito"/>
           <w:b/>
           <w:color w:val="5D8F2B"/>
           <w:sz w:val="22"/>
@@ -4506,8 +4158,6 @@
       </w:r>
       <w:r>
         <w:rPr>
-          <w:rFonts w:ascii="Carlito" w:hAnsi="Carlito" w:eastAsia="Carlito"/>
-          <w:color w:val="252525"/>
           <w:sz w:val="22"/>
         </w:rPr>
         <w:t>MemberKey is the warehouse identity for one version and is stored in the fact table.</w:t>
@@ -4516,12 +4166,10 @@
     <w:p>
       <w:pPr>
         <w:pStyle w:val="ReportBullet"/>
-        <w:spacing w:after="40"/>
         <w:ind w:left="360" w:hanging="216"/>
       </w:pPr>
       <w:r>
         <w:rPr>
-          <w:rFonts w:ascii="Carlito" w:hAnsi="Carlito" w:eastAsia="Carlito"/>
           <w:b/>
           <w:color w:val="5D8F2B"/>
           <w:sz w:val="22"/>
@@ -4530,8 +4178,6 @@
       </w:r>
       <w:r>
         <w:rPr>
-          <w:rFonts w:ascii="Carlito" w:hAnsi="Carlito" w:eastAsia="Carlito"/>
-          <w:color w:val="252525"/>
           <w:sz w:val="22"/>
         </w:rPr>
         <w:t>MemberID is the durable business identity that groups all versions of the same member.</w:t>
@@ -4540,12 +4186,10 @@
     <w:p>
       <w:pPr>
         <w:pStyle w:val="ReportBullet"/>
-        <w:spacing w:after="40"/>
         <w:ind w:left="360" w:hanging="216"/>
       </w:pPr>
       <w:r>
         <w:rPr>
-          <w:rFonts w:ascii="Carlito" w:hAnsi="Carlito" w:eastAsia="Carlito"/>
           <w:b/>
           <w:color w:val="5D8F2B"/>
           <w:sz w:val="22"/>
@@ -4554,8 +4198,6 @@
       </w:r>
       <w:r>
         <w:rPr>
-          <w:rFonts w:ascii="Carlito" w:hAnsi="Carlito" w:eastAsia="Carlito"/>
-          <w:color w:val="252525"/>
           <w:sz w:val="22"/>
         </w:rPr>
         <w:t>EffectiveFrom and EffectiveTo locate the version valid at a loan timestamp.</w:t>
@@ -4564,12 +4206,10 @@
     <w:p>
       <w:pPr>
         <w:pStyle w:val="ReportBullet"/>
-        <w:spacing w:after="40"/>
         <w:ind w:left="360" w:hanging="216"/>
       </w:pPr>
       <w:r>
         <w:rPr>
-          <w:rFonts w:ascii="Carlito" w:hAnsi="Carlito" w:eastAsia="Carlito"/>
           <w:b/>
           <w:color w:val="5D8F2B"/>
           <w:sz w:val="22"/>
@@ -4578,8 +4218,6 @@
       </w:r>
       <w:r>
         <w:rPr>
-          <w:rFonts w:ascii="Carlito" w:hAnsi="Carlito" w:eastAsia="Carlito"/>
-          <w:color w:val="252525"/>
           <w:sz w:val="22"/>
         </w:rPr>
         <w:t>IsCurrent makes the latest profile easy to retrieve without relying on the far-future date.</w:t>
@@ -4590,12 +4228,6 @@
         <w:pStyle w:val="ReportBody"/>
       </w:pPr>
       <w:r>
-        <w:rPr>
-          <w:rFonts w:ascii="Carlito" w:hAnsi="Carlito" w:eastAsia="Carlito"/>
-          <w:i w:val="0"/>
-          <w:color w:val="252525"/>
-          <w:sz w:val="24"/>
-        </w:rPr>
         <w:t>The generated CurrentMemberID is populated only for the current row. Because a unique index can contain multiple NULL values, it prevents two current rows for the same member while allowing any number of expired versions. The index on MemberID and the effective period supports the as-of lookup used during fact loading.</w:t>
       </w:r>
     </w:p>
@@ -4615,12 +4247,7 @@
         </w:pBdr>
       </w:pPr>
       <w:r>
-        <w:rPr>
-          <w:rFonts w:ascii="Carlito" w:hAnsi="Carlito" w:eastAsia="Carlito"/>
-          <w:b/>
-          <w:color w:val="4B2A63"/>
-          <w:sz w:val="26"/>
-        </w:rPr>
+        <w:lastRenderedPageBreak/>
         <w:t>4. Processing a tier change</w:t>
       </w:r>
     </w:p>
@@ -4629,54 +4256,48 @@
         <w:pStyle w:val="ReportBody"/>
       </w:pPr>
       <w:r>
-        <w:rPr>
-          <w:rFonts w:ascii="Carlito" w:hAnsi="Carlito" w:eastAsia="Carlito"/>
-          <w:i w:val="0"/>
-          <w:color w:val="252525"/>
-          <w:sz w:val="24"/>
-        </w:rPr>
         <w:t>The staging table contains a stable batch of current member records and a ChangeAt timestamp. I first capture only new or changed members, then close the previous version and insert the replacement in one transaction.</w:t>
       </w:r>
     </w:p>
     <w:tbl>
       <w:tblPr>
-        <w:tblW w:type="auto" w:w="0"/>
+        <w:tblW w:w="0" w:type="auto"/>
         <w:jc w:val="center"/>
-        <w:tblLook w:firstColumn="1" w:firstRow="1" w:lastColumn="0" w:lastRow="0" w:noHBand="0" w:noVBand="1" w:val="04A0"/>
         <w:tblLayout w:type="fixed"/>
+        <w:tblLook w:val="04A0" w:firstRow="1" w:lastRow="0" w:firstColumn="1" w:lastColumn="0" w:noHBand="0" w:noVBand="1"/>
       </w:tblPr>
       <w:tblGrid>
-        <w:gridCol w:w="9749"/>
+        <w:gridCol w:w="9936"/>
       </w:tblGrid>
       <w:tr>
         <w:trPr>
           <w:cantSplit/>
+          <w:jc w:val="center"/>
         </w:trPr>
         <w:tc>
           <w:tcPr>
-            <w:tcW w:type="dxa" w:w="9936"/>
-            <w:shd w:fill="F3F4F6" w:val="clear"/>
+            <w:tcW w:w="9936" w:type="dxa"/>
             <w:tcBorders>
-              <w:top w:val="single" w:sz="6" w:color="D7D9DE"/>
-              <w:bottom w:val="single" w:sz="6" w:color="D7D9DE"/>
-              <w:start w:val="single" w:sz="6" w:color="D7D9DE"/>
-              <w:end w:val="single" w:sz="6" w:color="D7D9DE"/>
+              <w:top w:val="single" w:sz="6" w:space="0" w:color="D7D9DE"/>
+              <w:left w:val="single" w:sz="6" w:space="0" w:color="D7D9DE"/>
+              <w:bottom w:val="single" w:sz="6" w:space="0" w:color="D7D9DE"/>
+              <w:right w:val="single" w:sz="6" w:space="0" w:color="D7D9DE"/>
             </w:tcBorders>
+            <w:shd w:val="clear" w:color="auto" w:fill="F3F4F6"/>
             <w:tcMar>
               <w:top w:w="75" w:type="dxa"/>
-              <w:start w:w="95" w:type="dxa"/>
+              <w:left w:w="95" w:type="dxa"/>
               <w:bottom w:w="75" w:type="dxa"/>
-              <w:end w:w="95" w:type="dxa"/>
+              <w:right w:w="95" w:type="dxa"/>
             </w:tcMar>
           </w:tcPr>
           <w:p>
             <w:pPr>
-              <w:spacing w:before="0" w:after="0" w:line="228" w:lineRule="auto"/>
+              <w:spacing w:after="0" w:line="228" w:lineRule="auto"/>
             </w:pPr>
-            <w:r/>
-            <w:r>
-              <w:rPr>
-                <w:rFonts w:ascii="Liberation Mono" w:hAnsi="Liberation Mono" w:eastAsia="Liberation Mono"/>
+            <w:r>
+              <w:rPr>
+                <w:rFonts w:ascii="Liberation Mono" w:eastAsia="Liberation Mono" w:hAnsi="Liberation Mono"/>
                 <w:color w:val="1C1C1C"/>
                 <w:sz w:val="16"/>
               </w:rPr>
@@ -4687,7 +4308,7 @@
             </w:r>
             <w:r>
               <w:rPr>
-                <w:rFonts w:ascii="Liberation Mono" w:hAnsi="Liberation Mono" w:eastAsia="Liberation Mono"/>
+                <w:rFonts w:ascii="Liberation Mono" w:eastAsia="Liberation Mono" w:hAnsi="Liberation Mono"/>
                 <w:color w:val="1C1C1C"/>
                 <w:sz w:val="16"/>
               </w:rPr>
@@ -4698,7 +4319,7 @@
             </w:r>
             <w:r>
               <w:rPr>
-                <w:rFonts w:ascii="Liberation Mono" w:hAnsi="Liberation Mono" w:eastAsia="Liberation Mono"/>
+                <w:rFonts w:ascii="Liberation Mono" w:eastAsia="Liberation Mono" w:hAnsi="Liberation Mono"/>
                 <w:color w:val="1C1C1C"/>
                 <w:sz w:val="16"/>
               </w:rPr>
@@ -4709,7 +4330,7 @@
             </w:r>
             <w:r>
               <w:rPr>
-                <w:rFonts w:ascii="Liberation Mono" w:hAnsi="Liberation Mono" w:eastAsia="Liberation Mono"/>
+                <w:rFonts w:ascii="Liberation Mono" w:eastAsia="Liberation Mono" w:hAnsi="Liberation Mono"/>
                 <w:color w:val="1C1C1C"/>
                 <w:sz w:val="16"/>
               </w:rPr>
@@ -4720,7 +4341,7 @@
             </w:r>
             <w:r>
               <w:rPr>
-                <w:rFonts w:ascii="Liberation Mono" w:hAnsi="Liberation Mono" w:eastAsia="Liberation Mono"/>
+                <w:rFonts w:ascii="Liberation Mono" w:eastAsia="Liberation Mono" w:hAnsi="Liberation Mono"/>
                 <w:color w:val="1C1C1C"/>
                 <w:sz w:val="16"/>
               </w:rPr>
@@ -4731,7 +4352,7 @@
             </w:r>
             <w:r>
               <w:rPr>
-                <w:rFonts w:ascii="Liberation Mono" w:hAnsi="Liberation Mono" w:eastAsia="Liberation Mono"/>
+                <w:rFonts w:ascii="Liberation Mono" w:eastAsia="Liberation Mono" w:hAnsi="Liberation Mono"/>
                 <w:color w:val="1C1C1C"/>
                 <w:sz w:val="16"/>
               </w:rPr>
@@ -4742,7 +4363,7 @@
             </w:r>
             <w:r>
               <w:rPr>
-                <w:rFonts w:ascii="Liberation Mono" w:hAnsi="Liberation Mono" w:eastAsia="Liberation Mono"/>
+                <w:rFonts w:ascii="Liberation Mono" w:eastAsia="Liberation Mono" w:hAnsi="Liberation Mono"/>
                 <w:color w:val="1C1C1C"/>
                 <w:sz w:val="16"/>
               </w:rPr>
@@ -4753,7 +4374,7 @@
             </w:r>
             <w:r>
               <w:rPr>
-                <w:rFonts w:ascii="Liberation Mono" w:hAnsi="Liberation Mono" w:eastAsia="Liberation Mono"/>
+                <w:rFonts w:ascii="Liberation Mono" w:eastAsia="Liberation Mono" w:hAnsi="Liberation Mono"/>
                 <w:color w:val="1C1C1C"/>
                 <w:sz w:val="16"/>
               </w:rPr>
@@ -4764,7 +4385,7 @@
             </w:r>
             <w:r>
               <w:rPr>
-                <w:rFonts w:ascii="Liberation Mono" w:hAnsi="Liberation Mono" w:eastAsia="Liberation Mono"/>
+                <w:rFonts w:ascii="Liberation Mono" w:eastAsia="Liberation Mono" w:hAnsi="Liberation Mono"/>
                 <w:color w:val="1C1C1C"/>
                 <w:sz w:val="16"/>
               </w:rPr>
@@ -4775,7 +4396,7 @@
             </w:r>
             <w:r>
               <w:rPr>
-                <w:rFonts w:ascii="Liberation Mono" w:hAnsi="Liberation Mono" w:eastAsia="Liberation Mono"/>
+                <w:rFonts w:ascii="Liberation Mono" w:eastAsia="Liberation Mono" w:hAnsi="Liberation Mono"/>
                 <w:color w:val="1C1C1C"/>
                 <w:sz w:val="16"/>
               </w:rPr>
@@ -4786,7 +4407,7 @@
             </w:r>
             <w:r>
               <w:rPr>
-                <w:rFonts w:ascii="Liberation Mono" w:hAnsi="Liberation Mono" w:eastAsia="Liberation Mono"/>
+                <w:rFonts w:ascii="Liberation Mono" w:eastAsia="Liberation Mono" w:hAnsi="Liberation Mono"/>
                 <w:color w:val="1C1C1C"/>
                 <w:sz w:val="16"/>
               </w:rPr>
@@ -4797,7 +4418,7 @@
             </w:r>
             <w:r>
               <w:rPr>
-                <w:rFonts w:ascii="Liberation Mono" w:hAnsi="Liberation Mono" w:eastAsia="Liberation Mono"/>
+                <w:rFonts w:ascii="Liberation Mono" w:eastAsia="Liberation Mono" w:hAnsi="Liberation Mono"/>
                 <w:color w:val="1C1C1C"/>
                 <w:sz w:val="16"/>
               </w:rPr>
@@ -4808,7 +4429,7 @@
             </w:r>
             <w:r>
               <w:rPr>
-                <w:rFonts w:ascii="Liberation Mono" w:hAnsi="Liberation Mono" w:eastAsia="Liberation Mono"/>
+                <w:rFonts w:ascii="Liberation Mono" w:eastAsia="Liberation Mono" w:hAnsi="Liberation Mono"/>
                 <w:color w:val="1C1C1C"/>
                 <w:sz w:val="16"/>
               </w:rPr>
@@ -4818,180 +4439,152 @@
               <w:br/>
             </w:r>
             <w:r>
-              <w:rPr>
-                <w:rFonts w:ascii="Liberation Mono" w:hAnsi="Liberation Mono" w:eastAsia="Liberation Mono"/>
+              <w:br/>
+            </w:r>
+            <w:r>
+              <w:rPr>
+                <w:rFonts w:ascii="Liberation Mono" w:eastAsia="Liberation Mono" w:hAnsi="Liberation Mono"/>
                 <w:color w:val="1C1C1C"/>
                 <w:sz w:val="16"/>
               </w:rPr>
+              <w:t>START TRANSACTION;</w:t>
             </w:r>
             <w:r>
               <w:br/>
             </w:r>
             <w:r>
-              <w:rPr>
-                <w:rFonts w:ascii="Liberation Mono" w:hAnsi="Liberation Mono" w:eastAsia="Liberation Mono"/>
+              <w:br/>
+            </w:r>
+            <w:r>
+              <w:rPr>
+                <w:rFonts w:ascii="Liberation Mono" w:eastAsia="Liberation Mono" w:hAnsi="Liberation Mono"/>
                 <w:color w:val="1C1C1C"/>
                 <w:sz w:val="16"/>
               </w:rPr>
-              <w:t>START TRANSACTION;</w:t>
+              <w:t>UPDATE DimMemberHistory AS d</w:t>
             </w:r>
             <w:r>
               <w:br/>
             </w:r>
             <w:r>
               <w:rPr>
-                <w:rFonts w:ascii="Liberation Mono" w:hAnsi="Liberation Mono" w:eastAsia="Liberation Mono"/>
+                <w:rFonts w:ascii="Liberation Mono" w:eastAsia="Liberation Mono" w:hAnsi="Liberation Mono"/>
                 <w:color w:val="1C1C1C"/>
                 <w:sz w:val="16"/>
               </w:rPr>
+              <w:t>JOIN ChangedMember AS c</w:t>
             </w:r>
             <w:r>
               <w:br/>
             </w:r>
             <w:r>
               <w:rPr>
-                <w:rFonts w:ascii="Liberation Mono" w:hAnsi="Liberation Mono" w:eastAsia="Liberation Mono"/>
+                <w:rFonts w:ascii="Liberation Mono" w:eastAsia="Liberation Mono" w:hAnsi="Liberation Mono"/>
                 <w:color w:val="1C1C1C"/>
                 <w:sz w:val="16"/>
               </w:rPr>
-              <w:t>UPDATE DimMemberHistory AS d</w:t>
+              <w:t xml:space="preserve">  ON c.PreviousKey = d.MemberKey</w:t>
             </w:r>
             <w:r>
               <w:br/>
             </w:r>
             <w:r>
               <w:rPr>
-                <w:rFonts w:ascii="Liberation Mono" w:hAnsi="Liberation Mono" w:eastAsia="Liberation Mono"/>
+                <w:rFonts w:ascii="Liberation Mono" w:eastAsia="Liberation Mono" w:hAnsi="Liberation Mono"/>
                 <w:color w:val="1C1C1C"/>
                 <w:sz w:val="16"/>
               </w:rPr>
-              <w:t>JOIN ChangedMember AS c</w:t>
+              <w:t>SET d.EffectiveTo = c.ChangeAt,</w:t>
             </w:r>
             <w:r>
               <w:br/>
             </w:r>
             <w:r>
               <w:rPr>
-                <w:rFonts w:ascii="Liberation Mono" w:hAnsi="Liberation Mono" w:eastAsia="Liberation Mono"/>
+                <w:rFonts w:ascii="Liberation Mono" w:eastAsia="Liberation Mono" w:hAnsi="Liberation Mono"/>
                 <w:color w:val="1C1C1C"/>
                 <w:sz w:val="16"/>
               </w:rPr>
-              <w:t xml:space="preserve">  ON c.PreviousKey = d.MemberKey</w:t>
+              <w:t xml:space="preserve">    d.IsCurrent = 0;</w:t>
             </w:r>
             <w:r>
               <w:br/>
             </w:r>
             <w:r>
-              <w:rPr>
-                <w:rFonts w:ascii="Liberation Mono" w:hAnsi="Liberation Mono" w:eastAsia="Liberation Mono"/>
+              <w:br/>
+            </w:r>
+            <w:r>
+              <w:rPr>
+                <w:rFonts w:ascii="Liberation Mono" w:eastAsia="Liberation Mono" w:hAnsi="Liberation Mono"/>
                 <w:color w:val="1C1C1C"/>
                 <w:sz w:val="16"/>
               </w:rPr>
-              <w:t>SET d.EffectiveTo = c.ChangeAt,</w:t>
+              <w:t>INSERT INTO DimMemberHistory</w:t>
             </w:r>
             <w:r>
               <w:br/>
             </w:r>
             <w:r>
               <w:rPr>
-                <w:rFonts w:ascii="Liberation Mono" w:hAnsi="Liberation Mono" w:eastAsia="Liberation Mono"/>
+                <w:rFonts w:ascii="Liberation Mono" w:eastAsia="Liberation Mono" w:hAnsi="Liberation Mono"/>
                 <w:color w:val="1C1C1C"/>
                 <w:sz w:val="16"/>
               </w:rPr>
-              <w:t xml:space="preserve">    d.IsCurrent = 0;</w:t>
+              <w:t xml:space="preserve">  (MemberID, Name, TierName, TierLevel, BorrowLimit,</w:t>
             </w:r>
             <w:r>
               <w:br/>
             </w:r>
             <w:r>
               <w:rPr>
-                <w:rFonts w:ascii="Liberation Mono" w:hAnsi="Liberation Mono" w:eastAsia="Liberation Mono"/>
+                <w:rFonts w:ascii="Liberation Mono" w:eastAsia="Liberation Mono" w:hAnsi="Liberation Mono"/>
                 <w:color w:val="1C1C1C"/>
                 <w:sz w:val="16"/>
               </w:rPr>
+              <w:t xml:space="preserve">   EffectiveFrom, EffectiveTo, IsCurrent)</w:t>
             </w:r>
             <w:r>
               <w:br/>
             </w:r>
             <w:r>
               <w:rPr>
-                <w:rFonts w:ascii="Liberation Mono" w:hAnsi="Liberation Mono" w:eastAsia="Liberation Mono"/>
+                <w:rFonts w:ascii="Liberation Mono" w:eastAsia="Liberation Mono" w:hAnsi="Liberation Mono"/>
                 <w:color w:val="1C1C1C"/>
                 <w:sz w:val="16"/>
               </w:rPr>
-              <w:t>INSERT INTO DimMemberHistory</w:t>
+              <w:t>SELECT MemberID, Name, TierName, TierLevel, BorrowLimit,</w:t>
             </w:r>
             <w:r>
               <w:br/>
             </w:r>
             <w:r>
               <w:rPr>
-                <w:rFonts w:ascii="Liberation Mono" w:hAnsi="Liberation Mono" w:eastAsia="Liberation Mono"/>
+                <w:rFonts w:ascii="Liberation Mono" w:eastAsia="Liberation Mono" w:hAnsi="Liberation Mono"/>
                 <w:color w:val="1C1C1C"/>
                 <w:sz w:val="16"/>
               </w:rPr>
-              <w:t xml:space="preserve">  (MemberID, Name, TierName, TierLevel, BorrowLimit,</w:t>
+              <w:t xml:space="preserve">       ChangeAt, '9999-12-31 00:00:00', 1</w:t>
             </w:r>
             <w:r>
               <w:br/>
             </w:r>
             <w:r>
               <w:rPr>
-                <w:rFonts w:ascii="Liberation Mono" w:hAnsi="Liberation Mono" w:eastAsia="Liberation Mono"/>
+                <w:rFonts w:ascii="Liberation Mono" w:eastAsia="Liberation Mono" w:hAnsi="Liberation Mono"/>
                 <w:color w:val="1C1C1C"/>
                 <w:sz w:val="16"/>
               </w:rPr>
-              <w:t xml:space="preserve">   EffectiveFrom, EffectiveTo, IsCurrent)</w:t>
+              <w:t>FROM ChangedMember;</w:t>
             </w:r>
             <w:r>
               <w:br/>
             </w:r>
             <w:r>
-              <w:rPr>
-                <w:rFonts w:ascii="Liberation Mono" w:hAnsi="Liberation Mono" w:eastAsia="Liberation Mono"/>
-                <w:color w:val="1C1C1C"/>
-                <w:sz w:val="16"/>
-              </w:rPr>
-              <w:t>SELECT MemberID, Name, TierName, TierLevel, BorrowLimit,</w:t>
-            </w:r>
-            <w:r>
               <w:br/>
             </w:r>
             <w:r>
               <w:rPr>
-                <w:rFonts w:ascii="Liberation Mono" w:hAnsi="Liberation Mono" w:eastAsia="Liberation Mono"/>
-                <w:color w:val="1C1C1C"/>
-                <w:sz w:val="16"/>
-              </w:rPr>
-              <w:t xml:space="preserve">       ChangeAt, '9999-12-31 00:00:00', 1</w:t>
-            </w:r>
-            <w:r>
-              <w:br/>
-            </w:r>
-            <w:r>
-              <w:rPr>
-                <w:rFonts w:ascii="Liberation Mono" w:hAnsi="Liberation Mono" w:eastAsia="Liberation Mono"/>
-                <w:color w:val="1C1C1C"/>
-                <w:sz w:val="16"/>
-              </w:rPr>
-              <w:t>FROM ChangedMember;</w:t>
-            </w:r>
-            <w:r>
-              <w:br/>
-            </w:r>
-            <w:r>
-              <w:rPr>
-                <w:rFonts w:ascii="Liberation Mono" w:hAnsi="Liberation Mono" w:eastAsia="Liberation Mono"/>
-                <w:color w:val="1C1C1C"/>
-                <w:sz w:val="16"/>
-              </w:rPr>
-            </w:r>
-            <w:r>
-              <w:br/>
-            </w:r>
-            <w:r>
-              <w:rPr>
-                <w:rFonts w:ascii="Liberation Mono" w:hAnsi="Liberation Mono" w:eastAsia="Liberation Mono"/>
+                <w:rFonts w:ascii="Liberation Mono" w:eastAsia="Liberation Mono" w:hAnsi="Liberation Mono"/>
                 <w:color w:val="1C1C1C"/>
                 <w:sz w:val="16"/>
               </w:rPr>
@@ -5006,12 +4599,6 @@
         <w:pStyle w:val="ReportBody"/>
       </w:pPr>
       <w:r>
-        <w:rPr>
-          <w:rFonts w:ascii="Carlito" w:hAnsi="Carlito" w:eastAsia="Carlito"/>
-          <w:i w:val="0"/>
-          <w:color w:val="252525"/>
-          <w:sz w:val="24"/>
-        </w:rPr>
         <w:t>The null-safe equality operator &lt;=&gt; is useful when a tracked attribute may be NULL. An unchanged member never enters ChangedMember, so rerunning the batch does not create another version. In a full implementation, errors would trigger ROLLBACK and an audit table would record the batch identifier and counts.</w:t>
       </w:r>
     </w:p>
@@ -5031,12 +4618,7 @@
         </w:pBdr>
       </w:pPr>
       <w:r>
-        <w:rPr>
-          <w:rFonts w:ascii="Carlito" w:hAnsi="Carlito" w:eastAsia="Carlito"/>
-          <w:b/>
-          <w:color w:val="4B2A63"/>
-          <w:sz w:val="26"/>
-        </w:rPr>
+        <w:lastRenderedPageBreak/>
         <w:t>5. Practical demonstration</w:t>
       </w:r>
     </w:p>
@@ -5045,64 +4627,57 @@
         <w:pStyle w:val="ReportSubheading"/>
       </w:pPr>
       <w:r>
-        <w:rPr>
-          <w:rFonts w:ascii="Carlito" w:hAnsi="Carlito" w:eastAsia="Carlito"/>
-          <w:b/>
-          <w:color w:val="5B3B73"/>
-          <w:sz w:val="24"/>
-        </w:rPr>
         <w:t>Version history after an upgrade</w:t>
       </w:r>
     </w:p>
     <w:tbl>
       <w:tblPr>
-        <w:tblW w:type="auto" w:w="0"/>
+        <w:tblW w:w="0" w:type="auto"/>
         <w:jc w:val="center"/>
-        <w:tblLook w:firstColumn="1" w:firstRow="1" w:lastColumn="0" w:lastRow="0" w:noHBand="0" w:noVBand="1" w:val="04A0"/>
         <w:tblLayout w:type="fixed"/>
+        <w:tblLook w:val="04A0" w:firstRow="1" w:lastRow="0" w:firstColumn="1" w:lastColumn="0" w:noHBand="0" w:noVBand="1"/>
       </w:tblPr>
       <w:tblGrid>
-        <w:gridCol w:w="1625"/>
-        <w:gridCol w:w="1625"/>
-        <w:gridCol w:w="1625"/>
-        <w:gridCol w:w="1625"/>
-        <w:gridCol w:w="1625"/>
-        <w:gridCol w:w="1625"/>
+        <w:gridCol w:w="1512"/>
+        <w:gridCol w:w="1512"/>
+        <w:gridCol w:w="1728"/>
+        <w:gridCol w:w="1944"/>
+        <w:gridCol w:w="1944"/>
+        <w:gridCol w:w="1296"/>
       </w:tblGrid>
       <w:tr>
         <w:trPr>
-          <w:tblHeader w:val="true"/>
           <w:cantSplit/>
+          <w:tblHeader/>
+          <w:jc w:val="center"/>
         </w:trPr>
         <w:tc>
           <w:tcPr>
-            <w:tcW w:type="dxa" w:w="1512"/>
-            <w:vAlign w:val="center"/>
+            <w:tcW w:w="1512" w:type="dxa"/>
+            <w:tcBorders>
+              <w:top w:val="single" w:sz="5" w:space="0" w:color="D7D9DE"/>
+              <w:left w:val="single" w:sz="5" w:space="0" w:color="D7D9DE"/>
+              <w:bottom w:val="single" w:sz="5" w:space="0" w:color="D7D9DE"/>
+              <w:right w:val="single" w:sz="5" w:space="0" w:color="D7D9DE"/>
+            </w:tcBorders>
+            <w:shd w:val="clear" w:color="auto" w:fill="4B2A63"/>
             <w:tcMar>
               <w:top w:w="55" w:type="dxa"/>
-              <w:start w:w="70" w:type="dxa"/>
+              <w:left w:w="70" w:type="dxa"/>
               <w:bottom w:w="55" w:type="dxa"/>
-              <w:end w:w="70" w:type="dxa"/>
+              <w:right w:w="70" w:type="dxa"/>
             </w:tcMar>
-            <w:shd w:fill="4B2A63" w:val="clear"/>
-            <w:tcBorders>
-              <w:top w:val="single" w:sz="5" w:color="D7D9DE"/>
-              <w:bottom w:val="single" w:sz="5" w:color="D7D9DE"/>
-              <w:start w:val="single" w:sz="5" w:color="D7D9DE"/>
-              <w:end w:val="single" w:sz="5" w:color="D7D9DE"/>
-            </w:tcBorders>
+            <w:vAlign w:val="center"/>
           </w:tcPr>
           <w:p>
             <w:pPr>
-              <w:spacing w:before="0" w:after="0" w:line="240" w:lineRule="auto"/>
+              <w:spacing w:after="0" w:line="240" w:lineRule="auto"/>
               <w:jc w:val="center"/>
             </w:pPr>
-            <w:r/>
-            <w:r>
-              <w:rPr>
-                <w:rFonts w:ascii="Carlito" w:hAnsi="Carlito" w:eastAsia="Carlito"/>
+            <w:r>
+              <w:rPr>
+                <w:rFonts w:ascii="Carlito" w:eastAsia="Carlito" w:hAnsi="Carlito"/>
                 <w:b/>
-                <w:i w:val="0"/>
                 <w:color w:val="FFFFFF"/>
                 <w:sz w:val="19"/>
               </w:rPr>
@@ -5112,33 +4687,31 @@
         </w:tc>
         <w:tc>
           <w:tcPr>
-            <w:tcW w:type="dxa" w:w="1512"/>
-            <w:vAlign w:val="center"/>
+            <w:tcW w:w="1512" w:type="dxa"/>
+            <w:tcBorders>
+              <w:top w:val="single" w:sz="5" w:space="0" w:color="D7D9DE"/>
+              <w:left w:val="single" w:sz="5" w:space="0" w:color="D7D9DE"/>
+              <w:bottom w:val="single" w:sz="5" w:space="0" w:color="D7D9DE"/>
+              <w:right w:val="single" w:sz="5" w:space="0" w:color="D7D9DE"/>
+            </w:tcBorders>
+            <w:shd w:val="clear" w:color="auto" w:fill="4B2A63"/>
             <w:tcMar>
               <w:top w:w="55" w:type="dxa"/>
-              <w:start w:w="70" w:type="dxa"/>
+              <w:left w:w="70" w:type="dxa"/>
               <w:bottom w:w="55" w:type="dxa"/>
-              <w:end w:w="70" w:type="dxa"/>
+              <w:right w:w="70" w:type="dxa"/>
             </w:tcMar>
-            <w:shd w:fill="4B2A63" w:val="clear"/>
-            <w:tcBorders>
-              <w:top w:val="single" w:sz="5" w:color="D7D9DE"/>
-              <w:bottom w:val="single" w:sz="5" w:color="D7D9DE"/>
-              <w:start w:val="single" w:sz="5" w:color="D7D9DE"/>
-              <w:end w:val="single" w:sz="5" w:color="D7D9DE"/>
-            </w:tcBorders>
+            <w:vAlign w:val="center"/>
           </w:tcPr>
           <w:p>
             <w:pPr>
-              <w:spacing w:before="0" w:after="0" w:line="240" w:lineRule="auto"/>
+              <w:spacing w:after="0" w:line="240" w:lineRule="auto"/>
               <w:jc w:val="center"/>
             </w:pPr>
-            <w:r/>
-            <w:r>
-              <w:rPr>
-                <w:rFonts w:ascii="Carlito" w:hAnsi="Carlito" w:eastAsia="Carlito"/>
+            <w:r>
+              <w:rPr>
+                <w:rFonts w:ascii="Carlito" w:eastAsia="Carlito" w:hAnsi="Carlito"/>
                 <w:b/>
-                <w:i w:val="0"/>
                 <w:color w:val="FFFFFF"/>
                 <w:sz w:val="19"/>
               </w:rPr>
@@ -5148,33 +4721,31 @@
         </w:tc>
         <w:tc>
           <w:tcPr>
-            <w:tcW w:type="dxa" w:w="1728"/>
-            <w:vAlign w:val="center"/>
+            <w:tcW w:w="1728" w:type="dxa"/>
+            <w:tcBorders>
+              <w:top w:val="single" w:sz="5" w:space="0" w:color="D7D9DE"/>
+              <w:left w:val="single" w:sz="5" w:space="0" w:color="D7D9DE"/>
+              <w:bottom w:val="single" w:sz="5" w:space="0" w:color="D7D9DE"/>
+              <w:right w:val="single" w:sz="5" w:space="0" w:color="D7D9DE"/>
+            </w:tcBorders>
+            <w:shd w:val="clear" w:color="auto" w:fill="4B2A63"/>
             <w:tcMar>
               <w:top w:w="55" w:type="dxa"/>
-              <w:start w:w="70" w:type="dxa"/>
+              <w:left w:w="70" w:type="dxa"/>
               <w:bottom w:w="55" w:type="dxa"/>
-              <w:end w:w="70" w:type="dxa"/>
+              <w:right w:w="70" w:type="dxa"/>
             </w:tcMar>
-            <w:shd w:fill="4B2A63" w:val="clear"/>
-            <w:tcBorders>
-              <w:top w:val="single" w:sz="5" w:color="D7D9DE"/>
-              <w:bottom w:val="single" w:sz="5" w:color="D7D9DE"/>
-              <w:start w:val="single" w:sz="5" w:color="D7D9DE"/>
-              <w:end w:val="single" w:sz="5" w:color="D7D9DE"/>
-            </w:tcBorders>
+            <w:vAlign w:val="center"/>
           </w:tcPr>
           <w:p>
             <w:pPr>
-              <w:spacing w:before="0" w:after="0" w:line="240" w:lineRule="auto"/>
+              <w:spacing w:after="0" w:line="240" w:lineRule="auto"/>
               <w:jc w:val="center"/>
             </w:pPr>
-            <w:r/>
-            <w:r>
-              <w:rPr>
-                <w:rFonts w:ascii="Carlito" w:hAnsi="Carlito" w:eastAsia="Carlito"/>
+            <w:r>
+              <w:rPr>
+                <w:rFonts w:ascii="Carlito" w:eastAsia="Carlito" w:hAnsi="Carlito"/>
                 <w:b/>
-                <w:i w:val="0"/>
                 <w:color w:val="FFFFFF"/>
                 <w:sz w:val="19"/>
               </w:rPr>
@@ -5184,33 +4755,31 @@
         </w:tc>
         <w:tc>
           <w:tcPr>
-            <w:tcW w:type="dxa" w:w="1944"/>
-            <w:vAlign w:val="center"/>
+            <w:tcW w:w="1944" w:type="dxa"/>
+            <w:tcBorders>
+              <w:top w:val="single" w:sz="5" w:space="0" w:color="D7D9DE"/>
+              <w:left w:val="single" w:sz="5" w:space="0" w:color="D7D9DE"/>
+              <w:bottom w:val="single" w:sz="5" w:space="0" w:color="D7D9DE"/>
+              <w:right w:val="single" w:sz="5" w:space="0" w:color="D7D9DE"/>
+            </w:tcBorders>
+            <w:shd w:val="clear" w:color="auto" w:fill="4B2A63"/>
             <w:tcMar>
               <w:top w:w="55" w:type="dxa"/>
-              <w:start w:w="70" w:type="dxa"/>
+              <w:left w:w="70" w:type="dxa"/>
               <w:bottom w:w="55" w:type="dxa"/>
-              <w:end w:w="70" w:type="dxa"/>
+              <w:right w:w="70" w:type="dxa"/>
             </w:tcMar>
-            <w:shd w:fill="4B2A63" w:val="clear"/>
-            <w:tcBorders>
-              <w:top w:val="single" w:sz="5" w:color="D7D9DE"/>
-              <w:bottom w:val="single" w:sz="5" w:color="D7D9DE"/>
-              <w:start w:val="single" w:sz="5" w:color="D7D9DE"/>
-              <w:end w:val="single" w:sz="5" w:color="D7D9DE"/>
-            </w:tcBorders>
+            <w:vAlign w:val="center"/>
           </w:tcPr>
           <w:p>
             <w:pPr>
-              <w:spacing w:before="0" w:after="0" w:line="240" w:lineRule="auto"/>
+              <w:spacing w:after="0" w:line="240" w:lineRule="auto"/>
               <w:jc w:val="center"/>
             </w:pPr>
-            <w:r/>
-            <w:r>
-              <w:rPr>
-                <w:rFonts w:ascii="Carlito" w:hAnsi="Carlito" w:eastAsia="Carlito"/>
+            <w:r>
+              <w:rPr>
+                <w:rFonts w:ascii="Carlito" w:eastAsia="Carlito" w:hAnsi="Carlito"/>
                 <w:b/>
-                <w:i w:val="0"/>
                 <w:color w:val="FFFFFF"/>
                 <w:sz w:val="19"/>
               </w:rPr>
@@ -5220,33 +4789,31 @@
         </w:tc>
         <w:tc>
           <w:tcPr>
-            <w:tcW w:type="dxa" w:w="1944"/>
-            <w:vAlign w:val="center"/>
+            <w:tcW w:w="1944" w:type="dxa"/>
+            <w:tcBorders>
+              <w:top w:val="single" w:sz="5" w:space="0" w:color="D7D9DE"/>
+              <w:left w:val="single" w:sz="5" w:space="0" w:color="D7D9DE"/>
+              <w:bottom w:val="single" w:sz="5" w:space="0" w:color="D7D9DE"/>
+              <w:right w:val="single" w:sz="5" w:space="0" w:color="D7D9DE"/>
+            </w:tcBorders>
+            <w:shd w:val="clear" w:color="auto" w:fill="4B2A63"/>
             <w:tcMar>
               <w:top w:w="55" w:type="dxa"/>
-              <w:start w:w="70" w:type="dxa"/>
+              <w:left w:w="70" w:type="dxa"/>
               <w:bottom w:w="55" w:type="dxa"/>
-              <w:end w:w="70" w:type="dxa"/>
+              <w:right w:w="70" w:type="dxa"/>
             </w:tcMar>
-            <w:shd w:fill="4B2A63" w:val="clear"/>
-            <w:tcBorders>
-              <w:top w:val="single" w:sz="5" w:color="D7D9DE"/>
-              <w:bottom w:val="single" w:sz="5" w:color="D7D9DE"/>
-              <w:start w:val="single" w:sz="5" w:color="D7D9DE"/>
-              <w:end w:val="single" w:sz="5" w:color="D7D9DE"/>
-            </w:tcBorders>
+            <w:vAlign w:val="center"/>
           </w:tcPr>
           <w:p>
             <w:pPr>
-              <w:spacing w:before="0" w:after="0" w:line="240" w:lineRule="auto"/>
+              <w:spacing w:after="0" w:line="240" w:lineRule="auto"/>
               <w:jc w:val="center"/>
             </w:pPr>
-            <w:r/>
-            <w:r>
-              <w:rPr>
-                <w:rFonts w:ascii="Carlito" w:hAnsi="Carlito" w:eastAsia="Carlito"/>
+            <w:r>
+              <w:rPr>
+                <w:rFonts w:ascii="Carlito" w:eastAsia="Carlito" w:hAnsi="Carlito"/>
                 <w:b/>
-                <w:i w:val="0"/>
                 <w:color w:val="FFFFFF"/>
                 <w:sz w:val="19"/>
               </w:rPr>
@@ -5256,33 +4823,31 @@
         </w:tc>
         <w:tc>
           <w:tcPr>
-            <w:tcW w:type="dxa" w:w="1296"/>
-            <w:vAlign w:val="center"/>
+            <w:tcW w:w="1296" w:type="dxa"/>
+            <w:tcBorders>
+              <w:top w:val="single" w:sz="5" w:space="0" w:color="D7D9DE"/>
+              <w:left w:val="single" w:sz="5" w:space="0" w:color="D7D9DE"/>
+              <w:bottom w:val="single" w:sz="5" w:space="0" w:color="D7D9DE"/>
+              <w:right w:val="single" w:sz="5" w:space="0" w:color="D7D9DE"/>
+            </w:tcBorders>
+            <w:shd w:val="clear" w:color="auto" w:fill="4B2A63"/>
             <w:tcMar>
               <w:top w:w="55" w:type="dxa"/>
-              <w:start w:w="70" w:type="dxa"/>
+              <w:left w:w="70" w:type="dxa"/>
               <w:bottom w:w="55" w:type="dxa"/>
-              <w:end w:w="70" w:type="dxa"/>
+              <w:right w:w="70" w:type="dxa"/>
             </w:tcMar>
-            <w:shd w:fill="4B2A63" w:val="clear"/>
-            <w:tcBorders>
-              <w:top w:val="single" w:sz="5" w:color="D7D9DE"/>
-              <w:bottom w:val="single" w:sz="5" w:color="D7D9DE"/>
-              <w:start w:val="single" w:sz="5" w:color="D7D9DE"/>
-              <w:end w:val="single" w:sz="5" w:color="D7D9DE"/>
-            </w:tcBorders>
+            <w:vAlign w:val="center"/>
           </w:tcPr>
           <w:p>
             <w:pPr>
-              <w:spacing w:before="0" w:after="0" w:line="240" w:lineRule="auto"/>
+              <w:spacing w:after="0" w:line="240" w:lineRule="auto"/>
               <w:jc w:val="center"/>
             </w:pPr>
-            <w:r/>
-            <w:r>
-              <w:rPr>
-                <w:rFonts w:ascii="Carlito" w:hAnsi="Carlito" w:eastAsia="Carlito"/>
+            <w:r>
+              <w:rPr>
+                <w:rFonts w:ascii="Carlito" w:eastAsia="Carlito" w:hAnsi="Carlito"/>
                 <w:b/>
-                <w:i w:val="0"/>
                 <w:color w:val="FFFFFF"/>
                 <w:sz w:val="19"/>
               </w:rPr>
@@ -5294,36 +4859,34 @@
       <w:tr>
         <w:trPr>
           <w:cantSplit/>
+          <w:jc w:val="center"/>
         </w:trPr>
         <w:tc>
           <w:tcPr>
-            <w:tcW w:type="dxa" w:w="1512"/>
-            <w:vAlign w:val="center"/>
+            <w:tcW w:w="1512" w:type="dxa"/>
+            <w:tcBorders>
+              <w:top w:val="single" w:sz="5" w:space="0" w:color="D7D9DE"/>
+              <w:left w:val="single" w:sz="5" w:space="0" w:color="D7D9DE"/>
+              <w:bottom w:val="single" w:sz="5" w:space="0" w:color="D7D9DE"/>
+              <w:right w:val="single" w:sz="5" w:space="0" w:color="D7D9DE"/>
+            </w:tcBorders>
+            <w:shd w:val="clear" w:color="auto" w:fill="FFFFFF"/>
             <w:tcMar>
               <w:top w:w="55" w:type="dxa"/>
-              <w:start w:w="70" w:type="dxa"/>
+              <w:left w:w="70" w:type="dxa"/>
               <w:bottom w:w="55" w:type="dxa"/>
-              <w:end w:w="70" w:type="dxa"/>
+              <w:right w:w="70" w:type="dxa"/>
             </w:tcMar>
-            <w:shd w:fill="FFFFFF" w:val="clear"/>
-            <w:tcBorders>
-              <w:top w:val="single" w:sz="5" w:color="D7D9DE"/>
-              <w:bottom w:val="single" w:sz="5" w:color="D7D9DE"/>
-              <w:start w:val="single" w:sz="5" w:color="D7D9DE"/>
-              <w:end w:val="single" w:sz="5" w:color="D7D9DE"/>
-            </w:tcBorders>
+            <w:vAlign w:val="center"/>
           </w:tcPr>
           <w:p>
             <w:pPr>
-              <w:spacing w:before="0" w:after="0" w:line="240" w:lineRule="auto"/>
+              <w:spacing w:after="0" w:line="240" w:lineRule="auto"/>
               <w:jc w:val="center"/>
             </w:pPr>
-            <w:r/>
-            <w:r>
-              <w:rPr>
-                <w:rFonts w:ascii="Carlito" w:hAnsi="Carlito" w:eastAsia="Carlito"/>
-                <w:b w:val="0"/>
-                <w:i w:val="0"/>
+            <w:r>
+              <w:rPr>
+                <w:rFonts w:ascii="Carlito" w:eastAsia="Carlito" w:hAnsi="Carlito"/>
                 <w:color w:val="252525"/>
                 <w:sz w:val="17"/>
               </w:rPr>
@@ -5333,33 +4896,30 @@
         </w:tc>
         <w:tc>
           <w:tcPr>
-            <w:tcW w:type="dxa" w:w="1512"/>
-            <w:vAlign w:val="center"/>
+            <w:tcW w:w="1512" w:type="dxa"/>
+            <w:tcBorders>
+              <w:top w:val="single" w:sz="5" w:space="0" w:color="D7D9DE"/>
+              <w:left w:val="single" w:sz="5" w:space="0" w:color="D7D9DE"/>
+              <w:bottom w:val="single" w:sz="5" w:space="0" w:color="D7D9DE"/>
+              <w:right w:val="single" w:sz="5" w:space="0" w:color="D7D9DE"/>
+            </w:tcBorders>
+            <w:shd w:val="clear" w:color="auto" w:fill="FFFFFF"/>
             <w:tcMar>
               <w:top w:w="55" w:type="dxa"/>
-              <w:start w:w="70" w:type="dxa"/>
+              <w:left w:w="70" w:type="dxa"/>
               <w:bottom w:w="55" w:type="dxa"/>
-              <w:end w:w="70" w:type="dxa"/>
+              <w:right w:w="70" w:type="dxa"/>
             </w:tcMar>
-            <w:shd w:fill="FFFFFF" w:val="clear"/>
-            <w:tcBorders>
-              <w:top w:val="single" w:sz="5" w:color="D7D9DE"/>
-              <w:bottom w:val="single" w:sz="5" w:color="D7D9DE"/>
-              <w:start w:val="single" w:sz="5" w:color="D7D9DE"/>
-              <w:end w:val="single" w:sz="5" w:color="D7D9DE"/>
-            </w:tcBorders>
+            <w:vAlign w:val="center"/>
           </w:tcPr>
           <w:p>
             <w:pPr>
-              <w:spacing w:before="0" w:after="0" w:line="240" w:lineRule="auto"/>
+              <w:spacing w:after="0" w:line="240" w:lineRule="auto"/>
               <w:jc w:val="center"/>
             </w:pPr>
-            <w:r/>
-            <w:r>
-              <w:rPr>
-                <w:rFonts w:ascii="Carlito" w:hAnsi="Carlito" w:eastAsia="Carlito"/>
-                <w:b w:val="0"/>
-                <w:i w:val="0"/>
+            <w:r>
+              <w:rPr>
+                <w:rFonts w:ascii="Carlito" w:eastAsia="Carlito" w:hAnsi="Carlito"/>
                 <w:color w:val="252525"/>
                 <w:sz w:val="17"/>
               </w:rPr>
@@ -5369,33 +4929,30 @@
         </w:tc>
         <w:tc>
           <w:tcPr>
-            <w:tcW w:type="dxa" w:w="1728"/>
-            <w:vAlign w:val="center"/>
+            <w:tcW w:w="1728" w:type="dxa"/>
+            <w:tcBorders>
+              <w:top w:val="single" w:sz="5" w:space="0" w:color="D7D9DE"/>
+              <w:left w:val="single" w:sz="5" w:space="0" w:color="D7D9DE"/>
+              <w:bottom w:val="single" w:sz="5" w:space="0" w:color="D7D9DE"/>
+              <w:right w:val="single" w:sz="5" w:space="0" w:color="D7D9DE"/>
+            </w:tcBorders>
+            <w:shd w:val="clear" w:color="auto" w:fill="FFFFFF"/>
             <w:tcMar>
               <w:top w:w="55" w:type="dxa"/>
-              <w:start w:w="70" w:type="dxa"/>
+              <w:left w:w="70" w:type="dxa"/>
               <w:bottom w:w="55" w:type="dxa"/>
-              <w:end w:w="70" w:type="dxa"/>
+              <w:right w:w="70" w:type="dxa"/>
             </w:tcMar>
-            <w:shd w:fill="FFFFFF" w:val="clear"/>
-            <w:tcBorders>
-              <w:top w:val="single" w:sz="5" w:color="D7D9DE"/>
-              <w:bottom w:val="single" w:sz="5" w:color="D7D9DE"/>
-              <w:start w:val="single" w:sz="5" w:color="D7D9DE"/>
-              <w:end w:val="single" w:sz="5" w:color="D7D9DE"/>
-            </w:tcBorders>
+            <w:vAlign w:val="center"/>
           </w:tcPr>
           <w:p>
             <w:pPr>
-              <w:spacing w:before="0" w:after="0" w:line="240" w:lineRule="auto"/>
+              <w:spacing w:after="0" w:line="240" w:lineRule="auto"/>
               <w:jc w:val="center"/>
             </w:pPr>
-            <w:r/>
-            <w:r>
-              <w:rPr>
-                <w:rFonts w:ascii="Carlito" w:hAnsi="Carlito" w:eastAsia="Carlito"/>
-                <w:b w:val="0"/>
-                <w:i w:val="0"/>
+            <w:r>
+              <w:rPr>
+                <w:rFonts w:ascii="Carlito" w:eastAsia="Carlito" w:hAnsi="Carlito"/>
                 <w:color w:val="252525"/>
                 <w:sz w:val="17"/>
               </w:rPr>
@@ -5405,33 +4962,30 @@
         </w:tc>
         <w:tc>
           <w:tcPr>
-            <w:tcW w:type="dxa" w:w="1944"/>
-            <w:vAlign w:val="center"/>
+            <w:tcW w:w="1944" w:type="dxa"/>
+            <w:tcBorders>
+              <w:top w:val="single" w:sz="5" w:space="0" w:color="D7D9DE"/>
+              <w:left w:val="single" w:sz="5" w:space="0" w:color="D7D9DE"/>
+              <w:bottom w:val="single" w:sz="5" w:space="0" w:color="D7D9DE"/>
+              <w:right w:val="single" w:sz="5" w:space="0" w:color="D7D9DE"/>
+            </w:tcBorders>
+            <w:shd w:val="clear" w:color="auto" w:fill="FFFFFF"/>
             <w:tcMar>
               <w:top w:w="55" w:type="dxa"/>
-              <w:start w:w="70" w:type="dxa"/>
+              <w:left w:w="70" w:type="dxa"/>
               <w:bottom w:w="55" w:type="dxa"/>
-              <w:end w:w="70" w:type="dxa"/>
+              <w:right w:w="70" w:type="dxa"/>
             </w:tcMar>
-            <w:shd w:fill="FFFFFF" w:val="clear"/>
-            <w:tcBorders>
-              <w:top w:val="single" w:sz="5" w:color="D7D9DE"/>
-              <w:bottom w:val="single" w:sz="5" w:color="D7D9DE"/>
-              <w:start w:val="single" w:sz="5" w:color="D7D9DE"/>
-              <w:end w:val="single" w:sz="5" w:color="D7D9DE"/>
-            </w:tcBorders>
+            <w:vAlign w:val="center"/>
           </w:tcPr>
           <w:p>
             <w:pPr>
-              <w:spacing w:before="0" w:after="0" w:line="240" w:lineRule="auto"/>
+              <w:spacing w:after="0" w:line="240" w:lineRule="auto"/>
               <w:jc w:val="center"/>
             </w:pPr>
-            <w:r/>
-            <w:r>
-              <w:rPr>
-                <w:rFonts w:ascii="Carlito" w:hAnsi="Carlito" w:eastAsia="Carlito"/>
-                <w:b w:val="0"/>
-                <w:i w:val="0"/>
+            <w:r>
+              <w:rPr>
+                <w:rFonts w:ascii="Carlito" w:eastAsia="Carlito" w:hAnsi="Carlito"/>
                 <w:color w:val="252525"/>
                 <w:sz w:val="17"/>
               </w:rPr>
@@ -5441,33 +4995,30 @@
         </w:tc>
         <w:tc>
           <w:tcPr>
-            <w:tcW w:type="dxa" w:w="1944"/>
-            <w:vAlign w:val="center"/>
+            <w:tcW w:w="1944" w:type="dxa"/>
+            <w:tcBorders>
+              <w:top w:val="single" w:sz="5" w:space="0" w:color="D7D9DE"/>
+              <w:left w:val="single" w:sz="5" w:space="0" w:color="D7D9DE"/>
+              <w:bottom w:val="single" w:sz="5" w:space="0" w:color="D7D9DE"/>
+              <w:right w:val="single" w:sz="5" w:space="0" w:color="D7D9DE"/>
+            </w:tcBorders>
+            <w:shd w:val="clear" w:color="auto" w:fill="FFFFFF"/>
             <w:tcMar>
               <w:top w:w="55" w:type="dxa"/>
-              <w:start w:w="70" w:type="dxa"/>
+              <w:left w:w="70" w:type="dxa"/>
               <w:bottom w:w="55" w:type="dxa"/>
-              <w:end w:w="70" w:type="dxa"/>
+              <w:right w:w="70" w:type="dxa"/>
             </w:tcMar>
-            <w:shd w:fill="FFFFFF" w:val="clear"/>
-            <w:tcBorders>
-              <w:top w:val="single" w:sz="5" w:color="D7D9DE"/>
-              <w:bottom w:val="single" w:sz="5" w:color="D7D9DE"/>
-              <w:start w:val="single" w:sz="5" w:color="D7D9DE"/>
-              <w:end w:val="single" w:sz="5" w:color="D7D9DE"/>
-            </w:tcBorders>
+            <w:vAlign w:val="center"/>
           </w:tcPr>
           <w:p>
             <w:pPr>
-              <w:spacing w:before="0" w:after="0" w:line="240" w:lineRule="auto"/>
+              <w:spacing w:after="0" w:line="240" w:lineRule="auto"/>
               <w:jc w:val="center"/>
             </w:pPr>
-            <w:r/>
-            <w:r>
-              <w:rPr>
-                <w:rFonts w:ascii="Carlito" w:hAnsi="Carlito" w:eastAsia="Carlito"/>
-                <w:b w:val="0"/>
-                <w:i w:val="0"/>
+            <w:r>
+              <w:rPr>
+                <w:rFonts w:ascii="Carlito" w:eastAsia="Carlito" w:hAnsi="Carlito"/>
                 <w:color w:val="252525"/>
                 <w:sz w:val="17"/>
               </w:rPr>
@@ -5477,33 +5028,30 @@
         </w:tc>
         <w:tc>
           <w:tcPr>
-            <w:tcW w:type="dxa" w:w="1296"/>
-            <w:vAlign w:val="center"/>
+            <w:tcW w:w="1296" w:type="dxa"/>
+            <w:tcBorders>
+              <w:top w:val="single" w:sz="5" w:space="0" w:color="D7D9DE"/>
+              <w:left w:val="single" w:sz="5" w:space="0" w:color="D7D9DE"/>
+              <w:bottom w:val="single" w:sz="5" w:space="0" w:color="D7D9DE"/>
+              <w:right w:val="single" w:sz="5" w:space="0" w:color="D7D9DE"/>
+            </w:tcBorders>
+            <w:shd w:val="clear" w:color="auto" w:fill="FFFFFF"/>
             <w:tcMar>
               <w:top w:w="55" w:type="dxa"/>
-              <w:start w:w="70" w:type="dxa"/>
+              <w:left w:w="70" w:type="dxa"/>
               <w:bottom w:w="55" w:type="dxa"/>
-              <w:end w:w="70" w:type="dxa"/>
+              <w:right w:w="70" w:type="dxa"/>
             </w:tcMar>
-            <w:shd w:fill="FFFFFF" w:val="clear"/>
-            <w:tcBorders>
-              <w:top w:val="single" w:sz="5" w:color="D7D9DE"/>
-              <w:bottom w:val="single" w:sz="5" w:color="D7D9DE"/>
-              <w:start w:val="single" w:sz="5" w:color="D7D9DE"/>
-              <w:end w:val="single" w:sz="5" w:color="D7D9DE"/>
-            </w:tcBorders>
+            <w:vAlign w:val="center"/>
           </w:tcPr>
           <w:p>
             <w:pPr>
-              <w:spacing w:before="0" w:after="0" w:line="240" w:lineRule="auto"/>
+              <w:spacing w:after="0" w:line="240" w:lineRule="auto"/>
               <w:jc w:val="center"/>
             </w:pPr>
-            <w:r/>
-            <w:r>
-              <w:rPr>
-                <w:rFonts w:ascii="Carlito" w:hAnsi="Carlito" w:eastAsia="Carlito"/>
-                <w:b w:val="0"/>
-                <w:i w:val="0"/>
+            <w:r>
+              <w:rPr>
+                <w:rFonts w:ascii="Carlito" w:eastAsia="Carlito" w:hAnsi="Carlito"/>
                 <w:color w:val="252525"/>
                 <w:sz w:val="17"/>
               </w:rPr>
@@ -5515,36 +5063,34 @@
       <w:tr>
         <w:trPr>
           <w:cantSplit/>
+          <w:jc w:val="center"/>
         </w:trPr>
         <w:tc>
           <w:tcPr>
-            <w:tcW w:type="dxa" w:w="1512"/>
-            <w:vAlign w:val="center"/>
+            <w:tcW w:w="1512" w:type="dxa"/>
+            <w:tcBorders>
+              <w:top w:val="single" w:sz="5" w:space="0" w:color="D7D9DE"/>
+              <w:left w:val="single" w:sz="5" w:space="0" w:color="D7D9DE"/>
+              <w:bottom w:val="single" w:sz="5" w:space="0" w:color="D7D9DE"/>
+              <w:right w:val="single" w:sz="5" w:space="0" w:color="D7D9DE"/>
+            </w:tcBorders>
+            <w:shd w:val="clear" w:color="auto" w:fill="EEF8E5"/>
             <w:tcMar>
               <w:top w:w="55" w:type="dxa"/>
-              <w:start w:w="70" w:type="dxa"/>
+              <w:left w:w="70" w:type="dxa"/>
               <w:bottom w:w="55" w:type="dxa"/>
-              <w:end w:w="70" w:type="dxa"/>
+              <w:right w:w="70" w:type="dxa"/>
             </w:tcMar>
-            <w:shd w:fill="EEF8E5" w:val="clear"/>
-            <w:tcBorders>
-              <w:top w:val="single" w:sz="5" w:color="D7D9DE"/>
-              <w:bottom w:val="single" w:sz="5" w:color="D7D9DE"/>
-              <w:start w:val="single" w:sz="5" w:color="D7D9DE"/>
-              <w:end w:val="single" w:sz="5" w:color="D7D9DE"/>
-            </w:tcBorders>
+            <w:vAlign w:val="center"/>
           </w:tcPr>
           <w:p>
             <w:pPr>
-              <w:spacing w:before="0" w:after="0" w:line="240" w:lineRule="auto"/>
+              <w:spacing w:after="0" w:line="240" w:lineRule="auto"/>
               <w:jc w:val="center"/>
             </w:pPr>
-            <w:r/>
-            <w:r>
-              <w:rPr>
-                <w:rFonts w:ascii="Carlito" w:hAnsi="Carlito" w:eastAsia="Carlito"/>
-                <w:b w:val="0"/>
-                <w:i w:val="0"/>
+            <w:r>
+              <w:rPr>
+                <w:rFonts w:ascii="Carlito" w:eastAsia="Carlito" w:hAnsi="Carlito"/>
                 <w:color w:val="252525"/>
                 <w:sz w:val="17"/>
               </w:rPr>
@@ -5554,33 +5100,30 @@
         </w:tc>
         <w:tc>
           <w:tcPr>
-            <w:tcW w:type="dxa" w:w="1512"/>
-            <w:vAlign w:val="center"/>
+            <w:tcW w:w="1512" w:type="dxa"/>
+            <w:tcBorders>
+              <w:top w:val="single" w:sz="5" w:space="0" w:color="D7D9DE"/>
+              <w:left w:val="single" w:sz="5" w:space="0" w:color="D7D9DE"/>
+              <w:bottom w:val="single" w:sz="5" w:space="0" w:color="D7D9DE"/>
+              <w:right w:val="single" w:sz="5" w:space="0" w:color="D7D9DE"/>
+            </w:tcBorders>
+            <w:shd w:val="clear" w:color="auto" w:fill="EEF8E5"/>
             <w:tcMar>
               <w:top w:w="55" w:type="dxa"/>
-              <w:start w:w="70" w:type="dxa"/>
+              <w:left w:w="70" w:type="dxa"/>
               <w:bottom w:w="55" w:type="dxa"/>
-              <w:end w:w="70" w:type="dxa"/>
+              <w:right w:w="70" w:type="dxa"/>
             </w:tcMar>
-            <w:shd w:fill="EEF8E5" w:val="clear"/>
-            <w:tcBorders>
-              <w:top w:val="single" w:sz="5" w:color="D7D9DE"/>
-              <w:bottom w:val="single" w:sz="5" w:color="D7D9DE"/>
-              <w:start w:val="single" w:sz="5" w:color="D7D9DE"/>
-              <w:end w:val="single" w:sz="5" w:color="D7D9DE"/>
-            </w:tcBorders>
+            <w:vAlign w:val="center"/>
           </w:tcPr>
           <w:p>
             <w:pPr>
-              <w:spacing w:before="0" w:after="0" w:line="240" w:lineRule="auto"/>
+              <w:spacing w:after="0" w:line="240" w:lineRule="auto"/>
               <w:jc w:val="center"/>
             </w:pPr>
-            <w:r/>
-            <w:r>
-              <w:rPr>
-                <w:rFonts w:ascii="Carlito" w:hAnsi="Carlito" w:eastAsia="Carlito"/>
-                <w:b w:val="0"/>
-                <w:i w:val="0"/>
+            <w:r>
+              <w:rPr>
+                <w:rFonts w:ascii="Carlito" w:eastAsia="Carlito" w:hAnsi="Carlito"/>
                 <w:color w:val="252525"/>
                 <w:sz w:val="17"/>
               </w:rPr>
@@ -5590,33 +5133,30 @@
         </w:tc>
         <w:tc>
           <w:tcPr>
-            <w:tcW w:type="dxa" w:w="1728"/>
-            <w:vAlign w:val="center"/>
+            <w:tcW w:w="1728" w:type="dxa"/>
+            <w:tcBorders>
+              <w:top w:val="single" w:sz="5" w:space="0" w:color="D7D9DE"/>
+              <w:left w:val="single" w:sz="5" w:space="0" w:color="D7D9DE"/>
+              <w:bottom w:val="single" w:sz="5" w:space="0" w:color="D7D9DE"/>
+              <w:right w:val="single" w:sz="5" w:space="0" w:color="D7D9DE"/>
+            </w:tcBorders>
+            <w:shd w:val="clear" w:color="auto" w:fill="EEF8E5"/>
             <w:tcMar>
               <w:top w:w="55" w:type="dxa"/>
-              <w:start w:w="70" w:type="dxa"/>
+              <w:left w:w="70" w:type="dxa"/>
               <w:bottom w:w="55" w:type="dxa"/>
-              <w:end w:w="70" w:type="dxa"/>
+              <w:right w:w="70" w:type="dxa"/>
             </w:tcMar>
-            <w:shd w:fill="EEF8E5" w:val="clear"/>
-            <w:tcBorders>
-              <w:top w:val="single" w:sz="5" w:color="D7D9DE"/>
-              <w:bottom w:val="single" w:sz="5" w:color="D7D9DE"/>
-              <w:start w:val="single" w:sz="5" w:color="D7D9DE"/>
-              <w:end w:val="single" w:sz="5" w:color="D7D9DE"/>
-            </w:tcBorders>
+            <w:vAlign w:val="center"/>
           </w:tcPr>
           <w:p>
             <w:pPr>
-              <w:spacing w:before="0" w:after="0" w:line="240" w:lineRule="auto"/>
+              <w:spacing w:after="0" w:line="240" w:lineRule="auto"/>
               <w:jc w:val="center"/>
             </w:pPr>
-            <w:r/>
-            <w:r>
-              <w:rPr>
-                <w:rFonts w:ascii="Carlito" w:hAnsi="Carlito" w:eastAsia="Carlito"/>
-                <w:b w:val="0"/>
-                <w:i w:val="0"/>
+            <w:r>
+              <w:rPr>
+                <w:rFonts w:ascii="Carlito" w:eastAsia="Carlito" w:hAnsi="Carlito"/>
                 <w:color w:val="252525"/>
                 <w:sz w:val="17"/>
               </w:rPr>
@@ -5626,33 +5166,30 @@
         </w:tc>
         <w:tc>
           <w:tcPr>
-            <w:tcW w:type="dxa" w:w="1944"/>
-            <w:vAlign w:val="center"/>
+            <w:tcW w:w="1944" w:type="dxa"/>
+            <w:tcBorders>
+              <w:top w:val="single" w:sz="5" w:space="0" w:color="D7D9DE"/>
+              <w:left w:val="single" w:sz="5" w:space="0" w:color="D7D9DE"/>
+              <w:bottom w:val="single" w:sz="5" w:space="0" w:color="D7D9DE"/>
+              <w:right w:val="single" w:sz="5" w:space="0" w:color="D7D9DE"/>
+            </w:tcBorders>
+            <w:shd w:val="clear" w:color="auto" w:fill="EEF8E5"/>
             <w:tcMar>
               <w:top w:w="55" w:type="dxa"/>
-              <w:start w:w="70" w:type="dxa"/>
+              <w:left w:w="70" w:type="dxa"/>
               <w:bottom w:w="55" w:type="dxa"/>
-              <w:end w:w="70" w:type="dxa"/>
+              <w:right w:w="70" w:type="dxa"/>
             </w:tcMar>
-            <w:shd w:fill="EEF8E5" w:val="clear"/>
-            <w:tcBorders>
-              <w:top w:val="single" w:sz="5" w:color="D7D9DE"/>
-              <w:bottom w:val="single" w:sz="5" w:color="D7D9DE"/>
-              <w:start w:val="single" w:sz="5" w:color="D7D9DE"/>
-              <w:end w:val="single" w:sz="5" w:color="D7D9DE"/>
-            </w:tcBorders>
+            <w:vAlign w:val="center"/>
           </w:tcPr>
           <w:p>
             <w:pPr>
-              <w:spacing w:before="0" w:after="0" w:line="240" w:lineRule="auto"/>
+              <w:spacing w:after="0" w:line="240" w:lineRule="auto"/>
               <w:jc w:val="center"/>
             </w:pPr>
-            <w:r/>
-            <w:r>
-              <w:rPr>
-                <w:rFonts w:ascii="Carlito" w:hAnsi="Carlito" w:eastAsia="Carlito"/>
-                <w:b w:val="0"/>
-                <w:i w:val="0"/>
+            <w:r>
+              <w:rPr>
+                <w:rFonts w:ascii="Carlito" w:eastAsia="Carlito" w:hAnsi="Carlito"/>
                 <w:color w:val="252525"/>
                 <w:sz w:val="17"/>
               </w:rPr>
@@ -5662,33 +5199,30 @@
         </w:tc>
         <w:tc>
           <w:tcPr>
-            <w:tcW w:type="dxa" w:w="1944"/>
-            <w:vAlign w:val="center"/>
+            <w:tcW w:w="1944" w:type="dxa"/>
+            <w:tcBorders>
+              <w:top w:val="single" w:sz="5" w:space="0" w:color="D7D9DE"/>
+              <w:left w:val="single" w:sz="5" w:space="0" w:color="D7D9DE"/>
+              <w:bottom w:val="single" w:sz="5" w:space="0" w:color="D7D9DE"/>
+              <w:right w:val="single" w:sz="5" w:space="0" w:color="D7D9DE"/>
+            </w:tcBorders>
+            <w:shd w:val="clear" w:color="auto" w:fill="EEF8E5"/>
             <w:tcMar>
               <w:top w:w="55" w:type="dxa"/>
-              <w:start w:w="70" w:type="dxa"/>
+              <w:left w:w="70" w:type="dxa"/>
               <w:bottom w:w="55" w:type="dxa"/>
-              <w:end w:w="70" w:type="dxa"/>
+              <w:right w:w="70" w:type="dxa"/>
             </w:tcMar>
-            <w:shd w:fill="EEF8E5" w:val="clear"/>
-            <w:tcBorders>
-              <w:top w:val="single" w:sz="5" w:color="D7D9DE"/>
-              <w:bottom w:val="single" w:sz="5" w:color="D7D9DE"/>
-              <w:start w:val="single" w:sz="5" w:color="D7D9DE"/>
-              <w:end w:val="single" w:sz="5" w:color="D7D9DE"/>
-            </w:tcBorders>
+            <w:vAlign w:val="center"/>
           </w:tcPr>
           <w:p>
             <w:pPr>
-              <w:spacing w:before="0" w:after="0" w:line="240" w:lineRule="auto"/>
+              <w:spacing w:after="0" w:line="240" w:lineRule="auto"/>
               <w:jc w:val="center"/>
             </w:pPr>
-            <w:r/>
-            <w:r>
-              <w:rPr>
-                <w:rFonts w:ascii="Carlito" w:hAnsi="Carlito" w:eastAsia="Carlito"/>
-                <w:b w:val="0"/>
-                <w:i w:val="0"/>
+            <w:r>
+              <w:rPr>
+                <w:rFonts w:ascii="Carlito" w:eastAsia="Carlito" w:hAnsi="Carlito"/>
                 <w:color w:val="252525"/>
                 <w:sz w:val="17"/>
               </w:rPr>
@@ -5698,33 +5232,30 @@
         </w:tc>
         <w:tc>
           <w:tcPr>
-            <w:tcW w:type="dxa" w:w="1296"/>
-            <w:vAlign w:val="center"/>
+            <w:tcW w:w="1296" w:type="dxa"/>
+            <w:tcBorders>
+              <w:top w:val="single" w:sz="5" w:space="0" w:color="D7D9DE"/>
+              <w:left w:val="single" w:sz="5" w:space="0" w:color="D7D9DE"/>
+              <w:bottom w:val="single" w:sz="5" w:space="0" w:color="D7D9DE"/>
+              <w:right w:val="single" w:sz="5" w:space="0" w:color="D7D9DE"/>
+            </w:tcBorders>
+            <w:shd w:val="clear" w:color="auto" w:fill="EEF8E5"/>
             <w:tcMar>
               <w:top w:w="55" w:type="dxa"/>
-              <w:start w:w="70" w:type="dxa"/>
+              <w:left w:w="70" w:type="dxa"/>
               <w:bottom w:w="55" w:type="dxa"/>
-              <w:end w:w="70" w:type="dxa"/>
+              <w:right w:w="70" w:type="dxa"/>
             </w:tcMar>
-            <w:shd w:fill="EEF8E5" w:val="clear"/>
-            <w:tcBorders>
-              <w:top w:val="single" w:sz="5" w:color="D7D9DE"/>
-              <w:bottom w:val="single" w:sz="5" w:color="D7D9DE"/>
-              <w:start w:val="single" w:sz="5" w:color="D7D9DE"/>
-              <w:end w:val="single" w:sz="5" w:color="D7D9DE"/>
-            </w:tcBorders>
+            <w:vAlign w:val="center"/>
           </w:tcPr>
           <w:p>
             <w:pPr>
-              <w:spacing w:before="0" w:after="0" w:line="240" w:lineRule="auto"/>
+              <w:spacing w:after="0" w:line="240" w:lineRule="auto"/>
               <w:jc w:val="center"/>
             </w:pPr>
-            <w:r/>
-            <w:r>
-              <w:rPr>
-                <w:rFonts w:ascii="Carlito" w:hAnsi="Carlito" w:eastAsia="Carlito"/>
-                <w:b w:val="0"/>
-                <w:i w:val="0"/>
+            <w:r>
+              <w:rPr>
+                <w:rFonts w:ascii="Carlito" w:eastAsia="Carlito" w:hAnsi="Carlito"/>
                 <w:color w:val="252525"/>
                 <w:sz w:val="17"/>
               </w:rPr>
@@ -5739,54 +5270,52 @@
         <w:pStyle w:val="ReportSubheading"/>
       </w:pPr>
       <w:r>
-        <w:rPr>
-          <w:rFonts w:ascii="Carlito" w:hAnsi="Carlito" w:eastAsia="Carlito"/>
-          <w:b/>
-          <w:color w:val="5B3B73"/>
-          <w:sz w:val="24"/>
-        </w:rPr>
         <w:t>As-of lookup used when loading facts</w:t>
       </w:r>
     </w:p>
     <w:tbl>
       <w:tblPr>
-        <w:tblW w:type="auto" w:w="0"/>
+        <w:tblW w:w="0" w:type="auto"/>
         <w:jc w:val="center"/>
-        <w:tblLook w:firstColumn="1" w:firstRow="1" w:lastColumn="0" w:lastRow="0" w:noHBand="0" w:noVBand="1" w:val="04A0"/>
         <w:tblLayout w:type="fixed"/>
+        <w:tblLook w:val="04A0" w:firstRow="1" w:lastRow="0" w:firstColumn="1" w:lastColumn="0" w:noHBand="0" w:noVBand="1"/>
       </w:tblPr>
       <w:tblGrid>
-        <w:gridCol w:w="9749"/>
+        <w:gridCol w:w="1872"/>
+        <w:gridCol w:w="2664"/>
+        <w:gridCol w:w="2088"/>
+        <w:gridCol w:w="3312"/>
       </w:tblGrid>
       <w:tr>
         <w:trPr>
           <w:cantSplit/>
+          <w:jc w:val="center"/>
         </w:trPr>
         <w:tc>
           <w:tcPr>
-            <w:tcW w:type="dxa" w:w="9936"/>
-            <w:shd w:fill="F3F4F6" w:val="clear"/>
+            <w:tcW w:w="9936" w:type="dxa"/>
+            <w:gridSpan w:val="4"/>
             <w:tcBorders>
-              <w:top w:val="single" w:sz="6" w:color="D7D9DE"/>
-              <w:bottom w:val="single" w:sz="6" w:color="D7D9DE"/>
-              <w:start w:val="single" w:sz="6" w:color="D7D9DE"/>
-              <w:end w:val="single" w:sz="6" w:color="D7D9DE"/>
+              <w:top w:val="single" w:sz="6" w:space="0" w:color="D7D9DE"/>
+              <w:left w:val="single" w:sz="6" w:space="0" w:color="D7D9DE"/>
+              <w:bottom w:val="single" w:sz="6" w:space="0" w:color="D7D9DE"/>
+              <w:right w:val="single" w:sz="6" w:space="0" w:color="D7D9DE"/>
             </w:tcBorders>
+            <w:shd w:val="clear" w:color="auto" w:fill="F3F4F6"/>
             <w:tcMar>
               <w:top w:w="75" w:type="dxa"/>
-              <w:start w:w="95" w:type="dxa"/>
+              <w:left w:w="95" w:type="dxa"/>
               <w:bottom w:w="75" w:type="dxa"/>
-              <w:end w:w="95" w:type="dxa"/>
+              <w:right w:w="95" w:type="dxa"/>
             </w:tcMar>
           </w:tcPr>
           <w:p>
             <w:pPr>
-              <w:spacing w:before="0" w:after="0" w:line="228" w:lineRule="auto"/>
+              <w:spacing w:after="0" w:line="228" w:lineRule="auto"/>
             </w:pPr>
-            <w:r/>
-            <w:r>
-              <w:rPr>
-                <w:rFonts w:ascii="Liberation Mono" w:hAnsi="Liberation Mono" w:eastAsia="Liberation Mono"/>
+            <w:r>
+              <w:rPr>
+                <w:rFonts w:ascii="Liberation Mono" w:eastAsia="Liberation Mono" w:hAnsi="Liberation Mono"/>
                 <w:color w:val="1C1C1C"/>
                 <w:sz w:val="18"/>
               </w:rPr>
@@ -5797,7 +5326,7 @@
             </w:r>
             <w:r>
               <w:rPr>
-                <w:rFonts w:ascii="Liberation Mono" w:hAnsi="Liberation Mono" w:eastAsia="Liberation Mono"/>
+                <w:rFonts w:ascii="Liberation Mono" w:eastAsia="Liberation Mono" w:hAnsi="Liberation Mono"/>
                 <w:color w:val="1C1C1C"/>
                 <w:sz w:val="18"/>
               </w:rPr>
@@ -5808,7 +5337,7 @@
             </w:r>
             <w:r>
               <w:rPr>
-                <w:rFonts w:ascii="Liberation Mono" w:hAnsi="Liberation Mono" w:eastAsia="Liberation Mono"/>
+                <w:rFonts w:ascii="Liberation Mono" w:eastAsia="Liberation Mono" w:hAnsi="Liberation Mono"/>
                 <w:color w:val="1C1C1C"/>
                 <w:sz w:val="18"/>
               </w:rPr>
@@ -5819,7 +5348,7 @@
             </w:r>
             <w:r>
               <w:rPr>
-                <w:rFonts w:ascii="Liberation Mono" w:hAnsi="Liberation Mono" w:eastAsia="Liberation Mono"/>
+                <w:rFonts w:ascii="Liberation Mono" w:eastAsia="Liberation Mono" w:hAnsi="Liberation Mono"/>
                 <w:color w:val="1C1C1C"/>
                 <w:sz w:val="18"/>
               </w:rPr>
@@ -5830,7 +5359,7 @@
             </w:r>
             <w:r>
               <w:rPr>
-                <w:rFonts w:ascii="Liberation Mono" w:hAnsi="Liberation Mono" w:eastAsia="Liberation Mono"/>
+                <w:rFonts w:ascii="Liberation Mono" w:eastAsia="Liberation Mono" w:hAnsi="Liberation Mono"/>
                 <w:color w:val="1C1C1C"/>
                 <w:sz w:val="18"/>
               </w:rPr>
@@ -5841,7 +5370,7 @@
             </w:r>
             <w:r>
               <w:rPr>
-                <w:rFonts w:ascii="Liberation Mono" w:hAnsi="Liberation Mono" w:eastAsia="Liberation Mono"/>
+                <w:rFonts w:ascii="Liberation Mono" w:eastAsia="Liberation Mono" w:hAnsi="Liberation Mono"/>
                 <w:color w:val="1C1C1C"/>
                 <w:sz w:val="18"/>
               </w:rPr>
@@ -5852,7 +5381,7 @@
             </w:r>
             <w:r>
               <w:rPr>
-                <w:rFonts w:ascii="Liberation Mono" w:hAnsi="Liberation Mono" w:eastAsia="Liberation Mono"/>
+                <w:rFonts w:ascii="Liberation Mono" w:eastAsia="Liberation Mono" w:hAnsi="Liberation Mono"/>
                 <w:color w:val="1C1C1C"/>
                 <w:sz w:val="18"/>
               </w:rPr>
@@ -5863,175 +5392,11 @@
             </w:r>
             <w:r>
               <w:rPr>
-                <w:rFonts w:ascii="Liberation Mono" w:hAnsi="Liberation Mono" w:eastAsia="Liberation Mono"/>
+                <w:rFonts w:ascii="Liberation Mono" w:eastAsia="Liberation Mono" w:hAnsi="Liberation Mono"/>
                 <w:color w:val="1C1C1C"/>
                 <w:sz w:val="18"/>
               </w:rPr>
               <w:t>ORDER BY l.StartDatetime;</w:t>
-            </w:r>
-          </w:p>
-        </w:tc>
-      </w:tr>
-    </w:tbl>
-    <w:tbl>
-      <w:tblPr>
-        <w:tblW w:type="auto" w:w="0"/>
-        <w:jc w:val="center"/>
-        <w:tblLook w:firstColumn="1" w:firstRow="1" w:lastColumn="0" w:lastRow="0" w:noHBand="0" w:noVBand="1" w:val="04A0"/>
-        <w:tblLayout w:type="fixed"/>
-      </w:tblPr>
-      <w:tblGrid>
-        <w:gridCol w:w="2437"/>
-        <w:gridCol w:w="2437"/>
-        <w:gridCol w:w="2437"/>
-        <w:gridCol w:w="2437"/>
-      </w:tblGrid>
-      <w:tr>
-        <w:trPr>
-          <w:tblHeader w:val="true"/>
-          <w:cantSplit/>
-        </w:trPr>
-        <w:tc>
-          <w:tcPr>
-            <w:tcW w:type="dxa" w:w="1872"/>
-            <w:vAlign w:val="center"/>
-            <w:tcMar>
-              <w:top w:w="55" w:type="dxa"/>
-              <w:start w:w="70" w:type="dxa"/>
-              <w:bottom w:w="55" w:type="dxa"/>
-              <w:end w:w="70" w:type="dxa"/>
-            </w:tcMar>
-            <w:shd w:fill="4B2A63" w:val="clear"/>
-            <w:tcBorders>
-              <w:top w:val="single" w:sz="5" w:color="D7D9DE"/>
-              <w:bottom w:val="single" w:sz="5" w:color="D7D9DE"/>
-              <w:start w:val="single" w:sz="5" w:color="D7D9DE"/>
-              <w:end w:val="single" w:sz="5" w:color="D7D9DE"/>
-            </w:tcBorders>
-          </w:tcPr>
-          <w:p>
-            <w:pPr>
-              <w:spacing w:before="0" w:after="0" w:line="240" w:lineRule="auto"/>
-              <w:jc w:val="center"/>
-            </w:pPr>
-            <w:r/>
-            <w:r>
-              <w:rPr>
-                <w:rFonts w:ascii="Carlito" w:hAnsi="Carlito" w:eastAsia="Carlito"/>
-                <w:b/>
-                <w:i w:val="0"/>
-                <w:color w:val="FFFFFF"/>
-                <w:sz w:val="19"/>
-              </w:rPr>
-              <w:t>Loan</w:t>
-            </w:r>
-          </w:p>
-        </w:tc>
-        <w:tc>
-          <w:tcPr>
-            <w:tcW w:type="dxa" w:w="2664"/>
-            <w:vAlign w:val="center"/>
-            <w:tcMar>
-              <w:top w:w="55" w:type="dxa"/>
-              <w:start w:w="70" w:type="dxa"/>
-              <w:bottom w:w="55" w:type="dxa"/>
-              <w:end w:w="70" w:type="dxa"/>
-            </w:tcMar>
-            <w:shd w:fill="4B2A63" w:val="clear"/>
-            <w:tcBorders>
-              <w:top w:val="single" w:sz="5" w:color="D7D9DE"/>
-              <w:bottom w:val="single" w:sz="5" w:color="D7D9DE"/>
-              <w:start w:val="single" w:sz="5" w:color="D7D9DE"/>
-              <w:end w:val="single" w:sz="5" w:color="D7D9DE"/>
-            </w:tcBorders>
-          </w:tcPr>
-          <w:p>
-            <w:pPr>
-              <w:spacing w:before="0" w:after="0" w:line="240" w:lineRule="auto"/>
-              <w:jc w:val="center"/>
-            </w:pPr>
-            <w:r/>
-            <w:r>
-              <w:rPr>
-                <w:rFonts w:ascii="Carlito" w:hAnsi="Carlito" w:eastAsia="Carlito"/>
-                <w:b/>
-                <w:i w:val="0"/>
-                <w:color w:val="FFFFFF"/>
-                <w:sz w:val="19"/>
-              </w:rPr>
-              <w:t>Start date</w:t>
-            </w:r>
-          </w:p>
-        </w:tc>
-        <w:tc>
-          <w:tcPr>
-            <w:tcW w:type="dxa" w:w="2088"/>
-            <w:vAlign w:val="center"/>
-            <w:tcMar>
-              <w:top w:w="55" w:type="dxa"/>
-              <w:start w:w="70" w:type="dxa"/>
-              <w:bottom w:w="55" w:type="dxa"/>
-              <w:end w:w="70" w:type="dxa"/>
-            </w:tcMar>
-            <w:shd w:fill="4B2A63" w:val="clear"/>
-            <w:tcBorders>
-              <w:top w:val="single" w:sz="5" w:color="D7D9DE"/>
-              <w:bottom w:val="single" w:sz="5" w:color="D7D9DE"/>
-              <w:start w:val="single" w:sz="5" w:color="D7D9DE"/>
-              <w:end w:val="single" w:sz="5" w:color="D7D9DE"/>
-            </w:tcBorders>
-          </w:tcPr>
-          <w:p>
-            <w:pPr>
-              <w:spacing w:before="0" w:after="0" w:line="240" w:lineRule="auto"/>
-              <w:jc w:val="center"/>
-            </w:pPr>
-            <w:r/>
-            <w:r>
-              <w:rPr>
-                <w:rFonts w:ascii="Carlito" w:hAnsi="Carlito" w:eastAsia="Carlito"/>
-                <w:b/>
-                <w:i w:val="0"/>
-                <w:color w:val="FFFFFF"/>
-                <w:sz w:val="19"/>
-              </w:rPr>
-              <w:t>MemberKey</w:t>
-            </w:r>
-          </w:p>
-        </w:tc>
-        <w:tc>
-          <w:tcPr>
-            <w:tcW w:type="dxa" w:w="3311"/>
-            <w:vAlign w:val="center"/>
-            <w:tcMar>
-              <w:top w:w="55" w:type="dxa"/>
-              <w:start w:w="70" w:type="dxa"/>
-              <w:bottom w:w="55" w:type="dxa"/>
-              <w:end w:w="70" w:type="dxa"/>
-            </w:tcMar>
-            <w:shd w:fill="4B2A63" w:val="clear"/>
-            <w:tcBorders>
-              <w:top w:val="single" w:sz="5" w:color="D7D9DE"/>
-              <w:bottom w:val="single" w:sz="5" w:color="D7D9DE"/>
-              <w:start w:val="single" w:sz="5" w:color="D7D9DE"/>
-              <w:end w:val="single" w:sz="5" w:color="D7D9DE"/>
-            </w:tcBorders>
-          </w:tcPr>
-          <w:p>
-            <w:pPr>
-              <w:spacing w:before="0" w:after="0" w:line="240" w:lineRule="auto"/>
-              <w:jc w:val="center"/>
-            </w:pPr>
-            <w:r/>
-            <w:r>
-              <w:rPr>
-                <w:rFonts w:ascii="Carlito" w:hAnsi="Carlito" w:eastAsia="Carlito"/>
-                <w:b/>
-                <w:i w:val="0"/>
-                <w:color w:val="FFFFFF"/>
-                <w:sz w:val="19"/>
-              </w:rPr>
-              <w:t>Tier at loan time</w:t>
             </w:r>
           </w:p>
         </w:tc>
@@ -6039,148 +5404,142 @@
       <w:tr>
         <w:trPr>
           <w:cantSplit/>
+          <w:tblHeader/>
+          <w:jc w:val="center"/>
         </w:trPr>
         <w:tc>
           <w:tcPr>
-            <w:tcW w:type="dxa" w:w="1872"/>
-            <w:vAlign w:val="center"/>
+            <w:tcW w:w="1872" w:type="dxa"/>
+            <w:tcBorders>
+              <w:top w:val="single" w:sz="5" w:space="0" w:color="D7D9DE"/>
+              <w:left w:val="single" w:sz="5" w:space="0" w:color="D7D9DE"/>
+              <w:bottom w:val="single" w:sz="5" w:space="0" w:color="D7D9DE"/>
+              <w:right w:val="single" w:sz="5" w:space="0" w:color="D7D9DE"/>
+            </w:tcBorders>
+            <w:shd w:val="clear" w:color="auto" w:fill="4B2A63"/>
             <w:tcMar>
               <w:top w:w="55" w:type="dxa"/>
-              <w:start w:w="70" w:type="dxa"/>
+              <w:left w:w="70" w:type="dxa"/>
               <w:bottom w:w="55" w:type="dxa"/>
-              <w:end w:w="70" w:type="dxa"/>
+              <w:right w:w="70" w:type="dxa"/>
             </w:tcMar>
-            <w:shd w:fill="FFFFFF" w:val="clear"/>
-            <w:tcBorders>
-              <w:top w:val="single" w:sz="5" w:color="D7D9DE"/>
-              <w:bottom w:val="single" w:sz="5" w:color="D7D9DE"/>
-              <w:start w:val="single" w:sz="5" w:color="D7D9DE"/>
-              <w:end w:val="single" w:sz="5" w:color="D7D9DE"/>
-            </w:tcBorders>
+            <w:vAlign w:val="center"/>
           </w:tcPr>
           <w:p>
             <w:pPr>
-              <w:spacing w:before="0" w:after="0" w:line="240" w:lineRule="auto"/>
+              <w:spacing w:after="0" w:line="240" w:lineRule="auto"/>
               <w:jc w:val="center"/>
             </w:pPr>
-            <w:r/>
-            <w:r>
-              <w:rPr>
-                <w:rFonts w:ascii="Carlito" w:hAnsi="Carlito" w:eastAsia="Carlito"/>
-                <w:b w:val="0"/>
-                <w:i w:val="0"/>
-                <w:color w:val="252525"/>
-                <w:sz w:val="18"/>
-              </w:rPr>
-              <w:t>L9001</w:t>
+            <w:r>
+              <w:rPr>
+                <w:rFonts w:ascii="Carlito" w:eastAsia="Carlito" w:hAnsi="Carlito"/>
+                <w:b/>
+                <w:color w:val="FFFFFF"/>
+                <w:sz w:val="19"/>
+              </w:rPr>
+              <w:t>Loan</w:t>
             </w:r>
           </w:p>
         </w:tc>
         <w:tc>
           <w:tcPr>
-            <w:tcW w:type="dxa" w:w="2664"/>
-            <w:vAlign w:val="center"/>
+            <w:tcW w:w="2664" w:type="dxa"/>
+            <w:tcBorders>
+              <w:top w:val="single" w:sz="5" w:space="0" w:color="D7D9DE"/>
+              <w:left w:val="single" w:sz="5" w:space="0" w:color="D7D9DE"/>
+              <w:bottom w:val="single" w:sz="5" w:space="0" w:color="D7D9DE"/>
+              <w:right w:val="single" w:sz="5" w:space="0" w:color="D7D9DE"/>
+            </w:tcBorders>
+            <w:shd w:val="clear" w:color="auto" w:fill="4B2A63"/>
             <w:tcMar>
               <w:top w:w="55" w:type="dxa"/>
-              <w:start w:w="70" w:type="dxa"/>
+              <w:left w:w="70" w:type="dxa"/>
               <w:bottom w:w="55" w:type="dxa"/>
-              <w:end w:w="70" w:type="dxa"/>
+              <w:right w:w="70" w:type="dxa"/>
             </w:tcMar>
-            <w:shd w:fill="FFFFFF" w:val="clear"/>
-            <w:tcBorders>
-              <w:top w:val="single" w:sz="5" w:color="D7D9DE"/>
-              <w:bottom w:val="single" w:sz="5" w:color="D7D9DE"/>
-              <w:start w:val="single" w:sz="5" w:color="D7D9DE"/>
-              <w:end w:val="single" w:sz="5" w:color="D7D9DE"/>
-            </w:tcBorders>
+            <w:vAlign w:val="center"/>
           </w:tcPr>
           <w:p>
             <w:pPr>
-              <w:spacing w:before="0" w:after="0" w:line="240" w:lineRule="auto"/>
+              <w:spacing w:after="0" w:line="240" w:lineRule="auto"/>
               <w:jc w:val="center"/>
             </w:pPr>
-            <w:r/>
-            <w:r>
-              <w:rPr>
-                <w:rFonts w:ascii="Carlito" w:hAnsi="Carlito" w:eastAsia="Carlito"/>
-                <w:b w:val="0"/>
-                <w:i w:val="0"/>
-                <w:color w:val="252525"/>
-                <w:sz w:val="18"/>
-              </w:rPr>
-              <w:t>2025-06-20</w:t>
+            <w:r>
+              <w:rPr>
+                <w:rFonts w:ascii="Carlito" w:eastAsia="Carlito" w:hAnsi="Carlito"/>
+                <w:b/>
+                <w:color w:val="FFFFFF"/>
+                <w:sz w:val="19"/>
+              </w:rPr>
+              <w:t>Start date</w:t>
             </w:r>
           </w:p>
         </w:tc>
         <w:tc>
           <w:tcPr>
-            <w:tcW w:type="dxa" w:w="2088"/>
-            <w:vAlign w:val="center"/>
+            <w:tcW w:w="2088" w:type="dxa"/>
+            <w:tcBorders>
+              <w:top w:val="single" w:sz="5" w:space="0" w:color="D7D9DE"/>
+              <w:left w:val="single" w:sz="5" w:space="0" w:color="D7D9DE"/>
+              <w:bottom w:val="single" w:sz="5" w:space="0" w:color="D7D9DE"/>
+              <w:right w:val="single" w:sz="5" w:space="0" w:color="D7D9DE"/>
+            </w:tcBorders>
+            <w:shd w:val="clear" w:color="auto" w:fill="4B2A63"/>
             <w:tcMar>
               <w:top w:w="55" w:type="dxa"/>
-              <w:start w:w="70" w:type="dxa"/>
+              <w:left w:w="70" w:type="dxa"/>
               <w:bottom w:w="55" w:type="dxa"/>
-              <w:end w:w="70" w:type="dxa"/>
+              <w:right w:w="70" w:type="dxa"/>
             </w:tcMar>
-            <w:shd w:fill="FFFFFF" w:val="clear"/>
-            <w:tcBorders>
-              <w:top w:val="single" w:sz="5" w:color="D7D9DE"/>
-              <w:bottom w:val="single" w:sz="5" w:color="D7D9DE"/>
-              <w:start w:val="single" w:sz="5" w:color="D7D9DE"/>
-              <w:end w:val="single" w:sz="5" w:color="D7D9DE"/>
-            </w:tcBorders>
+            <w:vAlign w:val="center"/>
           </w:tcPr>
           <w:p>
             <w:pPr>
-              <w:spacing w:before="0" w:after="0" w:line="240" w:lineRule="auto"/>
+              <w:spacing w:after="0" w:line="240" w:lineRule="auto"/>
               <w:jc w:val="center"/>
             </w:pPr>
-            <w:r/>
-            <w:r>
-              <w:rPr>
-                <w:rFonts w:ascii="Carlito" w:hAnsi="Carlito" w:eastAsia="Carlito"/>
-                <w:b w:val="0"/>
-                <w:i w:val="0"/>
-                <w:color w:val="252525"/>
-                <w:sz w:val="18"/>
-              </w:rPr>
-              <w:t>101</w:t>
+            <w:r>
+              <w:rPr>
+                <w:rFonts w:ascii="Carlito" w:eastAsia="Carlito" w:hAnsi="Carlito"/>
+                <w:b/>
+                <w:color w:val="FFFFFF"/>
+                <w:sz w:val="19"/>
+              </w:rPr>
+              <w:t>MemberKey</w:t>
             </w:r>
           </w:p>
         </w:tc>
         <w:tc>
           <w:tcPr>
-            <w:tcW w:type="dxa" w:w="3311"/>
-            <w:vAlign w:val="center"/>
+            <w:tcW w:w="3311" w:type="dxa"/>
+            <w:tcBorders>
+              <w:top w:val="single" w:sz="5" w:space="0" w:color="D7D9DE"/>
+              <w:left w:val="single" w:sz="5" w:space="0" w:color="D7D9DE"/>
+              <w:bottom w:val="single" w:sz="5" w:space="0" w:color="D7D9DE"/>
+              <w:right w:val="single" w:sz="5" w:space="0" w:color="D7D9DE"/>
+            </w:tcBorders>
+            <w:shd w:val="clear" w:color="auto" w:fill="4B2A63"/>
             <w:tcMar>
               <w:top w:w="55" w:type="dxa"/>
-              <w:start w:w="70" w:type="dxa"/>
+              <w:left w:w="70" w:type="dxa"/>
               <w:bottom w:w="55" w:type="dxa"/>
-              <w:end w:w="70" w:type="dxa"/>
+              <w:right w:w="70" w:type="dxa"/>
             </w:tcMar>
-            <w:shd w:fill="FFFFFF" w:val="clear"/>
-            <w:tcBorders>
-              <w:top w:val="single" w:sz="5" w:color="D7D9DE"/>
-              <w:bottom w:val="single" w:sz="5" w:color="D7D9DE"/>
-              <w:start w:val="single" w:sz="5" w:color="D7D9DE"/>
-              <w:end w:val="single" w:sz="5" w:color="D7D9DE"/>
-            </w:tcBorders>
+            <w:vAlign w:val="center"/>
           </w:tcPr>
           <w:p>
             <w:pPr>
-              <w:spacing w:before="0" w:after="0" w:line="240" w:lineRule="auto"/>
+              <w:spacing w:after="0" w:line="240" w:lineRule="auto"/>
               <w:jc w:val="center"/>
             </w:pPr>
-            <w:r/>
-            <w:r>
-              <w:rPr>
-                <w:rFonts w:ascii="Carlito" w:hAnsi="Carlito" w:eastAsia="Carlito"/>
-                <w:b w:val="0"/>
-                <w:i w:val="0"/>
-                <w:color w:val="252525"/>
-                <w:sz w:val="18"/>
-              </w:rPr>
-              <w:t>Basic</w:t>
+            <w:r>
+              <w:rPr>
+                <w:rFonts w:ascii="Carlito" w:eastAsia="Carlito" w:hAnsi="Carlito"/>
+                <w:b/>
+                <w:color w:val="FFFFFF"/>
+                <w:sz w:val="19"/>
+              </w:rPr>
+              <w:t>Tier at loan time</w:t>
             </w:r>
           </w:p>
         </w:tc>
@@ -6188,144 +5547,271 @@
       <w:tr>
         <w:trPr>
           <w:cantSplit/>
+          <w:jc w:val="center"/>
         </w:trPr>
         <w:tc>
           <w:tcPr>
-            <w:tcW w:type="dxa" w:w="1872"/>
-            <w:vAlign w:val="center"/>
+            <w:tcW w:w="1872" w:type="dxa"/>
+            <w:tcBorders>
+              <w:top w:val="single" w:sz="5" w:space="0" w:color="D7D9DE"/>
+              <w:left w:val="single" w:sz="5" w:space="0" w:color="D7D9DE"/>
+              <w:bottom w:val="single" w:sz="5" w:space="0" w:color="D7D9DE"/>
+              <w:right w:val="single" w:sz="5" w:space="0" w:color="D7D9DE"/>
+            </w:tcBorders>
+            <w:shd w:val="clear" w:color="auto" w:fill="FFFFFF"/>
             <w:tcMar>
               <w:top w:w="55" w:type="dxa"/>
-              <w:start w:w="70" w:type="dxa"/>
+              <w:left w:w="70" w:type="dxa"/>
               <w:bottom w:w="55" w:type="dxa"/>
-              <w:end w:w="70" w:type="dxa"/>
+              <w:right w:w="70" w:type="dxa"/>
             </w:tcMar>
-            <w:shd w:fill="EEF8E5" w:val="clear"/>
-            <w:tcBorders>
-              <w:top w:val="single" w:sz="5" w:color="D7D9DE"/>
-              <w:bottom w:val="single" w:sz="5" w:color="D7D9DE"/>
-              <w:start w:val="single" w:sz="5" w:color="D7D9DE"/>
-              <w:end w:val="single" w:sz="5" w:color="D7D9DE"/>
-            </w:tcBorders>
+            <w:vAlign w:val="center"/>
           </w:tcPr>
           <w:p>
             <w:pPr>
-              <w:spacing w:before="0" w:after="0" w:line="240" w:lineRule="auto"/>
+              <w:spacing w:after="0" w:line="240" w:lineRule="auto"/>
               <w:jc w:val="center"/>
             </w:pPr>
-            <w:r/>
-            <w:r>
-              <w:rPr>
-                <w:rFonts w:ascii="Carlito" w:hAnsi="Carlito" w:eastAsia="Carlito"/>
-                <w:b w:val="0"/>
-                <w:i w:val="0"/>
+            <w:r>
+              <w:rPr>
+                <w:rFonts w:ascii="Carlito" w:eastAsia="Carlito" w:hAnsi="Carlito"/>
                 <w:color w:val="252525"/>
                 <w:sz w:val="18"/>
               </w:rPr>
-              <w:t>L9002</w:t>
+              <w:t>L9001</w:t>
             </w:r>
           </w:p>
         </w:tc>
         <w:tc>
           <w:tcPr>
-            <w:tcW w:type="dxa" w:w="2664"/>
-            <w:vAlign w:val="center"/>
+            <w:tcW w:w="2664" w:type="dxa"/>
+            <w:tcBorders>
+              <w:top w:val="single" w:sz="5" w:space="0" w:color="D7D9DE"/>
+              <w:left w:val="single" w:sz="5" w:space="0" w:color="D7D9DE"/>
+              <w:bottom w:val="single" w:sz="5" w:space="0" w:color="D7D9DE"/>
+              <w:right w:val="single" w:sz="5" w:space="0" w:color="D7D9DE"/>
+            </w:tcBorders>
+            <w:shd w:val="clear" w:color="auto" w:fill="FFFFFF"/>
             <w:tcMar>
               <w:top w:w="55" w:type="dxa"/>
-              <w:start w:w="70" w:type="dxa"/>
+              <w:left w:w="70" w:type="dxa"/>
               <w:bottom w:w="55" w:type="dxa"/>
-              <w:end w:w="70" w:type="dxa"/>
+              <w:right w:w="70" w:type="dxa"/>
             </w:tcMar>
-            <w:shd w:fill="EEF8E5" w:val="clear"/>
-            <w:tcBorders>
-              <w:top w:val="single" w:sz="5" w:color="D7D9DE"/>
-              <w:bottom w:val="single" w:sz="5" w:color="D7D9DE"/>
-              <w:start w:val="single" w:sz="5" w:color="D7D9DE"/>
-              <w:end w:val="single" w:sz="5" w:color="D7D9DE"/>
-            </w:tcBorders>
+            <w:vAlign w:val="center"/>
           </w:tcPr>
           <w:p>
             <w:pPr>
-              <w:spacing w:before="0" w:after="0" w:line="240" w:lineRule="auto"/>
+              <w:spacing w:after="0" w:line="240" w:lineRule="auto"/>
               <w:jc w:val="center"/>
             </w:pPr>
-            <w:r/>
-            <w:r>
-              <w:rPr>
-                <w:rFonts w:ascii="Carlito" w:hAnsi="Carlito" w:eastAsia="Carlito"/>
-                <w:b w:val="0"/>
-                <w:i w:val="0"/>
+            <w:r>
+              <w:rPr>
+                <w:rFonts w:ascii="Carlito" w:eastAsia="Carlito" w:hAnsi="Carlito"/>
                 <w:color w:val="252525"/>
                 <w:sz w:val="18"/>
               </w:rPr>
-              <w:t>2025-07-10</w:t>
+              <w:t>2025-06-20</w:t>
             </w:r>
           </w:p>
         </w:tc>
         <w:tc>
           <w:tcPr>
-            <w:tcW w:type="dxa" w:w="2088"/>
-            <w:vAlign w:val="center"/>
+            <w:tcW w:w="2088" w:type="dxa"/>
+            <w:tcBorders>
+              <w:top w:val="single" w:sz="5" w:space="0" w:color="D7D9DE"/>
+              <w:left w:val="single" w:sz="5" w:space="0" w:color="D7D9DE"/>
+              <w:bottom w:val="single" w:sz="5" w:space="0" w:color="D7D9DE"/>
+              <w:right w:val="single" w:sz="5" w:space="0" w:color="D7D9DE"/>
+            </w:tcBorders>
+            <w:shd w:val="clear" w:color="auto" w:fill="FFFFFF"/>
             <w:tcMar>
               <w:top w:w="55" w:type="dxa"/>
-              <w:start w:w="70" w:type="dxa"/>
+              <w:left w:w="70" w:type="dxa"/>
               <w:bottom w:w="55" w:type="dxa"/>
-              <w:end w:w="70" w:type="dxa"/>
+              <w:right w:w="70" w:type="dxa"/>
             </w:tcMar>
-            <w:shd w:fill="EEF8E5" w:val="clear"/>
-            <w:tcBorders>
-              <w:top w:val="single" w:sz="5" w:color="D7D9DE"/>
-              <w:bottom w:val="single" w:sz="5" w:color="D7D9DE"/>
-              <w:start w:val="single" w:sz="5" w:color="D7D9DE"/>
-              <w:end w:val="single" w:sz="5" w:color="D7D9DE"/>
-            </w:tcBorders>
+            <w:vAlign w:val="center"/>
           </w:tcPr>
           <w:p>
             <w:pPr>
-              <w:spacing w:before="0" w:after="0" w:line="240" w:lineRule="auto"/>
+              <w:spacing w:after="0" w:line="240" w:lineRule="auto"/>
               <w:jc w:val="center"/>
             </w:pPr>
-            <w:r/>
-            <w:r>
-              <w:rPr>
-                <w:rFonts w:ascii="Carlito" w:hAnsi="Carlito" w:eastAsia="Carlito"/>
-                <w:b w:val="0"/>
-                <w:i w:val="0"/>
+            <w:r>
+              <w:rPr>
+                <w:rFonts w:ascii="Carlito" w:eastAsia="Carlito" w:hAnsi="Carlito"/>
                 <w:color w:val="252525"/>
                 <w:sz w:val="18"/>
               </w:rPr>
-              <w:t>305</w:t>
+              <w:t>101</w:t>
             </w:r>
           </w:p>
         </w:tc>
         <w:tc>
           <w:tcPr>
-            <w:tcW w:type="dxa" w:w="3311"/>
-            <w:vAlign w:val="center"/>
+            <w:tcW w:w="3311" w:type="dxa"/>
+            <w:tcBorders>
+              <w:top w:val="single" w:sz="5" w:space="0" w:color="D7D9DE"/>
+              <w:left w:val="single" w:sz="5" w:space="0" w:color="D7D9DE"/>
+              <w:bottom w:val="single" w:sz="5" w:space="0" w:color="D7D9DE"/>
+              <w:right w:val="single" w:sz="5" w:space="0" w:color="D7D9DE"/>
+            </w:tcBorders>
+            <w:shd w:val="clear" w:color="auto" w:fill="FFFFFF"/>
             <w:tcMar>
               <w:top w:w="55" w:type="dxa"/>
-              <w:start w:w="70" w:type="dxa"/>
+              <w:left w:w="70" w:type="dxa"/>
               <w:bottom w:w="55" w:type="dxa"/>
-              <w:end w:w="70" w:type="dxa"/>
+              <w:right w:w="70" w:type="dxa"/>
             </w:tcMar>
-            <w:shd w:fill="EEF8E5" w:val="clear"/>
-            <w:tcBorders>
-              <w:top w:val="single" w:sz="5" w:color="D7D9DE"/>
-              <w:bottom w:val="single" w:sz="5" w:color="D7D9DE"/>
-              <w:start w:val="single" w:sz="5" w:color="D7D9DE"/>
-              <w:end w:val="single" w:sz="5" w:color="D7D9DE"/>
-            </w:tcBorders>
+            <w:vAlign w:val="center"/>
           </w:tcPr>
           <w:p>
             <w:pPr>
-              <w:spacing w:before="0" w:after="0" w:line="240" w:lineRule="auto"/>
+              <w:spacing w:after="0" w:line="240" w:lineRule="auto"/>
               <w:jc w:val="center"/>
             </w:pPr>
-            <w:r/>
-            <w:r>
-              <w:rPr>
-                <w:rFonts w:ascii="Carlito" w:hAnsi="Carlito" w:eastAsia="Carlito"/>
-                <w:b w:val="0"/>
-                <w:i w:val="0"/>
+            <w:r>
+              <w:rPr>
+                <w:rFonts w:ascii="Carlito" w:eastAsia="Carlito" w:hAnsi="Carlito"/>
+                <w:color w:val="252525"/>
+                <w:sz w:val="18"/>
+              </w:rPr>
+              <w:t>Basic</w:t>
+            </w:r>
+          </w:p>
+        </w:tc>
+      </w:tr>
+      <w:tr>
+        <w:trPr>
+          <w:cantSplit/>
+          <w:jc w:val="center"/>
+        </w:trPr>
+        <w:tc>
+          <w:tcPr>
+            <w:tcW w:w="1872" w:type="dxa"/>
+            <w:tcBorders>
+              <w:top w:val="single" w:sz="5" w:space="0" w:color="D7D9DE"/>
+              <w:left w:val="single" w:sz="5" w:space="0" w:color="D7D9DE"/>
+              <w:bottom w:val="single" w:sz="5" w:space="0" w:color="D7D9DE"/>
+              <w:right w:val="single" w:sz="5" w:space="0" w:color="D7D9DE"/>
+            </w:tcBorders>
+            <w:shd w:val="clear" w:color="auto" w:fill="EEF8E5"/>
+            <w:tcMar>
+              <w:top w:w="55" w:type="dxa"/>
+              <w:left w:w="70" w:type="dxa"/>
+              <w:bottom w:w="55" w:type="dxa"/>
+              <w:right w:w="70" w:type="dxa"/>
+            </w:tcMar>
+            <w:vAlign w:val="center"/>
+          </w:tcPr>
+          <w:p>
+            <w:pPr>
+              <w:spacing w:after="0" w:line="240" w:lineRule="auto"/>
+              <w:jc w:val="center"/>
+            </w:pPr>
+            <w:r>
+              <w:rPr>
+                <w:rFonts w:ascii="Carlito" w:eastAsia="Carlito" w:hAnsi="Carlito"/>
+                <w:color w:val="252525"/>
+                <w:sz w:val="18"/>
+              </w:rPr>
+              <w:t>L9002</w:t>
+            </w:r>
+          </w:p>
+        </w:tc>
+        <w:tc>
+          <w:tcPr>
+            <w:tcW w:w="2664" w:type="dxa"/>
+            <w:tcBorders>
+              <w:top w:val="single" w:sz="5" w:space="0" w:color="D7D9DE"/>
+              <w:left w:val="single" w:sz="5" w:space="0" w:color="D7D9DE"/>
+              <w:bottom w:val="single" w:sz="5" w:space="0" w:color="D7D9DE"/>
+              <w:right w:val="single" w:sz="5" w:space="0" w:color="D7D9DE"/>
+            </w:tcBorders>
+            <w:shd w:val="clear" w:color="auto" w:fill="EEF8E5"/>
+            <w:tcMar>
+              <w:top w:w="55" w:type="dxa"/>
+              <w:left w:w="70" w:type="dxa"/>
+              <w:bottom w:w="55" w:type="dxa"/>
+              <w:right w:w="70" w:type="dxa"/>
+            </w:tcMar>
+            <w:vAlign w:val="center"/>
+          </w:tcPr>
+          <w:p>
+            <w:pPr>
+              <w:spacing w:after="0" w:line="240" w:lineRule="auto"/>
+              <w:jc w:val="center"/>
+            </w:pPr>
+            <w:r>
+              <w:rPr>
+                <w:rFonts w:ascii="Carlito" w:eastAsia="Carlito" w:hAnsi="Carlito"/>
+                <w:color w:val="252525"/>
+                <w:sz w:val="18"/>
+              </w:rPr>
+              <w:t>2025-07-10</w:t>
+            </w:r>
+          </w:p>
+        </w:tc>
+        <w:tc>
+          <w:tcPr>
+            <w:tcW w:w="2088" w:type="dxa"/>
+            <w:tcBorders>
+              <w:top w:val="single" w:sz="5" w:space="0" w:color="D7D9DE"/>
+              <w:left w:val="single" w:sz="5" w:space="0" w:color="D7D9DE"/>
+              <w:bottom w:val="single" w:sz="5" w:space="0" w:color="D7D9DE"/>
+              <w:right w:val="single" w:sz="5" w:space="0" w:color="D7D9DE"/>
+            </w:tcBorders>
+            <w:shd w:val="clear" w:color="auto" w:fill="EEF8E5"/>
+            <w:tcMar>
+              <w:top w:w="55" w:type="dxa"/>
+              <w:left w:w="70" w:type="dxa"/>
+              <w:bottom w:w="55" w:type="dxa"/>
+              <w:right w:w="70" w:type="dxa"/>
+            </w:tcMar>
+            <w:vAlign w:val="center"/>
+          </w:tcPr>
+          <w:p>
+            <w:pPr>
+              <w:spacing w:after="0" w:line="240" w:lineRule="auto"/>
+              <w:jc w:val="center"/>
+            </w:pPr>
+            <w:r>
+              <w:rPr>
+                <w:rFonts w:ascii="Carlito" w:eastAsia="Carlito" w:hAnsi="Carlito"/>
+                <w:color w:val="252525"/>
+                <w:sz w:val="18"/>
+              </w:rPr>
+              <w:t>305</w:t>
+            </w:r>
+          </w:p>
+        </w:tc>
+        <w:tc>
+          <w:tcPr>
+            <w:tcW w:w="3311" w:type="dxa"/>
+            <w:tcBorders>
+              <w:top w:val="single" w:sz="5" w:space="0" w:color="D7D9DE"/>
+              <w:left w:val="single" w:sz="5" w:space="0" w:color="D7D9DE"/>
+              <w:bottom w:val="single" w:sz="5" w:space="0" w:color="D7D9DE"/>
+              <w:right w:val="single" w:sz="5" w:space="0" w:color="D7D9DE"/>
+            </w:tcBorders>
+            <w:shd w:val="clear" w:color="auto" w:fill="EEF8E5"/>
+            <w:tcMar>
+              <w:top w:w="55" w:type="dxa"/>
+              <w:left w:w="70" w:type="dxa"/>
+              <w:bottom w:w="55" w:type="dxa"/>
+              <w:right w:w="70" w:type="dxa"/>
+            </w:tcMar>
+            <w:vAlign w:val="center"/>
+          </w:tcPr>
+          <w:p>
+            <w:pPr>
+              <w:spacing w:after="0" w:line="240" w:lineRule="auto"/>
+              <w:jc w:val="center"/>
+            </w:pPr>
+            <w:r>
+              <w:rPr>
+                <w:rFonts w:ascii="Carlito" w:eastAsia="Carlito" w:hAnsi="Carlito"/>
                 <w:color w:val="252525"/>
                 <w:sz w:val="18"/>
               </w:rPr>
@@ -6340,12 +5826,6 @@
         <w:pStyle w:val="ReportBody"/>
       </w:pPr>
       <w:r>
-        <w:rPr>
-          <w:rFonts w:ascii="Carlito" w:hAnsi="Carlito" w:eastAsia="Carlito"/>
-          <w:i w:val="0"/>
-          <w:color w:val="252525"/>
-          <w:sz w:val="24"/>
-        </w:rPr>
         <w:t>The loan on 20 June points to the expired Basic row, while the loan on 10 July points to the current Advanced row. Earlier facts are not rewritten when the upgrade occurs. This is the central benefit of Type 2: history is partitioned by surrogate key rather than relabelled by a later change.</w:t>
       </w:r>
     </w:p>
@@ -6354,54 +5834,48 @@
         <w:pStyle w:val="ReportSubheading"/>
       </w:pPr>
       <w:r>
-        <w:rPr>
-          <w:rFonts w:ascii="Carlito" w:hAnsi="Carlito" w:eastAsia="Carlito"/>
-          <w:b/>
-          <w:color w:val="5B3B73"/>
-          <w:sz w:val="24"/>
-        </w:rPr>
         <w:t>Validation queries</w:t>
       </w:r>
     </w:p>
     <w:tbl>
       <w:tblPr>
-        <w:tblW w:type="auto" w:w="0"/>
+        <w:tblW w:w="0" w:type="auto"/>
         <w:jc w:val="center"/>
-        <w:tblLook w:firstColumn="1" w:firstRow="1" w:lastColumn="0" w:lastRow="0" w:noHBand="0" w:noVBand="1" w:val="04A0"/>
         <w:tblLayout w:type="fixed"/>
+        <w:tblLook w:val="04A0" w:firstRow="1" w:lastRow="0" w:firstColumn="1" w:lastColumn="0" w:noHBand="0" w:noVBand="1"/>
       </w:tblPr>
       <w:tblGrid>
-        <w:gridCol w:w="9749"/>
+        <w:gridCol w:w="9936"/>
       </w:tblGrid>
       <w:tr>
         <w:trPr>
           <w:cantSplit/>
+          <w:jc w:val="center"/>
         </w:trPr>
         <w:tc>
           <w:tcPr>
-            <w:tcW w:type="dxa" w:w="9936"/>
-            <w:shd w:fill="F3F4F6" w:val="clear"/>
+            <w:tcW w:w="9936" w:type="dxa"/>
             <w:tcBorders>
-              <w:top w:val="single" w:sz="6" w:color="D7D9DE"/>
-              <w:bottom w:val="single" w:sz="6" w:color="D7D9DE"/>
-              <w:start w:val="single" w:sz="6" w:color="D7D9DE"/>
-              <w:end w:val="single" w:sz="6" w:color="D7D9DE"/>
+              <w:top w:val="single" w:sz="6" w:space="0" w:color="D7D9DE"/>
+              <w:left w:val="single" w:sz="6" w:space="0" w:color="D7D9DE"/>
+              <w:bottom w:val="single" w:sz="6" w:space="0" w:color="D7D9DE"/>
+              <w:right w:val="single" w:sz="6" w:space="0" w:color="D7D9DE"/>
             </w:tcBorders>
+            <w:shd w:val="clear" w:color="auto" w:fill="F3F4F6"/>
             <w:tcMar>
               <w:top w:w="75" w:type="dxa"/>
-              <w:start w:w="95" w:type="dxa"/>
+              <w:left w:w="95" w:type="dxa"/>
               <w:bottom w:w="75" w:type="dxa"/>
-              <w:end w:w="95" w:type="dxa"/>
+              <w:right w:w="95" w:type="dxa"/>
             </w:tcMar>
           </w:tcPr>
           <w:p>
             <w:pPr>
-              <w:spacing w:before="0" w:after="0" w:line="228" w:lineRule="auto"/>
+              <w:spacing w:after="0" w:line="228" w:lineRule="auto"/>
             </w:pPr>
-            <w:r/>
-            <w:r>
-              <w:rPr>
-                <w:rFonts w:ascii="Liberation Mono" w:hAnsi="Liberation Mono" w:eastAsia="Liberation Mono"/>
+            <w:r>
+              <w:rPr>
+                <w:rFonts w:ascii="Liberation Mono" w:eastAsia="Liberation Mono" w:hAnsi="Liberation Mono"/>
                 <w:color w:val="1C1C1C"/>
                 <w:sz w:val="16"/>
               </w:rPr>
@@ -6412,7 +5886,7 @@
             </w:r>
             <w:r>
               <w:rPr>
-                <w:rFonts w:ascii="Liberation Mono" w:hAnsi="Liberation Mono" w:eastAsia="Liberation Mono"/>
+                <w:rFonts w:ascii="Liberation Mono" w:eastAsia="Liberation Mono" w:hAnsi="Liberation Mono"/>
                 <w:color w:val="1C1C1C"/>
                 <w:sz w:val="16"/>
               </w:rPr>
@@ -6423,7 +5897,7 @@
             </w:r>
             <w:r>
               <w:rPr>
-                <w:rFonts w:ascii="Liberation Mono" w:hAnsi="Liberation Mono" w:eastAsia="Liberation Mono"/>
+                <w:rFonts w:ascii="Liberation Mono" w:eastAsia="Liberation Mono" w:hAnsi="Liberation Mono"/>
                 <w:color w:val="1C1C1C"/>
                 <w:sz w:val="16"/>
               </w:rPr>
@@ -6434,7 +5908,7 @@
             </w:r>
             <w:r>
               <w:rPr>
-                <w:rFonts w:ascii="Liberation Mono" w:hAnsi="Liberation Mono" w:eastAsia="Liberation Mono"/>
+                <w:rFonts w:ascii="Liberation Mono" w:eastAsia="Liberation Mono" w:hAnsi="Liberation Mono"/>
                 <w:color w:val="1C1C1C"/>
                 <w:sz w:val="16"/>
               </w:rPr>
@@ -6445,7 +5919,7 @@
             </w:r>
             <w:r>
               <w:rPr>
-                <w:rFonts w:ascii="Liberation Mono" w:hAnsi="Liberation Mono" w:eastAsia="Liberation Mono"/>
+                <w:rFonts w:ascii="Liberation Mono" w:eastAsia="Liberation Mono" w:hAnsi="Liberation Mono"/>
                 <w:color w:val="1C1C1C"/>
                 <w:sz w:val="16"/>
               </w:rPr>
@@ -6455,95 +5929,88 @@
               <w:br/>
             </w:r>
             <w:r>
-              <w:rPr>
-                <w:rFonts w:ascii="Liberation Mono" w:hAnsi="Liberation Mono" w:eastAsia="Liberation Mono"/>
+              <w:br/>
+            </w:r>
+            <w:r>
+              <w:rPr>
+                <w:rFonts w:ascii="Liberation Mono" w:eastAsia="Liberation Mono" w:hAnsi="Liberation Mono"/>
                 <w:color w:val="1C1C1C"/>
                 <w:sz w:val="16"/>
               </w:rPr>
+              <w:t>-- No overlapping effective periods</w:t>
             </w:r>
             <w:r>
               <w:br/>
             </w:r>
             <w:r>
               <w:rPr>
-                <w:rFonts w:ascii="Liberation Mono" w:hAnsi="Liberation Mono" w:eastAsia="Liberation Mono"/>
+                <w:rFonts w:ascii="Liberation Mono" w:eastAsia="Liberation Mono" w:hAnsi="Liberation Mono"/>
                 <w:color w:val="1C1C1C"/>
                 <w:sz w:val="16"/>
               </w:rPr>
-              <w:t>-- No overlapping effective periods</w:t>
+              <w:t>SELECT a.MemberID, a.MemberKey, b.MemberKey</w:t>
             </w:r>
             <w:r>
               <w:br/>
             </w:r>
             <w:r>
               <w:rPr>
-                <w:rFonts w:ascii="Liberation Mono" w:hAnsi="Liberation Mono" w:eastAsia="Liberation Mono"/>
+                <w:rFonts w:ascii="Liberation Mono" w:eastAsia="Liberation Mono" w:hAnsi="Liberation Mono"/>
                 <w:color w:val="1C1C1C"/>
                 <w:sz w:val="16"/>
               </w:rPr>
-              <w:t>SELECT a.MemberID, a.MemberKey, b.MemberKey</w:t>
+              <w:t>FROM DimMemberHistory a</w:t>
             </w:r>
             <w:r>
               <w:br/>
             </w:r>
             <w:r>
               <w:rPr>
-                <w:rFonts w:ascii="Liberation Mono" w:hAnsi="Liberation Mono" w:eastAsia="Liberation Mono"/>
+                <w:rFonts w:ascii="Liberation Mono" w:eastAsia="Liberation Mono" w:hAnsi="Liberation Mono"/>
                 <w:color w:val="1C1C1C"/>
                 <w:sz w:val="16"/>
               </w:rPr>
-              <w:t>FROM DimMemberHistory a</w:t>
+              <w:t>JOIN DimMemberHistory b</w:t>
             </w:r>
             <w:r>
               <w:br/>
             </w:r>
             <w:r>
               <w:rPr>
-                <w:rFonts w:ascii="Liberation Mono" w:hAnsi="Liberation Mono" w:eastAsia="Liberation Mono"/>
+                <w:rFonts w:ascii="Liberation Mono" w:eastAsia="Liberation Mono" w:hAnsi="Liberation Mono"/>
                 <w:color w:val="1C1C1C"/>
                 <w:sz w:val="16"/>
               </w:rPr>
-              <w:t>JOIN DimMemberHistory b</w:t>
+              <w:t xml:space="preserve">  ON a.MemberID = b.MemberID</w:t>
             </w:r>
             <w:r>
               <w:br/>
             </w:r>
             <w:r>
               <w:rPr>
-                <w:rFonts w:ascii="Liberation Mono" w:hAnsi="Liberation Mono" w:eastAsia="Liberation Mono"/>
+                <w:rFonts w:ascii="Liberation Mono" w:eastAsia="Liberation Mono" w:hAnsi="Liberation Mono"/>
                 <w:color w:val="1C1C1C"/>
                 <w:sz w:val="16"/>
               </w:rPr>
-              <w:t xml:space="preserve">  ON a.MemberID = b.MemberID</w:t>
+              <w:t xml:space="preserve"> AND a.MemberKey &lt; b.MemberKey</w:t>
             </w:r>
             <w:r>
               <w:br/>
             </w:r>
             <w:r>
               <w:rPr>
-                <w:rFonts w:ascii="Liberation Mono" w:hAnsi="Liberation Mono" w:eastAsia="Liberation Mono"/>
+                <w:rFonts w:ascii="Liberation Mono" w:eastAsia="Liberation Mono" w:hAnsi="Liberation Mono"/>
                 <w:color w:val="1C1C1C"/>
                 <w:sz w:val="16"/>
               </w:rPr>
-              <w:t xml:space="preserve"> AND a.MemberKey &lt; b.MemberKey</w:t>
+              <w:t xml:space="preserve"> AND a.EffectiveFrom &lt; b.EffectiveTo</w:t>
             </w:r>
             <w:r>
               <w:br/>
             </w:r>
             <w:r>
               <w:rPr>
-                <w:rFonts w:ascii="Liberation Mono" w:hAnsi="Liberation Mono" w:eastAsia="Liberation Mono"/>
-                <w:color w:val="1C1C1C"/>
-                <w:sz w:val="16"/>
-              </w:rPr>
-              <w:t xml:space="preserve"> AND a.EffectiveFrom &lt; b.EffectiveTo</w:t>
-            </w:r>
-            <w:r>
-              <w:br/>
-            </w:r>
-            <w:r>
-              <w:rPr>
-                <w:rFonts w:ascii="Liberation Mono" w:hAnsi="Liberation Mono" w:eastAsia="Liberation Mono"/>
+                <w:rFonts w:ascii="Liberation Mono" w:eastAsia="Liberation Mono" w:hAnsi="Liberation Mono"/>
                 <w:color w:val="1C1C1C"/>
                 <w:sz w:val="16"/>
               </w:rPr>
@@ -6558,12 +6025,6 @@
         <w:pStyle w:val="ReportBody"/>
       </w:pPr>
       <w:r>
-        <w:rPr>
-          <w:rFonts w:ascii="Carlito" w:hAnsi="Carlito" w:eastAsia="Carlito"/>
-          <w:i w:val="0"/>
-          <w:color w:val="252525"/>
-          <w:sz w:val="24"/>
-        </w:rPr>
         <w:t>Both checks should return an empty set. A third reconciliation should confirm that every staged fact matches exactly one member version; zero matches indicate a gap, while more than one match indicates overlapping periods.</w:t>
       </w:r>
     </w:p>
@@ -6583,12 +6044,7 @@
         </w:pBdr>
       </w:pPr>
       <w:r>
-        <w:rPr>
-          <w:rFonts w:ascii="Carlito" w:hAnsi="Carlito" w:eastAsia="Carlito"/>
-          <w:b/>
-          <w:color w:val="4B2A63"/>
-          <w:sz w:val="26"/>
-        </w:rPr>
+        <w:lastRenderedPageBreak/>
         <w:t>6. Application, trade-offs and conclusion</w:t>
       </w:r>
     </w:p>
@@ -6597,12 +6053,6 @@
         <w:pStyle w:val="ReportBody"/>
       </w:pPr>
       <w:r>
-        <w:rPr>
-          <w:rFonts w:ascii="Carlito" w:hAnsi="Carlito" w:eastAsia="Carlito"/>
-          <w:i w:val="0"/>
-          <w:color w:val="252525"/>
-          <w:sz w:val="24"/>
-        </w:rPr>
         <w:t>This design lets the library compare loan activity by the tier held at the time of borrowing. It also supports questions such as whether behaviour changed after an upgrade, whether increased borrow limits affected overdue rates, and how long members usually remain in each tier. Current-profile reports can filter IsCurrent = 1, while historical fact reports use MemberKey.</w:t>
       </w:r>
     </w:p>
@@ -6611,24 +6061,16 @@
         <w:pStyle w:val="ReportSubheading"/>
       </w:pPr>
       <w:r>
-        <w:rPr>
-          <w:rFonts w:ascii="Carlito" w:hAnsi="Carlito" w:eastAsia="Carlito"/>
-          <w:b/>
-          <w:color w:val="5B3B73"/>
-          <w:sz w:val="24"/>
-        </w:rPr>
         <w:t>Trade-offs</w:t>
       </w:r>
     </w:p>
     <w:p>
       <w:pPr>
         <w:pStyle w:val="ReportBullet"/>
-        <w:spacing w:after="40"/>
         <w:ind w:left="360" w:hanging="216"/>
       </w:pPr>
       <w:r>
         <w:rPr>
-          <w:rFonts w:ascii="Carlito" w:hAnsi="Carlito" w:eastAsia="Carlito"/>
           <w:b/>
           <w:color w:val="5D8F2B"/>
           <w:sz w:val="22"/>
@@ -6637,8 +6079,6 @@
       </w:r>
       <w:r>
         <w:rPr>
-          <w:rFonts w:ascii="Carlito" w:hAnsi="Carlito" w:eastAsia="Carlito"/>
-          <w:color w:val="252525"/>
           <w:sz w:val="22"/>
         </w:rPr>
         <w:t>The dimension contains more rows and the ETL is more complex than a simple overwrite.</w:t>
@@ -6647,12 +6087,10 @@
     <w:p>
       <w:pPr>
         <w:pStyle w:val="ReportBullet"/>
-        <w:spacing w:after="40"/>
         <w:ind w:left="360" w:hanging="216"/>
       </w:pPr>
       <w:r>
         <w:rPr>
-          <w:rFonts w:ascii="Carlito" w:hAnsi="Carlito" w:eastAsia="Carlito"/>
           <w:b/>
           <w:color w:val="5D8F2B"/>
           <w:sz w:val="22"/>
@@ -6661,8 +6099,6 @@
       </w:r>
       <w:r>
         <w:rPr>
-          <w:rFonts w:ascii="Carlito" w:hAnsi="Carlito" w:eastAsia="Carlito"/>
-          <w:color w:val="252525"/>
           <w:sz w:val="22"/>
         </w:rPr>
         <w:t>Late corrections may require a version to be split and affected facts to be re-keyed carefully.</w:t>
@@ -6671,12 +6107,10 @@
     <w:p>
       <w:pPr>
         <w:pStyle w:val="ReportBullet"/>
-        <w:spacing w:after="40"/>
         <w:ind w:left="360" w:hanging="216"/>
       </w:pPr>
       <w:r>
         <w:rPr>
-          <w:rFonts w:ascii="Carlito" w:hAnsi="Carlito" w:eastAsia="Carlito"/>
           <w:b/>
           <w:color w:val="5D8F2B"/>
           <w:sz w:val="22"/>
@@ -6685,8 +6119,6 @@
       </w:r>
       <w:r>
         <w:rPr>
-          <w:rFonts w:ascii="Carlito" w:hAnsi="Carlito" w:eastAsia="Carlito"/>
-          <w:color w:val="252525"/>
           <w:sz w:val="22"/>
         </w:rPr>
         <w:t>Not every attribute deserves Type 2 treatment; tracking trivial corrections creates noise without analytical value.</w:t>
@@ -6697,12 +6129,6 @@
         <w:pStyle w:val="ReportBody"/>
       </w:pPr>
       <w:r>
-        <w:rPr>
-          <w:rFonts w:ascii="Carlito" w:hAnsi="Carlito" w:eastAsia="Carlito"/>
-          <w:i w:val="0"/>
-          <w:color w:val="252525"/>
-          <w:sz w:val="24"/>
-        </w:rPr>
         <w:t>The design is worthwhile when the business meaning of an attribute changes over time. Membership tier meets that test because it controls borrowing limits and is used in analysis. The key implementation rules are simple but strict: one surrogate key per version, one current row per member, contiguous non-overlapping periods, and an as-of join when the fact is loaded.</w:t>
       </w:r>
     </w:p>
@@ -6711,12 +6137,6 @@
         <w:pStyle w:val="ReportBody"/>
       </w:pPr>
       <w:r>
-        <w:rPr>
-          <w:rFonts w:ascii="Carlito" w:hAnsi="Carlito" w:eastAsia="Carlito"/>
-          <w:i w:val="0"/>
-          <w:color w:val="252525"/>
-          <w:sz w:val="24"/>
-        </w:rPr>
         <w:t>For Green Grass Library, SCD2 would correct a limitation in the current project design without changing the grain of FactLoan. The fact still represents one completed loan; it simply points to the member version that was valid when the loan started.</w:t>
       </w:r>
     </w:p>
@@ -6725,24 +6145,16 @@
         <w:pStyle w:val="ReportSubheading"/>
       </w:pPr>
       <w:r>
-        <w:rPr>
-          <w:rFonts w:ascii="Carlito" w:hAnsi="Carlito" w:eastAsia="Carlito"/>
-          <w:b/>
-          <w:color w:val="5B3B73"/>
-          <w:sz w:val="24"/>
-        </w:rPr>
         <w:t>What I would demonstrate in the interview</w:t>
       </w:r>
     </w:p>
     <w:p>
       <w:pPr>
         <w:pStyle w:val="ReportBullet"/>
-        <w:spacing w:after="40"/>
         <w:ind w:left="360" w:hanging="216"/>
       </w:pPr>
       <w:r>
         <w:rPr>
-          <w:rFonts w:ascii="Carlito" w:hAnsi="Carlito" w:eastAsia="Carlito"/>
           <w:b/>
           <w:color w:val="5D8F2B"/>
           <w:sz w:val="21"/>
@@ -6751,8 +6163,6 @@
       </w:r>
       <w:r>
         <w:rPr>
-          <w:rFonts w:ascii="Carlito" w:hAnsi="Carlito" w:eastAsia="Carlito"/>
-          <w:color w:val="252525"/>
           <w:sz w:val="21"/>
         </w:rPr>
         <w:t>Upgrade M0107 and show that two dimension rows exist afterwards.</w:t>
@@ -6761,12 +6171,10 @@
     <w:p>
       <w:pPr>
         <w:pStyle w:val="ReportBullet"/>
-        <w:spacing w:after="40"/>
         <w:ind w:left="360" w:hanging="216"/>
       </w:pPr>
       <w:r>
         <w:rPr>
-          <w:rFonts w:ascii="Carlito" w:hAnsi="Carlito" w:eastAsia="Carlito"/>
           <w:b/>
           <w:color w:val="5D8F2B"/>
           <w:sz w:val="21"/>
@@ -6775,8 +6183,6 @@
       </w:r>
       <w:r>
         <w:rPr>
-          <w:rFonts w:ascii="Carlito" w:hAnsi="Carlito" w:eastAsia="Carlito"/>
-          <w:color w:val="252525"/>
           <w:sz w:val="21"/>
         </w:rPr>
         <w:t>Run the as-of join for one loan before and one loan after the boundary.</w:t>
@@ -6785,12 +6191,10 @@
     <w:p>
       <w:pPr>
         <w:pStyle w:val="ReportBullet"/>
-        <w:spacing w:after="40"/>
         <w:ind w:left="360" w:hanging="216"/>
       </w:pPr>
       <w:r>
         <w:rPr>
-          <w:rFonts w:ascii="Carlito" w:hAnsi="Carlito" w:eastAsia="Carlito"/>
           <w:b/>
           <w:color w:val="5D8F2B"/>
           <w:sz w:val="21"/>
@@ -6799,8 +6203,6 @@
       </w:r>
       <w:r>
         <w:rPr>
-          <w:rFonts w:ascii="Carlito" w:hAnsi="Carlito" w:eastAsia="Carlito"/>
-          <w:color w:val="252525"/>
           <w:sz w:val="21"/>
         </w:rPr>
         <w:t>Execute the current-row and overlap checks and explain why empty output is expected.</w:t>
@@ -6811,58 +6213,49 @@
         <w:pStyle w:val="ReportSubheading"/>
       </w:pPr>
       <w:r>
-        <w:rPr>
-          <w:rFonts w:ascii="Carlito" w:hAnsi="Carlito" w:eastAsia="Carlito"/>
-          <w:b/>
-          <w:color w:val="5B3B73"/>
-          <w:sz w:val="24"/>
-        </w:rPr>
         <w:t>AI use declaration</w:t>
       </w:r>
     </w:p>
     <w:tbl>
       <w:tblPr>
-        <w:tblW w:type="auto" w:w="0"/>
+        <w:tblW w:w="0" w:type="auto"/>
         <w:jc w:val="center"/>
-        <w:tblLook w:firstColumn="1" w:firstRow="1" w:lastColumn="0" w:lastRow="0" w:noHBand="0" w:noVBand="1" w:val="04A0"/>
         <w:tblLayout w:type="fixed"/>
+        <w:tblLook w:val="04A0" w:firstRow="1" w:lastRow="0" w:firstColumn="1" w:lastColumn="0" w:noHBand="0" w:noVBand="1"/>
       </w:tblPr>
       <w:tblGrid>
-        <w:gridCol w:w="9749"/>
+        <w:gridCol w:w="9936"/>
       </w:tblGrid>
       <w:tr>
         <w:trPr>
           <w:cantSplit/>
+          <w:jc w:val="center"/>
         </w:trPr>
         <w:tc>
           <w:tcPr>
-            <w:tcW w:type="dxa" w:w="9936"/>
-            <w:shd w:fill="EAF2F8" w:val="clear"/>
+            <w:tcW w:w="9936" w:type="dxa"/>
             <w:tcBorders>
-              <w:top w:val="single" w:sz="6" w:color="8FB3D1"/>
-              <w:bottom w:val="single" w:sz="6" w:color="8FB3D1"/>
-              <w:start w:val="single" w:sz="6" w:color="8FB3D1"/>
-              <w:end w:val="single" w:sz="6" w:color="8FB3D1"/>
+              <w:top w:val="single" w:sz="6" w:space="0" w:color="8FB3D1"/>
+              <w:left w:val="single" w:sz="6" w:space="0" w:color="8FB3D1"/>
+              <w:bottom w:val="single" w:sz="6" w:space="0" w:color="8FB3D1"/>
+              <w:right w:val="single" w:sz="6" w:space="0" w:color="8FB3D1"/>
             </w:tcBorders>
-            <w:vAlign w:val="center"/>
+            <w:shd w:val="clear" w:color="auto" w:fill="EAF2F8"/>
             <w:tcMar>
               <w:top w:w="70" w:type="dxa"/>
-              <w:start w:w="90" w:type="dxa"/>
+              <w:left w:w="90" w:type="dxa"/>
               <w:bottom w:w="70" w:type="dxa"/>
-              <w:end w:w="90" w:type="dxa"/>
+              <w:right w:w="90" w:type="dxa"/>
             </w:tcMar>
+            <w:vAlign w:val="center"/>
           </w:tcPr>
           <w:p>
             <w:pPr>
-              <w:spacing w:before="0" w:after="0" w:line="240" w:lineRule="auto"/>
-              <w:jc w:val="left"/>
+              <w:spacing w:after="0" w:line="240" w:lineRule="auto"/>
             </w:pPr>
-            <w:r/>
-            <w:r>
-              <w:rPr>
-                <w:rFonts w:ascii="Carlito" w:hAnsi="Carlito" w:eastAsia="Carlito"/>
-                <w:b w:val="0"/>
-                <w:i w:val="0"/>
+            <w:r>
+              <w:rPr>
+                <w:rFonts w:ascii="Carlito" w:eastAsia="Carlito" w:hAnsi="Carlito"/>
                 <w:color w:val="252525"/>
                 <w:sz w:val="19"/>
               </w:rPr>
@@ -6877,12 +6270,6 @@
         <w:pStyle w:val="ReportSubheading"/>
       </w:pPr>
       <w:r>
-        <w:rPr>
-          <w:rFonts w:ascii="Carlito" w:hAnsi="Carlito" w:eastAsia="Carlito"/>
-          <w:b/>
-          <w:color w:val="5B3B73"/>
-          <w:sz w:val="24"/>
-        </w:rPr>
         <w:t>References</w:t>
       </w:r>
     </w:p>
@@ -6892,8 +6279,6 @@
       </w:pPr>
       <w:r>
         <w:rPr>
-          <w:rFonts w:ascii="Carlito" w:hAnsi="Carlito" w:eastAsia="Carlito"/>
-          <w:color w:val="252525"/>
           <w:sz w:val="18"/>
         </w:rPr>
         <w:t>[1] Kimball Group. (n.d.). Type 2: Add New Row. https://www.kimballgroup.com/data-warehouse-business-intelligence-resources/kimball-techniques/dimensional-modeling-techniques/type-2/</w:t>
@@ -6905,8 +6290,6 @@
       </w:pPr>
       <w:r>
         <w:rPr>
-          <w:rFonts w:ascii="Carlito" w:hAnsi="Carlito" w:eastAsia="Carlito"/>
-          <w:color w:val="252525"/>
           <w:sz w:val="18"/>
         </w:rPr>
         <w:t>[2] Kimball, R. (2008). Slowly Changing Dimensions, Part 2. Kimball Group. https://www.kimballgroup.com/2008/09/slowly-changing-dimensions-part-2/</w:t>
@@ -6918,8 +6301,6 @@
       </w:pPr>
       <w:r>
         <w:rPr>
-          <w:rFonts w:ascii="Carlito" w:hAnsi="Carlito" w:eastAsia="Carlito"/>
-          <w:color w:val="252525"/>
           <w:sz w:val="18"/>
         </w:rPr>
         <w:t>[3] Oracle. (2026). MySQL 8.4 Reference Manual. https://dev.mysql.com/doc/refman/8.4/en/</w:t>
@@ -6931,8 +6312,6 @@
       </w:pPr>
       <w:r>
         <w:rPr>
-          <w:rFonts w:ascii="Carlito" w:hAnsi="Carlito" w:eastAsia="Carlito"/>
-          <w:color w:val="252525"/>
           <w:sz w:val="18"/>
         </w:rPr>
         <w:t>[4] Singapore Polytechnic. (2026). ST1501 Data Engineering CA2 Specification, 2026/2027 Semester 1.</w:t>
@@ -6955,7 +6334,7 @@
 </file>
 
 <file path=word/endnotes.xml><?xml version="1.0" encoding="utf-8"?>
-<w:endnotes xmlns:wpc="http://schemas.microsoft.com/office/word/2010/wordprocessingCanvas" xmlns:cx="http://schemas.microsoft.com/office/drawing/2014/chartex" xmlns:cx1="http://schemas.microsoft.com/office/drawing/2015/9/8/chartex" xmlns:cx2="http://schemas.microsoft.com/office/drawing/2015/10/21/chartex" xmlns:cx3="http://schemas.microsoft.com/office/drawing/2016/5/9/chartex" xmlns:cx4="http://schemas.microsoft.com/office/drawing/2016/5/10/chartex" xmlns:cx5="http://schemas.microsoft.com/office/drawing/2016/5/11/chartex" xmlns:cx6="http://schemas.microsoft.com/office/drawing/2016/5/12/chartex" xmlns:cx7="http://schemas.microsoft.com/office/drawing/2016/5/13/chartex" xmlns:cx8="http://schemas.microsoft.com/office/drawing/2016/5/14/chartex" xmlns:mc="http://schemas.openxmlformats.org/markup-compatibility/2006" xmlns:aink="http://schemas.microsoft.com/office/drawing/2016/ink" xmlns:am3d="http://schemas.microsoft.com/office/drawing/2017/model3d" xmlns:o="urn:schemas-microsoft-com:office:office" xmlns:oel="http://schemas.microsoft.com/office/2019/extlst" xmlns:r="http://schemas.openxmlformats.org/officeDocument/2006/relationships" xmlns:m="http://schemas.openxmlformats.org/officeDocument/2006/math" xmlns:v="urn:schemas-microsoft-com:vml" xmlns:wp14="http://schemas.microsoft.com/office/word/2010/wordprocessingDrawing" xmlns:wp="http://schemas.openxmlformats.org/drawingml/2006/wordprocessingDrawing" xmlns:w10="urn:schemas-microsoft-com:office:word" xmlns:w="http://schemas.openxmlformats.org/wordprocessingml/2006/main" xmlns:w14="http://schemas.microsoft.com/office/word/2010/wordml" xmlns:w15="http://schemas.microsoft.com/office/word/2012/wordml" xmlns:w16cex="http://schemas.microsoft.com/office/word/2018/wordml/cex" xmlns:w16cid="http://schemas.microsoft.com/office/word/2016/wordml/cid" xmlns:w16="http://schemas.microsoft.com/office/word/2018/wordml" xmlns:w16sdtdh="http://schemas.microsoft.com/office/word/2020/wordml/sdtdatahash" xmlns:w16se="http://schemas.microsoft.com/office/word/2015/wordml/symex" xmlns:wpg="http://schemas.microsoft.com/office/word/2010/wordprocessingGroup" xmlns:wpi="http://schemas.microsoft.com/office/word/2010/wordprocessingInk" xmlns:wne="http://schemas.microsoft.com/office/word/2006/wordml" xmlns:wps="http://schemas.microsoft.com/office/word/2010/wordprocessingShape" mc:Ignorable="w14 w15 w16se w16cid w16 w16cex w16sdtdh wp14">
+<w:endnotes xmlns:wpc="http://schemas.microsoft.com/office/word/2010/wordprocessingCanvas" xmlns:cx="http://schemas.microsoft.com/office/drawing/2014/chartex" xmlns:cx1="http://schemas.microsoft.com/office/drawing/2015/9/8/chartex" xmlns:cx2="http://schemas.microsoft.com/office/drawing/2015/10/21/chartex" xmlns:cx3="http://schemas.microsoft.com/office/drawing/2016/5/9/chartex" xmlns:cx4="http://schemas.microsoft.com/office/drawing/2016/5/10/chartex" xmlns:cx5="http://schemas.microsoft.com/office/drawing/2016/5/11/chartex" xmlns:cx6="http://schemas.microsoft.com/office/drawing/2016/5/12/chartex" xmlns:cx7="http://schemas.microsoft.com/office/drawing/2016/5/13/chartex" xmlns:cx8="http://schemas.microsoft.com/office/drawing/2016/5/14/chartex" xmlns:mc="http://schemas.openxmlformats.org/markup-compatibility/2006" xmlns:aink="http://schemas.microsoft.com/office/drawing/2016/ink" xmlns:am3d="http://schemas.microsoft.com/office/drawing/2017/model3d" xmlns:o="urn:schemas-microsoft-com:office:office" xmlns:oel="http://schemas.microsoft.com/office/2019/extlst" xmlns:r="http://schemas.openxmlformats.org/officeDocument/2006/relationships" xmlns:m="http://schemas.openxmlformats.org/officeDocument/2006/math" xmlns:v="urn:schemas-microsoft-com:vml" xmlns:wp14="http://schemas.microsoft.com/office/word/2010/wordprocessingDrawing" xmlns:wp="http://schemas.openxmlformats.org/drawingml/2006/wordprocessingDrawing" xmlns:w10="urn:schemas-microsoft-com:office:word" xmlns:w="http://schemas.openxmlformats.org/wordprocessingml/2006/main" xmlns:w14="http://schemas.microsoft.com/office/word/2010/wordml" xmlns:w15="http://schemas.microsoft.com/office/word/2012/wordml" xmlns:w16cei="http://schemas.microsoft.com/office/word/2026/wordml/cei" xmlns:w16cex="http://schemas.microsoft.com/office/word/2018/wordml/cex" xmlns:w16cid="http://schemas.microsoft.com/office/word/2016/wordml/cid" xmlns:w16="http://schemas.microsoft.com/office/word/2018/wordml" xmlns:w16du="http://schemas.microsoft.com/office/word/2023/wordml/word16du" xmlns:w16sdtdh="http://schemas.microsoft.com/office/word/2020/wordml/sdtdatahash" xmlns:w16sdtfl="http://schemas.microsoft.com/office/word/2024/wordml/sdtformatlock" xmlns:w16se="http://schemas.microsoft.com/office/word/2015/wordml/symex" xmlns:wpg="http://schemas.microsoft.com/office/word/2010/wordprocessingGroup" xmlns:wpi="http://schemas.microsoft.com/office/word/2010/wordprocessingInk" xmlns:wne="http://schemas.microsoft.com/office/word/2006/wordml" xmlns:wps="http://schemas.microsoft.com/office/word/2010/wordprocessingShape" mc:Ignorable="w14 w15 w16se w16cid w16 w16cex w16sdtdh w16sdtfl w16du wp14">
   <w:endnote w:type="separator" w:id="-1">
     <w:p>
       <w:r>
@@ -6977,7 +6356,7 @@
 </file>
 
 <file path=word/footer1.xml><?xml version="1.0" encoding="utf-8"?>
-<w:ftr xmlns:wpc="http://schemas.microsoft.com/office/word/2010/wordprocessingCanvas" xmlns:cx="http://schemas.microsoft.com/office/drawing/2014/chartex" xmlns:cx1="http://schemas.microsoft.com/office/drawing/2015/9/8/chartex" xmlns:cx2="http://schemas.microsoft.com/office/drawing/2015/10/21/chartex" xmlns:cx3="http://schemas.microsoft.com/office/drawing/2016/5/9/chartex" xmlns:cx4="http://schemas.microsoft.com/office/drawing/2016/5/10/chartex" xmlns:cx5="http://schemas.microsoft.com/office/drawing/2016/5/11/chartex" xmlns:cx6="http://schemas.microsoft.com/office/drawing/2016/5/12/chartex" xmlns:cx7="http://schemas.microsoft.com/office/drawing/2016/5/13/chartex" xmlns:cx8="http://schemas.microsoft.com/office/drawing/2016/5/14/chartex" xmlns:mc="http://schemas.openxmlformats.org/markup-compatibility/2006" xmlns:aink="http://schemas.microsoft.com/office/drawing/2016/ink" xmlns:am3d="http://schemas.microsoft.com/office/drawing/2017/model3d" xmlns:o="urn:schemas-microsoft-com:office:office" xmlns:oel="http://schemas.microsoft.com/office/2019/extlst" xmlns:r="http://schemas.openxmlformats.org/officeDocument/2006/relationships" xmlns:m="http://schemas.openxmlformats.org/officeDocument/2006/math" xmlns:v="urn:schemas-microsoft-com:vml" xmlns:wp14="http://schemas.microsoft.com/office/word/2010/wordprocessingDrawing" xmlns:wp="http://schemas.openxmlformats.org/drawingml/2006/wordprocessingDrawing" xmlns:w10="urn:schemas-microsoft-com:office:word" xmlns:w="http://schemas.openxmlformats.org/wordprocessingml/2006/main" xmlns:w14="http://schemas.microsoft.com/office/word/2010/wordml" xmlns:w15="http://schemas.microsoft.com/office/word/2012/wordml" xmlns:w16cex="http://schemas.microsoft.com/office/word/2018/wordml/cex" xmlns:w16cid="http://schemas.microsoft.com/office/word/2016/wordml/cid" xmlns:w16="http://schemas.microsoft.com/office/word/2018/wordml" xmlns:w16sdtdh="http://schemas.microsoft.com/office/word/2020/wordml/sdtdatahash" xmlns:w16se="http://schemas.microsoft.com/office/word/2015/wordml/symex" xmlns:wpg="http://schemas.microsoft.com/office/word/2010/wordprocessingGroup" xmlns:wpi="http://schemas.microsoft.com/office/word/2010/wordprocessingInk" xmlns:wne="http://schemas.microsoft.com/office/word/2006/wordml" xmlns:wps="http://schemas.microsoft.com/office/word/2010/wordprocessingShape" mc:Ignorable="w14 w15 w16se w16cid w16 w16cex w16sdtdh wp14">
+<w:ftr xmlns:wpc="http://schemas.microsoft.com/office/word/2010/wordprocessingCanvas" xmlns:cx="http://schemas.microsoft.com/office/drawing/2014/chartex" xmlns:cx1="http://schemas.microsoft.com/office/drawing/2015/9/8/chartex" xmlns:cx2="http://schemas.microsoft.com/office/drawing/2015/10/21/chartex" xmlns:cx3="http://schemas.microsoft.com/office/drawing/2016/5/9/chartex" xmlns:cx4="http://schemas.microsoft.com/office/drawing/2016/5/10/chartex" xmlns:cx5="http://schemas.microsoft.com/office/drawing/2016/5/11/chartex" xmlns:cx6="http://schemas.microsoft.com/office/drawing/2016/5/12/chartex" xmlns:cx7="http://schemas.microsoft.com/office/drawing/2016/5/13/chartex" xmlns:cx8="http://schemas.microsoft.com/office/drawing/2016/5/14/chartex" xmlns:mc="http://schemas.openxmlformats.org/markup-compatibility/2006" xmlns:aink="http://schemas.microsoft.com/office/drawing/2016/ink" xmlns:am3d="http://schemas.microsoft.com/office/drawing/2017/model3d" xmlns:o="urn:schemas-microsoft-com:office:office" xmlns:oel="http://schemas.microsoft.com/office/2019/extlst" xmlns:r="http://schemas.openxmlformats.org/officeDocument/2006/relationships" xmlns:m="http://schemas.openxmlformats.org/officeDocument/2006/math" xmlns:v="urn:schemas-microsoft-com:vml" xmlns:wp14="http://schemas.microsoft.com/office/word/2010/wordprocessingDrawing" xmlns:wp="http://schemas.openxmlformats.org/drawingml/2006/wordprocessingDrawing" xmlns:w10="urn:schemas-microsoft-com:office:word" xmlns:w="http://schemas.openxmlformats.org/wordprocessingml/2006/main" xmlns:w14="http://schemas.microsoft.com/office/word/2010/wordml" xmlns:w15="http://schemas.microsoft.com/office/word/2012/wordml" xmlns:w16cei="http://schemas.microsoft.com/office/word/2026/wordml/cei" xmlns:w16cex="http://schemas.microsoft.com/office/word/2018/wordml/cex" xmlns:w16cid="http://schemas.microsoft.com/office/word/2016/wordml/cid" xmlns:w16="http://schemas.microsoft.com/office/word/2018/wordml" xmlns:w16du="http://schemas.microsoft.com/office/word/2023/wordml/word16du" xmlns:w16sdtdh="http://schemas.microsoft.com/office/word/2020/wordml/sdtdatahash" xmlns:w16sdtfl="http://schemas.microsoft.com/office/word/2024/wordml/sdtformatlock" xmlns:w16se="http://schemas.microsoft.com/office/word/2015/wordml/symex" xmlns:wpg="http://schemas.microsoft.com/office/word/2010/wordprocessingGroup" xmlns:wpi="http://schemas.microsoft.com/office/word/2010/wordprocessingInk" xmlns:wne="http://schemas.microsoft.com/office/word/2006/wordml" xmlns:wps="http://schemas.microsoft.com/office/word/2010/wordprocessingShape" mc:Ignorable="w14 w15 w16se w16cid w16 w16cex w16sdtdh w16sdtfl w16du wp14">
   <w:sdt>
     <w:sdtPr>
       <w:id w:val="1375117340"/>
@@ -7019,7 +6398,7 @@
 </file>
 
 <file path=word/footnotes.xml><?xml version="1.0" encoding="utf-8"?>
-<w:footnotes xmlns:wpc="http://schemas.microsoft.com/office/word/2010/wordprocessingCanvas" xmlns:cx="http://schemas.microsoft.com/office/drawing/2014/chartex" xmlns:cx1="http://schemas.microsoft.com/office/drawing/2015/9/8/chartex" xmlns:cx2="http://schemas.microsoft.com/office/drawing/2015/10/21/chartex" xmlns:cx3="http://schemas.microsoft.com/office/drawing/2016/5/9/chartex" xmlns:cx4="http://schemas.microsoft.com/office/drawing/2016/5/10/chartex" xmlns:cx5="http://schemas.microsoft.com/office/drawing/2016/5/11/chartex" xmlns:cx6="http://schemas.microsoft.com/office/drawing/2016/5/12/chartex" xmlns:cx7="http://schemas.microsoft.com/office/drawing/2016/5/13/chartex" xmlns:cx8="http://schemas.microsoft.com/office/drawing/2016/5/14/chartex" xmlns:mc="http://schemas.openxmlformats.org/markup-compatibility/2006" xmlns:aink="http://schemas.microsoft.com/office/drawing/2016/ink" xmlns:am3d="http://schemas.microsoft.com/office/drawing/2017/model3d" xmlns:o="urn:schemas-microsoft-com:office:office" xmlns:oel="http://schemas.microsoft.com/office/2019/extlst" xmlns:r="http://schemas.openxmlformats.org/officeDocument/2006/relationships" xmlns:m="http://schemas.openxmlformats.org/officeDocument/2006/math" xmlns:v="urn:schemas-microsoft-com:vml" xmlns:wp14="http://schemas.microsoft.com/office/word/2010/wordprocessingDrawing" xmlns:wp="http://schemas.openxmlformats.org/drawingml/2006/wordprocessingDrawing" xmlns:w10="urn:schemas-microsoft-com:office:word" xmlns:w="http://schemas.openxmlformats.org/wordprocessingml/2006/main" xmlns:w14="http://schemas.microsoft.com/office/word/2010/wordml" xmlns:w15="http://schemas.microsoft.com/office/word/2012/wordml" xmlns:w16cex="http://schemas.microsoft.com/office/word/2018/wordml/cex" xmlns:w16cid="http://schemas.microsoft.com/office/word/2016/wordml/cid" xmlns:w16="http://schemas.microsoft.com/office/word/2018/wordml" xmlns:w16sdtdh="http://schemas.microsoft.com/office/word/2020/wordml/sdtdatahash" xmlns:w16se="http://schemas.microsoft.com/office/word/2015/wordml/symex" xmlns:wpg="http://schemas.microsoft.com/office/word/2010/wordprocessingGroup" xmlns:wpi="http://schemas.microsoft.com/office/word/2010/wordprocessingInk" xmlns:wne="http://schemas.microsoft.com/office/word/2006/wordml" xmlns:wps="http://schemas.microsoft.com/office/word/2010/wordprocessingShape" mc:Ignorable="w14 w15 w16se w16cid w16 w16cex w16sdtdh wp14">
+<w:footnotes xmlns:wpc="http://schemas.microsoft.com/office/word/2010/wordprocessingCanvas" xmlns:cx="http://schemas.microsoft.com/office/drawing/2014/chartex" xmlns:cx1="http://schemas.microsoft.com/office/drawing/2015/9/8/chartex" xmlns:cx2="http://schemas.microsoft.com/office/drawing/2015/10/21/chartex" xmlns:cx3="http://schemas.microsoft.com/office/drawing/2016/5/9/chartex" xmlns:cx4="http://schemas.microsoft.com/office/drawing/2016/5/10/chartex" xmlns:cx5="http://schemas.microsoft.com/office/drawing/2016/5/11/chartex" xmlns:cx6="http://schemas.microsoft.com/office/drawing/2016/5/12/chartex" xmlns:cx7="http://schemas.microsoft.com/office/drawing/2016/5/13/chartex" xmlns:cx8="http://schemas.microsoft.com/office/drawing/2016/5/14/chartex" xmlns:mc="http://schemas.openxmlformats.org/markup-compatibility/2006" xmlns:aink="http://schemas.microsoft.com/office/drawing/2016/ink" xmlns:am3d="http://schemas.microsoft.com/office/drawing/2017/model3d" xmlns:o="urn:schemas-microsoft-com:office:office" xmlns:oel="http://schemas.microsoft.com/office/2019/extlst" xmlns:r="http://schemas.openxmlformats.org/officeDocument/2006/relationships" xmlns:m="http://schemas.openxmlformats.org/officeDocument/2006/math" xmlns:v="urn:schemas-microsoft-com:vml" xmlns:wp14="http://schemas.microsoft.com/office/word/2010/wordprocessingDrawing" xmlns:wp="http://schemas.openxmlformats.org/drawingml/2006/wordprocessingDrawing" xmlns:w10="urn:schemas-microsoft-com:office:word" xmlns:w="http://schemas.openxmlformats.org/wordprocessingml/2006/main" xmlns:w14="http://schemas.microsoft.com/office/word/2010/wordml" xmlns:w15="http://schemas.microsoft.com/office/word/2012/wordml" xmlns:w16cei="http://schemas.microsoft.com/office/word/2026/wordml/cei" xmlns:w16cex="http://schemas.microsoft.com/office/word/2018/wordml/cex" xmlns:w16cid="http://schemas.microsoft.com/office/word/2016/wordml/cid" xmlns:w16="http://schemas.microsoft.com/office/word/2018/wordml" xmlns:w16du="http://schemas.microsoft.com/office/word/2023/wordml/word16du" xmlns:w16sdtdh="http://schemas.microsoft.com/office/word/2020/wordml/sdtdatahash" xmlns:w16sdtfl="http://schemas.microsoft.com/office/word/2024/wordml/sdtformatlock" xmlns:w16se="http://schemas.microsoft.com/office/word/2015/wordml/symex" xmlns:wpg="http://schemas.microsoft.com/office/word/2010/wordprocessingGroup" xmlns:wpi="http://schemas.microsoft.com/office/word/2010/wordprocessingInk" xmlns:wne="http://schemas.microsoft.com/office/word/2006/wordml" xmlns:wps="http://schemas.microsoft.com/office/word/2010/wordprocessingShape" mc:Ignorable="w14 w15 w16se w16cid w16 w16cex w16sdtdh w16sdtfl w16du wp14">
   <w:footnote w:type="separator" w:id="-1">
     <w:p>
       <w:r>
@@ -7041,7 +6420,7 @@
 </file>
 
 <file path=word/header1.xml><?xml version="1.0" encoding="utf-8"?>
-<w:hdr xmlns:wpc="http://schemas.microsoft.com/office/word/2010/wordprocessingCanvas" xmlns:cx="http://schemas.microsoft.com/office/drawing/2014/chartex" xmlns:cx1="http://schemas.microsoft.com/office/drawing/2015/9/8/chartex" xmlns:cx2="http://schemas.microsoft.com/office/drawing/2015/10/21/chartex" xmlns:cx3="http://schemas.microsoft.com/office/drawing/2016/5/9/chartex" xmlns:cx4="http://schemas.microsoft.com/office/drawing/2016/5/10/chartex" xmlns:cx5="http://schemas.microsoft.com/office/drawing/2016/5/11/chartex" xmlns:cx6="http://schemas.microsoft.com/office/drawing/2016/5/12/chartex" xmlns:cx7="http://schemas.microsoft.com/office/drawing/2016/5/13/chartex" xmlns:cx8="http://schemas.microsoft.com/office/drawing/2016/5/14/chartex" xmlns:mc="http://schemas.openxmlformats.org/markup-compatibility/2006" xmlns:aink="http://schemas.microsoft.com/office/drawing/2016/ink" xmlns:am3d="http://schemas.microsoft.com/office/drawing/2017/model3d" xmlns:o="urn:schemas-microsoft-com:office:office" xmlns:oel="http://schemas.microsoft.com/office/2019/extlst" xmlns:r="http://schemas.openxmlformats.org/officeDocument/2006/relationships" xmlns:m="http://schemas.openxmlformats.org/officeDocument/2006/math" xmlns:v="urn:schemas-microsoft-com:vml" xmlns:wp14="http://schemas.microsoft.com/office/word/2010/wordprocessingDrawing" xmlns:wp="http://schemas.openxmlformats.org/drawingml/2006/wordprocessingDrawing" xmlns:w10="urn:schemas-microsoft-com:office:word" xmlns:w="http://schemas.openxmlformats.org/wordprocessingml/2006/main" xmlns:w14="http://schemas.microsoft.com/office/word/2010/wordml" xmlns:w15="http://schemas.microsoft.com/office/word/2012/wordml" xmlns:w16cex="http://schemas.microsoft.com/office/word/2018/wordml/cex" xmlns:w16cid="http://schemas.microsoft.com/office/word/2016/wordml/cid" xmlns:w16="http://schemas.microsoft.com/office/word/2018/wordml" xmlns:w16sdtdh="http://schemas.microsoft.com/office/word/2020/wordml/sdtdatahash" xmlns:w16se="http://schemas.microsoft.com/office/word/2015/wordml/symex" xmlns:wpg="http://schemas.microsoft.com/office/word/2010/wordprocessingGroup" xmlns:wpi="http://schemas.microsoft.com/office/word/2010/wordprocessingInk" xmlns:wne="http://schemas.microsoft.com/office/word/2006/wordml" xmlns:wps="http://schemas.microsoft.com/office/word/2010/wordprocessingShape" mc:Ignorable="w14 w15 w16se w16cid w16 w16cex w16sdtdh wp14">
+<w:hdr xmlns:wpc="http://schemas.microsoft.com/office/word/2010/wordprocessingCanvas" xmlns:cx="http://schemas.microsoft.com/office/drawing/2014/chartex" xmlns:cx1="http://schemas.microsoft.com/office/drawing/2015/9/8/chartex" xmlns:cx2="http://schemas.microsoft.com/office/drawing/2015/10/21/chartex" xmlns:cx3="http://schemas.microsoft.com/office/drawing/2016/5/9/chartex" xmlns:cx4="http://schemas.microsoft.com/office/drawing/2016/5/10/chartex" xmlns:cx5="http://schemas.microsoft.com/office/drawing/2016/5/11/chartex" xmlns:cx6="http://schemas.microsoft.com/office/drawing/2016/5/12/chartex" xmlns:cx7="http://schemas.microsoft.com/office/drawing/2016/5/13/chartex" xmlns:cx8="http://schemas.microsoft.com/office/drawing/2016/5/14/chartex" xmlns:mc="http://schemas.openxmlformats.org/markup-compatibility/2006" xmlns:aink="http://schemas.microsoft.com/office/drawing/2016/ink" xmlns:am3d="http://schemas.microsoft.com/office/drawing/2017/model3d" xmlns:o="urn:schemas-microsoft-com:office:office" xmlns:oel="http://schemas.microsoft.com/office/2019/extlst" xmlns:r="http://schemas.openxmlformats.org/officeDocument/2006/relationships" xmlns:m="http://schemas.openxmlformats.org/officeDocument/2006/math" xmlns:v="urn:schemas-microsoft-com:vml" xmlns:wp14="http://schemas.microsoft.com/office/word/2010/wordprocessingDrawing" xmlns:wp="http://schemas.openxmlformats.org/drawingml/2006/wordprocessingDrawing" xmlns:w10="urn:schemas-microsoft-com:office:word" xmlns:w="http://schemas.openxmlformats.org/wordprocessingml/2006/main" xmlns:w14="http://schemas.microsoft.com/office/word/2010/wordml" xmlns:w15="http://schemas.microsoft.com/office/word/2012/wordml" xmlns:w16cei="http://schemas.microsoft.com/office/word/2026/wordml/cei" xmlns:w16cex="http://schemas.microsoft.com/office/word/2018/wordml/cex" xmlns:w16cid="http://schemas.microsoft.com/office/word/2016/wordml/cid" xmlns:w16="http://schemas.microsoft.com/office/word/2018/wordml" xmlns:w16du="http://schemas.microsoft.com/office/word/2023/wordml/word16du" xmlns:w16sdtdh="http://schemas.microsoft.com/office/word/2020/wordml/sdtdatahash" xmlns:w16sdtfl="http://schemas.microsoft.com/office/word/2024/wordml/sdtformatlock" xmlns:w16se="http://schemas.microsoft.com/office/word/2015/wordml/symex" xmlns:wpg="http://schemas.microsoft.com/office/word/2010/wordprocessingGroup" xmlns:wpi="http://schemas.microsoft.com/office/word/2010/wordprocessingInk" xmlns:wne="http://schemas.microsoft.com/office/word/2006/wordml" xmlns:wps="http://schemas.microsoft.com/office/word/2010/wordprocessingShape" mc:Ignorable="w14 w15 w16se w16cid w16 w16cex w16sdtdh w16sdtfl w16du wp14">
   <w:p>
     <w:pPr>
       <w:pStyle w:val="Header"/>
@@ -7124,7 +6503,7 @@
             </wp:anchor>
           </w:drawing>
         </mc:Choice>
-        <mc:Fallback xmlns:w16du="http://schemas.microsoft.com/office/word/2023/wordml/word16du" xmlns:w16sdtfl="http://schemas.microsoft.com/office/word/2024/wordml/sdtformatlock">
+        <mc:Fallback>
           <w:pict>
             <v:shapetype w14:anchorId="35676CC1" id="_x0000_t202" coordsize="21600,21600" o:spt="202" path="m,l,21600r21600,l21600,xe">
               <v:stroke joinstyle="miter"/>
@@ -7165,7 +6544,7 @@
 </file>
 
 <file path=word/header2.xml><?xml version="1.0" encoding="utf-8"?>
-<w:hdr xmlns:wpc="http://schemas.microsoft.com/office/word/2010/wordprocessingCanvas" xmlns:cx="http://schemas.microsoft.com/office/drawing/2014/chartex" xmlns:cx1="http://schemas.microsoft.com/office/drawing/2015/9/8/chartex" xmlns:cx2="http://schemas.microsoft.com/office/drawing/2015/10/21/chartex" xmlns:cx3="http://schemas.microsoft.com/office/drawing/2016/5/9/chartex" xmlns:cx4="http://schemas.microsoft.com/office/drawing/2016/5/10/chartex" xmlns:cx5="http://schemas.microsoft.com/office/drawing/2016/5/11/chartex" xmlns:cx6="http://schemas.microsoft.com/office/drawing/2016/5/12/chartex" xmlns:cx7="http://schemas.microsoft.com/office/drawing/2016/5/13/chartex" xmlns:cx8="http://schemas.microsoft.com/office/drawing/2016/5/14/chartex" xmlns:mc="http://schemas.openxmlformats.org/markup-compatibility/2006" xmlns:aink="http://schemas.microsoft.com/office/drawing/2016/ink" xmlns:am3d="http://schemas.microsoft.com/office/drawing/2017/model3d" xmlns:o="urn:schemas-microsoft-com:office:office" xmlns:oel="http://schemas.microsoft.com/office/2019/extlst" xmlns:r="http://schemas.openxmlformats.org/officeDocument/2006/relationships" xmlns:m="http://schemas.openxmlformats.org/officeDocument/2006/math" xmlns:v="urn:schemas-microsoft-com:vml" xmlns:wp14="http://schemas.microsoft.com/office/word/2010/wordprocessingDrawing" xmlns:wp="http://schemas.openxmlformats.org/drawingml/2006/wordprocessingDrawing" xmlns:w10="urn:schemas-microsoft-com:office:word" xmlns:w="http://schemas.openxmlformats.org/wordprocessingml/2006/main" xmlns:w14="http://schemas.microsoft.com/office/word/2010/wordml" xmlns:w15="http://schemas.microsoft.com/office/word/2012/wordml" xmlns:w16cex="http://schemas.microsoft.com/office/word/2018/wordml/cex" xmlns:w16cid="http://schemas.microsoft.com/office/word/2016/wordml/cid" xmlns:w16="http://schemas.microsoft.com/office/word/2018/wordml" xmlns:w16sdtdh="http://schemas.microsoft.com/office/word/2020/wordml/sdtdatahash" xmlns:w16se="http://schemas.microsoft.com/office/word/2015/wordml/symex" xmlns:wpg="http://schemas.microsoft.com/office/word/2010/wordprocessingGroup" xmlns:wpi="http://schemas.microsoft.com/office/word/2010/wordprocessingInk" xmlns:wne="http://schemas.microsoft.com/office/word/2006/wordml" xmlns:wps="http://schemas.microsoft.com/office/word/2010/wordprocessingShape" mc:Ignorable="w14 w15 w16se w16cid w16 w16cex w16sdtdh wp14">
+<w:hdr xmlns:wpc="http://schemas.microsoft.com/office/word/2010/wordprocessingCanvas" xmlns:cx="http://schemas.microsoft.com/office/drawing/2014/chartex" xmlns:cx1="http://schemas.microsoft.com/office/drawing/2015/9/8/chartex" xmlns:cx2="http://schemas.microsoft.com/office/drawing/2015/10/21/chartex" xmlns:cx3="http://schemas.microsoft.com/office/drawing/2016/5/9/chartex" xmlns:cx4="http://schemas.microsoft.com/office/drawing/2016/5/10/chartex" xmlns:cx5="http://schemas.microsoft.com/office/drawing/2016/5/11/chartex" xmlns:cx6="http://schemas.microsoft.com/office/drawing/2016/5/12/chartex" xmlns:cx7="http://schemas.microsoft.com/office/drawing/2016/5/13/chartex" xmlns:cx8="http://schemas.microsoft.com/office/drawing/2016/5/14/chartex" xmlns:mc="http://schemas.openxmlformats.org/markup-compatibility/2006" xmlns:aink="http://schemas.microsoft.com/office/drawing/2016/ink" xmlns:am3d="http://schemas.microsoft.com/office/drawing/2017/model3d" xmlns:o="urn:schemas-microsoft-com:office:office" xmlns:oel="http://schemas.microsoft.com/office/2019/extlst" xmlns:r="http://schemas.openxmlformats.org/officeDocument/2006/relationships" xmlns:m="http://schemas.openxmlformats.org/officeDocument/2006/math" xmlns:v="urn:schemas-microsoft-com:vml" xmlns:wp14="http://schemas.microsoft.com/office/word/2010/wordprocessingDrawing" xmlns:wp="http://schemas.openxmlformats.org/drawingml/2006/wordprocessingDrawing" xmlns:w10="urn:schemas-microsoft-com:office:word" xmlns:w="http://schemas.openxmlformats.org/wordprocessingml/2006/main" xmlns:w14="http://schemas.microsoft.com/office/word/2010/wordml" xmlns:w15="http://schemas.microsoft.com/office/word/2012/wordml" xmlns:w16cei="http://schemas.microsoft.com/office/word/2026/wordml/cei" xmlns:w16cex="http://schemas.microsoft.com/office/word/2018/wordml/cex" xmlns:w16cid="http://schemas.microsoft.com/office/word/2016/wordml/cid" xmlns:w16="http://schemas.microsoft.com/office/word/2018/wordml" xmlns:w16du="http://schemas.microsoft.com/office/word/2023/wordml/word16du" xmlns:w16sdtdh="http://schemas.microsoft.com/office/word/2020/wordml/sdtdatahash" xmlns:w16sdtfl="http://schemas.microsoft.com/office/word/2024/wordml/sdtformatlock" xmlns:w16se="http://schemas.microsoft.com/office/word/2015/wordml/symex" xmlns:wpg="http://schemas.microsoft.com/office/word/2010/wordprocessingGroup" xmlns:wpi="http://schemas.microsoft.com/office/word/2010/wordprocessingInk" xmlns:wne="http://schemas.microsoft.com/office/word/2006/wordml" xmlns:wps="http://schemas.microsoft.com/office/word/2010/wordprocessingShape" mc:Ignorable="w14 w15 w16se w16cid w16 w16cex w16sdtdh w16sdtfl w16du wp14">
   <w:p>
     <w:pPr>
       <w:pStyle w:val="Header"/>
@@ -7250,7 +6629,7 @@
             </wp:anchor>
           </w:drawing>
         </mc:Choice>
-        <mc:Fallback xmlns:w16du="http://schemas.microsoft.com/office/word/2023/wordml/word16du" xmlns:w16sdtfl="http://schemas.microsoft.com/office/word/2024/wordml/sdtformatlock">
+        <mc:Fallback>
           <w:pict>
             <v:shapetype w14:anchorId="28B07D3E" id="_x0000_t202" coordsize="21600,21600" o:spt="202" path="m,l,21600r21600,l21600,xe">
               <v:stroke joinstyle="miter"/>
@@ -7291,7 +6670,7 @@
 </file>
 
 <file path=word/header3.xml><?xml version="1.0" encoding="utf-8"?>
-<w:hdr xmlns:wpc="http://schemas.microsoft.com/office/word/2010/wordprocessingCanvas" xmlns:cx="http://schemas.microsoft.com/office/drawing/2014/chartex" xmlns:cx1="http://schemas.microsoft.com/office/drawing/2015/9/8/chartex" xmlns:cx2="http://schemas.microsoft.com/office/drawing/2015/10/21/chartex" xmlns:cx3="http://schemas.microsoft.com/office/drawing/2016/5/9/chartex" xmlns:cx4="http://schemas.microsoft.com/office/drawing/2016/5/10/chartex" xmlns:cx5="http://schemas.microsoft.com/office/drawing/2016/5/11/chartex" xmlns:cx6="http://schemas.microsoft.com/office/drawing/2016/5/12/chartex" xmlns:cx7="http://schemas.microsoft.com/office/drawing/2016/5/13/chartex" xmlns:cx8="http://schemas.microsoft.com/office/drawing/2016/5/14/chartex" xmlns:mc="http://schemas.openxmlformats.org/markup-compatibility/2006" xmlns:aink="http://schemas.microsoft.com/office/drawing/2016/ink" xmlns:am3d="http://schemas.microsoft.com/office/drawing/2017/model3d" xmlns:o="urn:schemas-microsoft-com:office:office" xmlns:oel="http://schemas.microsoft.com/office/2019/extlst" xmlns:r="http://schemas.openxmlformats.org/officeDocument/2006/relationships" xmlns:m="http://schemas.openxmlformats.org/officeDocument/2006/math" xmlns:v="urn:schemas-microsoft-com:vml" xmlns:wp14="http://schemas.microsoft.com/office/word/2010/wordprocessingDrawing" xmlns:wp="http://schemas.openxmlformats.org/drawingml/2006/wordprocessingDrawing" xmlns:w10="urn:schemas-microsoft-com:office:word" xmlns:w="http://schemas.openxmlformats.org/wordprocessingml/2006/main" xmlns:w14="http://schemas.microsoft.com/office/word/2010/wordml" xmlns:w15="http://schemas.microsoft.com/office/word/2012/wordml" xmlns:w16cex="http://schemas.microsoft.com/office/word/2018/wordml/cex" xmlns:w16cid="http://schemas.microsoft.com/office/word/2016/wordml/cid" xmlns:w16="http://schemas.microsoft.com/office/word/2018/wordml" xmlns:w16sdtdh="http://schemas.microsoft.com/office/word/2020/wordml/sdtdatahash" xmlns:w16se="http://schemas.microsoft.com/office/word/2015/wordml/symex" xmlns:wpg="http://schemas.microsoft.com/office/word/2010/wordprocessingGroup" xmlns:wpi="http://schemas.microsoft.com/office/word/2010/wordprocessingInk" xmlns:wne="http://schemas.microsoft.com/office/word/2006/wordml" xmlns:wps="http://schemas.microsoft.com/office/word/2010/wordprocessingShape" mc:Ignorable="w14 w15 w16se w16cid w16 w16cex w16sdtdh wp14">
+<w:hdr xmlns:wpc="http://schemas.microsoft.com/office/word/2010/wordprocessingCanvas" xmlns:cx="http://schemas.microsoft.com/office/drawing/2014/chartex" xmlns:cx1="http://schemas.microsoft.com/office/drawing/2015/9/8/chartex" xmlns:cx2="http://schemas.microsoft.com/office/drawing/2015/10/21/chartex" xmlns:cx3="http://schemas.microsoft.com/office/drawing/2016/5/9/chartex" xmlns:cx4="http://schemas.microsoft.com/office/drawing/2016/5/10/chartex" xmlns:cx5="http://schemas.microsoft.com/office/drawing/2016/5/11/chartex" xmlns:cx6="http://schemas.microsoft.com/office/drawing/2016/5/12/chartex" xmlns:cx7="http://schemas.microsoft.com/office/drawing/2016/5/13/chartex" xmlns:cx8="http://schemas.microsoft.com/office/drawing/2016/5/14/chartex" xmlns:mc="http://schemas.openxmlformats.org/markup-compatibility/2006" xmlns:aink="http://schemas.microsoft.com/office/drawing/2016/ink" xmlns:am3d="http://schemas.microsoft.com/office/drawing/2017/model3d" xmlns:o="urn:schemas-microsoft-com:office:office" xmlns:oel="http://schemas.microsoft.com/office/2019/extlst" xmlns:r="http://schemas.openxmlformats.org/officeDocument/2006/relationships" xmlns:m="http://schemas.openxmlformats.org/officeDocument/2006/math" xmlns:v="urn:schemas-microsoft-com:vml" xmlns:wp14="http://schemas.microsoft.com/office/word/2010/wordprocessingDrawing" xmlns:wp="http://schemas.openxmlformats.org/drawingml/2006/wordprocessingDrawing" xmlns:w10="urn:schemas-microsoft-com:office:word" xmlns:w="http://schemas.openxmlformats.org/wordprocessingml/2006/main" xmlns:w14="http://schemas.microsoft.com/office/word/2010/wordml" xmlns:w15="http://schemas.microsoft.com/office/word/2012/wordml" xmlns:w16cei="http://schemas.microsoft.com/office/word/2026/wordml/cei" xmlns:w16cex="http://schemas.microsoft.com/office/word/2018/wordml/cex" xmlns:w16cid="http://schemas.microsoft.com/office/word/2016/wordml/cid" xmlns:w16="http://schemas.microsoft.com/office/word/2018/wordml" xmlns:w16du="http://schemas.microsoft.com/office/word/2023/wordml/word16du" xmlns:w16sdtdh="http://schemas.microsoft.com/office/word/2020/wordml/sdtdatahash" xmlns:w16sdtfl="http://schemas.microsoft.com/office/word/2024/wordml/sdtformatlock" xmlns:w16se="http://schemas.microsoft.com/office/word/2015/wordml/symex" xmlns:wpg="http://schemas.microsoft.com/office/word/2010/wordprocessingGroup" xmlns:wpi="http://schemas.microsoft.com/office/word/2010/wordprocessingInk" xmlns:wne="http://schemas.microsoft.com/office/word/2006/wordml" xmlns:wps="http://schemas.microsoft.com/office/word/2010/wordprocessingShape" mc:Ignorable="w14 w15 w16se w16cid w16 w16cex w16sdtdh w16sdtfl w16du wp14">
   <w:p>
     <w:pPr>
       <w:pStyle w:val="Header"/>
@@ -7375,7 +6754,7 @@
             </wp:anchor>
           </w:drawing>
         </mc:Choice>
-        <mc:Fallback xmlns:w16du="http://schemas.microsoft.com/office/word/2023/wordml/word16du" xmlns:w16sdtfl="http://schemas.microsoft.com/office/word/2024/wordml/sdtformatlock">
+        <mc:Fallback>
           <w:pict>
             <v:shapetype w14:anchorId="4A2D593D" id="_x0000_t202" coordsize="21600,21600" o:spt="202" path="m,l,21600r21600,l21600,xe">
               <v:stroke joinstyle="miter"/>
@@ -7421,7 +6800,7 @@
 </file>
 
 <file path=word/numbering.xml><?xml version="1.0" encoding="utf-8"?>
-<w:numbering xmlns:wpc="http://schemas.microsoft.com/office/word/2010/wordprocessingCanvas" xmlns:cx="http://schemas.microsoft.com/office/drawing/2014/chartex" xmlns:cx1="http://schemas.microsoft.com/office/drawing/2015/9/8/chartex" xmlns:cx2="http://schemas.microsoft.com/office/drawing/2015/10/21/chartex" xmlns:cx3="http://schemas.microsoft.com/office/drawing/2016/5/9/chartex" xmlns:cx4="http://schemas.microsoft.com/office/drawing/2016/5/10/chartex" xmlns:cx5="http://schemas.microsoft.com/office/drawing/2016/5/11/chartex" xmlns:cx6="http://schemas.microsoft.com/office/drawing/2016/5/12/chartex" xmlns:cx7="http://schemas.microsoft.com/office/drawing/2016/5/13/chartex" xmlns:cx8="http://schemas.microsoft.com/office/drawing/2016/5/14/chartex" xmlns:mc="http://schemas.openxmlformats.org/markup-compatibility/2006" xmlns:aink="http://schemas.microsoft.com/office/drawing/2016/ink" xmlns:am3d="http://schemas.microsoft.com/office/drawing/2017/model3d" xmlns:o="urn:schemas-microsoft-com:office:office" xmlns:oel="http://schemas.microsoft.com/office/2019/extlst" xmlns:r="http://schemas.openxmlformats.org/officeDocument/2006/relationships" xmlns:m="http://schemas.openxmlformats.org/officeDocument/2006/math" xmlns:v="urn:schemas-microsoft-com:vml" xmlns:wp14="http://schemas.microsoft.com/office/word/2010/wordprocessingDrawing" xmlns:wp="http://schemas.openxmlformats.org/drawingml/2006/wordprocessingDrawing" xmlns:w10="urn:schemas-microsoft-com:office:word" xmlns:w="http://schemas.openxmlformats.org/wordprocessingml/2006/main" xmlns:w14="http://schemas.microsoft.com/office/word/2010/wordml" xmlns:w15="http://schemas.microsoft.com/office/word/2012/wordml" xmlns:w16cex="http://schemas.microsoft.com/office/word/2018/wordml/cex" xmlns:w16cid="http://schemas.microsoft.com/office/word/2016/wordml/cid" xmlns:w16="http://schemas.microsoft.com/office/word/2018/wordml" xmlns:w16sdtdh="http://schemas.microsoft.com/office/word/2020/wordml/sdtdatahash" xmlns:w16se="http://schemas.microsoft.com/office/word/2015/wordml/symex" xmlns:wpg="http://schemas.microsoft.com/office/word/2010/wordprocessingGroup" xmlns:wpi="http://schemas.microsoft.com/office/word/2010/wordprocessingInk" xmlns:wne="http://schemas.microsoft.com/office/word/2006/wordml" xmlns:wps="http://schemas.microsoft.com/office/word/2010/wordprocessingShape" mc:Ignorable="w14 w15 w16se w16cid w16 w16cex w16sdtdh wp14">
+<w:numbering xmlns:wpc="http://schemas.microsoft.com/office/word/2010/wordprocessingCanvas" xmlns:cx="http://schemas.microsoft.com/office/drawing/2014/chartex" xmlns:cx1="http://schemas.microsoft.com/office/drawing/2015/9/8/chartex" xmlns:cx2="http://schemas.microsoft.com/office/drawing/2015/10/21/chartex" xmlns:cx3="http://schemas.microsoft.com/office/drawing/2016/5/9/chartex" xmlns:cx4="http://schemas.microsoft.com/office/drawing/2016/5/10/chartex" xmlns:cx5="http://schemas.microsoft.com/office/drawing/2016/5/11/chartex" xmlns:cx6="http://schemas.microsoft.com/office/drawing/2016/5/12/chartex" xmlns:cx7="http://schemas.microsoft.com/office/drawing/2016/5/13/chartex" xmlns:cx8="http://schemas.microsoft.com/office/drawing/2016/5/14/chartex" xmlns:mc="http://schemas.openxmlformats.org/markup-compatibility/2006" xmlns:aink="http://schemas.microsoft.com/office/drawing/2016/ink" xmlns:am3d="http://schemas.microsoft.com/office/drawing/2017/model3d" xmlns:o="urn:schemas-microsoft-com:office:office" xmlns:oel="http://schemas.microsoft.com/office/2019/extlst" xmlns:r="http://schemas.openxmlformats.org/officeDocument/2006/relationships" xmlns:m="http://schemas.openxmlformats.org/officeDocument/2006/math" xmlns:v="urn:schemas-microsoft-com:vml" xmlns:wp14="http://schemas.microsoft.com/office/word/2010/wordprocessingDrawing" xmlns:wp="http://schemas.openxmlformats.org/drawingml/2006/wordprocessingDrawing" xmlns:w10="urn:schemas-microsoft-com:office:word" xmlns:w="http://schemas.openxmlformats.org/wordprocessingml/2006/main" xmlns:w14="http://schemas.microsoft.com/office/word/2010/wordml" xmlns:w15="http://schemas.microsoft.com/office/word/2012/wordml" xmlns:w16cei="http://schemas.microsoft.com/office/word/2026/wordml/cei" xmlns:w16cex="http://schemas.microsoft.com/office/word/2018/wordml/cex" xmlns:w16cid="http://schemas.microsoft.com/office/word/2016/wordml/cid" xmlns:w16="http://schemas.microsoft.com/office/word/2018/wordml" xmlns:w16du="http://schemas.microsoft.com/office/word/2023/wordml/word16du" xmlns:w16sdtdh="http://schemas.microsoft.com/office/word/2020/wordml/sdtdatahash" xmlns:w16sdtfl="http://schemas.microsoft.com/office/word/2024/wordml/sdtformatlock" xmlns:w16se="http://schemas.microsoft.com/office/word/2015/wordml/symex" xmlns:wpg="http://schemas.microsoft.com/office/word/2010/wordprocessingGroup" xmlns:wpi="http://schemas.microsoft.com/office/word/2010/wordprocessingInk" xmlns:wne="http://schemas.microsoft.com/office/word/2006/wordml" xmlns:wps="http://schemas.microsoft.com/office/word/2010/wordprocessingShape" mc:Ignorable="w14 w15 w16se w16cid w16 w16cex w16sdtdh w16sdtfl w16du wp14">
   <w:abstractNum w:abstractNumId="0" w15:restartNumberingAfterBreak="0">
     <w:nsid w:val="02A51885"/>
     <w:multiLevelType w:val="hybridMultilevel"/>
@@ -12076,7 +11455,7 @@
 </file>
 
 <file path=word/styles.xml><?xml version="1.0" encoding="utf-8"?>
-<w:styles xmlns:mc="http://schemas.openxmlformats.org/markup-compatibility/2006" xmlns:r="http://schemas.openxmlformats.org/officeDocument/2006/relationships" xmlns:w="http://schemas.openxmlformats.org/wordprocessingml/2006/main" xmlns:w14="http://schemas.microsoft.com/office/word/2010/wordml" xmlns:w15="http://schemas.microsoft.com/office/word/2012/wordml" xmlns:w16cex="http://schemas.microsoft.com/office/word/2018/wordml/cex" xmlns:w16cid="http://schemas.microsoft.com/office/word/2016/wordml/cid" xmlns:w16="http://schemas.microsoft.com/office/word/2018/wordml" xmlns:w16sdtdh="http://schemas.microsoft.com/office/word/2020/wordml/sdtdatahash" xmlns:w16se="http://schemas.microsoft.com/office/word/2015/wordml/symex" mc:Ignorable="w14 w15 w16se w16cid w16 w16cex w16sdtdh">
+<w:styles xmlns:mc="http://schemas.openxmlformats.org/markup-compatibility/2006" xmlns:r="http://schemas.openxmlformats.org/officeDocument/2006/relationships" xmlns:w="http://schemas.openxmlformats.org/wordprocessingml/2006/main" xmlns:w14="http://schemas.microsoft.com/office/word/2010/wordml" xmlns:w15="http://schemas.microsoft.com/office/word/2012/wordml" xmlns:w16cex="http://schemas.microsoft.com/office/word/2018/wordml/cex" xmlns:w16cid="http://schemas.microsoft.com/office/word/2016/wordml/cid" xmlns:w16="http://schemas.microsoft.com/office/word/2018/wordml" xmlns:w16du="http://schemas.microsoft.com/office/word/2023/wordml/word16du" xmlns:w16sdtdh="http://schemas.microsoft.com/office/word/2020/wordml/sdtdatahash" xmlns:w16sdtfl="http://schemas.microsoft.com/office/word/2024/wordml/sdtformatlock" xmlns:w16se="http://schemas.microsoft.com/office/word/2015/wordml/symex" mc:Ignorable="w14 w15 w16se w16cid w16 w16cex w16sdtdh w16sdtfl w16du">
   <w:docDefaults>
     <w:rPrDefault>
       <w:rPr>
@@ -12466,7 +11845,7 @@
       <w:spacing w:after="100" w:line="254" w:lineRule="auto"/>
     </w:pPr>
     <w:rPr>
-      <w:rFonts w:asciiTheme="minorHAnsi" w:hAnsiTheme="minorHAnsi" w:ascii="Arial" w:hAnsi="Arial"/>
+      <w:rFonts w:asciiTheme="minorHAnsi" w:hAnsiTheme="minorHAnsi"/>
       <w:sz w:val="24"/>
       <w:szCs w:val="24"/>
       <w:lang w:val="en-US" w:eastAsia="en-SG" w:bidi="th-TH"/>
@@ -13229,7 +12608,7 @@
     <w:unhideWhenUsed/>
     <w:rsid w:val="00DB37C9"/>
     <w:pPr>
-      <w:spacing w:before="100" w:beforeAutospacing="1" w:after="100" w:afterAutospacing="1"/>
+      <w:spacing w:before="100" w:beforeAutospacing="1" w:afterAutospacing="1"/>
     </w:pPr>
     <w:rPr>
       <w:lang w:val="en-SG" w:eastAsia="zh-CN"/>
@@ -13358,7 +12737,6 @@
       <w:tabs>
         <w:tab w:val="right" w:leader="dot" w:pos="9739"/>
       </w:tabs>
-      <w:spacing w:after="100"/>
       <w:ind w:left="720" w:hanging="450"/>
     </w:pPr>
     <w:rPr>
@@ -13378,7 +12756,6 @@
       <w:tabs>
         <w:tab w:val="right" w:leader="dot" w:pos="9739"/>
       </w:tabs>
-      <w:spacing w:after="100"/>
       <w:ind w:left="720"/>
     </w:pPr>
     <w:rPr>
@@ -13658,7 +13035,6 @@
       <w:tabs>
         <w:tab w:val="right" w:leader="dot" w:pos="9739"/>
       </w:tabs>
-      <w:spacing w:after="100"/>
       <w:ind w:left="480" w:firstLine="1080"/>
     </w:pPr>
     <w:rPr>
@@ -14104,10 +13480,10 @@
   <w:style w:type="paragraph" w:customStyle="1" w:styleId="ReportBody">
     <w:name w:val="Report Body"/>
     <w:pPr>
-      <w:spacing w:before="0" w:after="80" w:line="247" w:lineRule="auto"/>
+      <w:spacing w:after="80" w:line="247" w:lineRule="auto"/>
     </w:pPr>
     <w:rPr>
-      <w:rFonts w:ascii="Carlito" w:hAnsi="Carlito" w:eastAsia="Carlito"/>
+      <w:rFonts w:ascii="Carlito" w:eastAsia="Carlito" w:hAnsi="Carlito"/>
       <w:color w:val="252525"/>
       <w:sz w:val="24"/>
     </w:rPr>
@@ -14116,10 +13492,10 @@
     <w:name w:val="Report Title"/>
     <w:pPr>
       <w:keepNext/>
-      <w:spacing w:before="0" w:after="20"/>
+      <w:spacing w:after="20"/>
     </w:pPr>
     <w:rPr>
-      <w:rFonts w:ascii="Carlito" w:hAnsi="Carlito" w:eastAsia="Carlito"/>
+      <w:rFonts w:ascii="Carlito" w:eastAsia="Carlito" w:hAnsi="Carlito"/>
       <w:b/>
       <w:color w:val="4B2A63"/>
       <w:sz w:val="36"/>
@@ -14129,10 +13505,10 @@
     <w:name w:val="Report Subtitle"/>
     <w:pPr>
       <w:keepNext/>
-      <w:spacing w:before="0" w:after="80"/>
+      <w:spacing w:after="80"/>
     </w:pPr>
     <w:rPr>
-      <w:rFonts w:ascii="Carlito" w:hAnsi="Carlito" w:eastAsia="Carlito"/>
+      <w:rFonts w:ascii="Carlito" w:eastAsia="Carlito" w:hAnsi="Carlito"/>
       <w:i/>
       <w:color w:val="666666"/>
       <w:sz w:val="21"/>
@@ -14145,7 +13521,7 @@
       <w:spacing w:before="80" w:after="60"/>
     </w:pPr>
     <w:rPr>
-      <w:rFonts w:ascii="Carlito" w:hAnsi="Carlito" w:eastAsia="Carlito"/>
+      <w:rFonts w:ascii="Carlito" w:eastAsia="Carlito" w:hAnsi="Carlito"/>
       <w:b/>
       <w:color w:val="4B2A63"/>
       <w:sz w:val="26"/>
@@ -14158,7 +13534,7 @@
       <w:spacing w:before="60" w:after="40"/>
     </w:pPr>
     <w:rPr>
-      <w:rFonts w:ascii="Carlito" w:hAnsi="Carlito" w:eastAsia="Carlito"/>
+      <w:rFonts w:ascii="Carlito" w:eastAsia="Carlito" w:hAnsi="Carlito"/>
       <w:b/>
       <w:color w:val="5B3B73"/>
       <w:sz w:val="24"/>
@@ -14167,10 +13543,10 @@
   <w:style w:type="paragraph" w:customStyle="1" w:styleId="ReportSmall">
     <w:name w:val="Report Small"/>
     <w:pPr>
-      <w:spacing w:before="0" w:after="40" w:line="240" w:lineRule="auto"/>
+      <w:spacing w:after="40"/>
     </w:pPr>
     <w:rPr>
-      <w:rFonts w:ascii="Carlito" w:hAnsi="Carlito" w:eastAsia="Carlito"/>
+      <w:rFonts w:ascii="Carlito" w:eastAsia="Carlito" w:hAnsi="Carlito"/>
       <w:color w:val="252525"/>
       <w:sz w:val="19"/>
     </w:rPr>
@@ -14178,11 +13554,11 @@
   <w:style w:type="paragraph" w:customStyle="1" w:styleId="ReportReference">
     <w:name w:val="Report Reference"/>
     <w:pPr>
-      <w:spacing w:before="0" w:after="20" w:line="240" w:lineRule="auto"/>
+      <w:spacing w:after="20"/>
       <w:ind w:left="230" w:hanging="230"/>
     </w:pPr>
     <w:rPr>
-      <w:rFonts w:ascii="Carlito" w:hAnsi="Carlito" w:eastAsia="Carlito"/>
+      <w:rFonts w:ascii="Carlito" w:eastAsia="Carlito" w:hAnsi="Carlito"/>
       <w:color w:val="252525"/>
       <w:sz w:val="19"/>
     </w:rPr>
@@ -14194,10 +13570,6 @@
       <w:spacing w:after="40" w:line="240" w:lineRule="auto"/>
       <w:ind w:left="317" w:hanging="202"/>
     </w:pPr>
-    <w:rPr>
-      <w:rFonts w:ascii="Carlito" w:hAnsi="Carlito" w:eastAsia="Carlito"/>
-      <w:sz w:val="24"/>
-    </w:rPr>
   </w:style>
 </w:styles>
 </file>
@@ -14486,19 +13858,19 @@
 </file>
 
 <file path=customXml/item1.xml><?xml version="1.0" encoding="utf-8"?>
-<p:properties xmlns:p="http://schemas.microsoft.com/office/2006/metadata/properties" xmlns:xsi="http://www.w3.org/2001/XMLSchema-instance" xmlns:pc="http://schemas.microsoft.com/office/infopath/2007/PartnerControls">
-  <documentManagement>
-    <_ip_UnifiedCompliancePolicyUIAction xmlns="http://schemas.microsoft.com/sharepoint/v3" xsi:nil="true"/>
-    <lcf76f155ced4ddcb4097134ff3c332f xmlns="72f5c66d-4f9b-4523-9c59-0147434cba56">
-      <Terms xmlns="http://schemas.microsoft.com/office/infopath/2007/PartnerControls"/>
-    </lcf76f155ced4ddcb4097134ff3c332f>
-    <TaxCatchAll xmlns="d5671106-6e7e-4942-8aee-9bcd5dd7e66b" xsi:nil="true"/>
-    <_ip_UnifiedCompliancePolicyProperties xmlns="http://schemas.microsoft.com/sharepoint/v3" xsi:nil="true"/>
-  </documentManagement>
-</p:properties>
+<?mso-contentType ?>
+<FormTemplates xmlns="http://schemas.microsoft.com/sharepoint/v3/contenttype/forms">
+  <Display>DocumentLibraryForm</Display>
+  <Edit>DocumentLibraryForm</Edit>
+  <New>DocumentLibraryForm</New>
+</FormTemplates>
 </file>
 
 <file path=customXml/item2.xml><?xml version="1.0" encoding="utf-8"?>
+<b:Sources xmlns:b="http://schemas.openxmlformats.org/officeDocument/2006/bibliography" xmlns="http://schemas.openxmlformats.org/officeDocument/2006/bibliography" SelectedStyle="\MLA.XSL" StyleName="MLA"/>
+</file>
+
+<file path=customXml/item3.xml><?xml version="1.0" encoding="utf-8"?>
 <ct:contentTypeSchema xmlns:ct="http://schemas.microsoft.com/office/2006/metadata/contentType" xmlns:ma="http://schemas.microsoft.com/office/2006/metadata/properties/metaAttributes" ct:_="" ma:_="" ma:contentTypeName="Document" ma:contentTypeID="0x01010088CE47F754C76E4E816A66E05339225A" ma:contentTypeVersion="13" ma:contentTypeDescription="Create a new document." ma:contentTypeScope="" ma:versionID="076a7d54fdb0b635cd2e2f75f54c1b16">
   <xsd:schema xmlns:xsd="http://www.w3.org/2001/XMLSchema" xmlns:xs="http://www.w3.org/2001/XMLSchema" xmlns:p="http://schemas.microsoft.com/office/2006/metadata/properties" xmlns:ns1="http://schemas.microsoft.com/sharepoint/v3" xmlns:ns2="72f5c66d-4f9b-4523-9c59-0147434cba56" xmlns:ns3="d5671106-6e7e-4942-8aee-9bcd5dd7e66b" targetNamespace="http://schemas.microsoft.com/office/2006/metadata/properties" ma:root="true" ma:fieldsID="733d59cbe7e7cf634dfb746df9f4de01" ns1:_="" ns2:_="" ns3:_="">
     <xsd:import namespace="http://schemas.microsoft.com/sharepoint/v3"/>
@@ -14710,32 +14082,36 @@
 </ct:contentTypeSchema>
 </file>
 
-<file path=customXml/item3.xml><?xml version="1.0" encoding="utf-8"?>
-<b:Sources xmlns:b="http://schemas.openxmlformats.org/officeDocument/2006/bibliography" xmlns="http://schemas.openxmlformats.org/officeDocument/2006/bibliography" SelectedStyle="\MLA.XSL" StyleName="MLA"/>
-</file>
-
 <file path=customXml/item4.xml><?xml version="1.0" encoding="utf-8"?>
-<?mso-contentType ?>
-<FormTemplates xmlns="http://schemas.microsoft.com/sharepoint/v3/contenttype/forms">
-  <Display>DocumentLibraryForm</Display>
-  <Edit>DocumentLibraryForm</Edit>
-  <New>DocumentLibraryForm</New>
-</FormTemplates>
+<p:properties xmlns:p="http://schemas.microsoft.com/office/2006/metadata/properties" xmlns:xsi="http://www.w3.org/2001/XMLSchema-instance" xmlns:pc="http://schemas.microsoft.com/office/infopath/2007/PartnerControls">
+  <documentManagement>
+    <_ip_UnifiedCompliancePolicyUIAction xmlns="http://schemas.microsoft.com/sharepoint/v3" xsi:nil="true"/>
+    <lcf76f155ced4ddcb4097134ff3c332f xmlns="72f5c66d-4f9b-4523-9c59-0147434cba56">
+      <Terms xmlns="http://schemas.microsoft.com/office/infopath/2007/PartnerControls"/>
+    </lcf76f155ced4ddcb4097134ff3c332f>
+    <TaxCatchAll xmlns="d5671106-6e7e-4942-8aee-9bcd5dd7e66b" xsi:nil="true"/>
+    <_ip_UnifiedCompliancePolicyProperties xmlns="http://schemas.microsoft.com/sharepoint/v3" xsi:nil="true"/>
+  </documentManagement>
+</p:properties>
 </file>
 
 <file path=customXml/itemProps1.xml><?xml version="1.0" encoding="utf-8"?>
-<ds:datastoreItem xmlns:ds="http://schemas.openxmlformats.org/officeDocument/2006/customXml" ds:itemID="{2FE68222-D1D7-4405-9D8B-445901EEA94E}">
+<ds:datastoreItem xmlns:ds="http://schemas.openxmlformats.org/officeDocument/2006/customXml" ds:itemID="{C793F174-B33D-4AAE-9E3B-9A362A6F4892}">
   <ds:schemaRefs>
-    <ds:schemaRef ds:uri="http://schemas.microsoft.com/office/2006/metadata/properties"/>
-    <ds:schemaRef ds:uri="http://schemas.microsoft.com/office/infopath/2007/PartnerControls"/>
-    <ds:schemaRef ds:uri="http://schemas.microsoft.com/sharepoint/v3"/>
-    <ds:schemaRef ds:uri="72f5c66d-4f9b-4523-9c59-0147434cba56"/>
-    <ds:schemaRef ds:uri="d5671106-6e7e-4942-8aee-9bcd5dd7e66b"/>
+    <ds:schemaRef ds:uri="http://schemas.microsoft.com/sharepoint/v3/contenttype/forms"/>
   </ds:schemaRefs>
 </ds:datastoreItem>
 </file>
 
 <file path=customXml/itemProps2.xml><?xml version="1.0" encoding="utf-8"?>
+<ds:datastoreItem xmlns:ds="http://schemas.openxmlformats.org/officeDocument/2006/customXml" ds:itemID="{6A404842-743E-4BBC-99A7-70A911F17733}">
+  <ds:schemaRefs>
+    <ds:schemaRef ds:uri="http://schemas.openxmlformats.org/officeDocument/2006/bibliography"/>
+  </ds:schemaRefs>
+</ds:datastoreItem>
+</file>
+
+<file path=customXml/itemProps3.xml><?xml version="1.0" encoding="utf-8"?>
 <ds:datastoreItem xmlns:ds="http://schemas.openxmlformats.org/officeDocument/2006/customXml" ds:itemID="{77819383-3D86-46CF-A5E7-D6F9C756A7E0}">
   <ds:schemaRefs>
     <ds:schemaRef ds:uri="http://schemas.microsoft.com/office/2006/metadata/contentType"/>
@@ -14755,18 +14131,14 @@
 </ds:datastoreItem>
 </file>
 
-<file path=customXml/itemProps3.xml><?xml version="1.0" encoding="utf-8"?>
-<ds:datastoreItem xmlns:ds="http://schemas.openxmlformats.org/officeDocument/2006/customXml" ds:itemID="{6A404842-743E-4BBC-99A7-70A911F17733}">
+<file path=customXml/itemProps4.xml><?xml version="1.0" encoding="utf-8"?>
+<ds:datastoreItem xmlns:ds="http://schemas.openxmlformats.org/officeDocument/2006/customXml" ds:itemID="{2FE68222-D1D7-4405-9D8B-445901EEA94E}">
   <ds:schemaRefs>
-    <ds:schemaRef ds:uri="http://schemas.openxmlformats.org/officeDocument/2006/bibliography"/>
-  </ds:schemaRefs>
-</ds:datastoreItem>
-</file>
-
-<file path=customXml/itemProps4.xml><?xml version="1.0" encoding="utf-8"?>
-<ds:datastoreItem xmlns:ds="http://schemas.openxmlformats.org/officeDocument/2006/customXml" ds:itemID="{C793F174-B33D-4AAE-9E3B-9A362A6F4892}">
-  <ds:schemaRefs>
-    <ds:schemaRef ds:uri="http://schemas.microsoft.com/sharepoint/v3/contenttype/forms"/>
+    <ds:schemaRef ds:uri="http://schemas.microsoft.com/office/2006/metadata/properties"/>
+    <ds:schemaRef ds:uri="http://schemas.microsoft.com/office/infopath/2007/PartnerControls"/>
+    <ds:schemaRef ds:uri="http://schemas.microsoft.com/sharepoint/v3"/>
+    <ds:schemaRef ds:uri="72f5c66d-4f9b-4523-9c59-0147434cba56"/>
+    <ds:schemaRef ds:uri="d5671106-6e7e-4942-8aee-9bcd5dd7e66b"/>
   </ds:schemaRefs>
 </ds:datastoreItem>
 </file>